--- a/swh/docx/018.content.docx
+++ b/swh/docx/018.content.docx
@@ -337,114 +337,84 @@
           <w:lang w:val="sw_KE" w:bidi="sw_KE"/>
         </w:rPr>
       </w:r>
-      <w:hyperlink r:id="rId13">
-        <w:r>
-          <w:rPr>
-            <w:lang w:val="sw_KE" w:bidi="sw_KE"/>
-          </w:rPr>
-          <w:rPr>
-            <w:color w:val="0000EE"/>
-            <w:u w:val="single"/>
-          </w:rPr>
-          <w:t>1 Mambo ya Nyakati 20:1</w:t>
-        </w:r>
-      </w:hyperlink>
-    </w:p>
-    <w:p>
-      <w:pPr>
-        <w:pStyle w:val="ListBullet"/>
-        <w:spacing w:line="240" w:lineRule="auto"/>
-        <w:ind w:left="720"/>
-      </w:pPr>
-      <w:r>
-        <w:rPr>
-          <w:lang w:val="sw_KE" w:bidi="sw_KE"/>
-        </w:rPr>
-      </w:r>
-      <w:hyperlink r:id="rId14">
-        <w:r>
-          <w:rPr>
-            <w:lang w:val="sw_KE" w:bidi="sw_KE"/>
-          </w:rPr>
-          <w:rPr>
-            <w:color w:val="0000EE"/>
-            <w:u w:val="single"/>
-          </w:rPr>
-          <w:t>2 Samweli 12:26</w:t>
-        </w:r>
-      </w:hyperlink>
-    </w:p>
-    <w:p>
-      <w:pPr>
-        <w:pStyle w:val="ListBullet"/>
-        <w:spacing w:line="240" w:lineRule="auto"/>
-        <w:ind w:left="720"/>
-      </w:pPr>
-      <w:r>
-        <w:rPr>
-          <w:lang w:val="sw_KE" w:bidi="sw_KE"/>
-        </w:rPr>
-      </w:r>
-      <w:hyperlink r:id="rId15">
-        <w:r>
-          <w:rPr>
-            <w:lang w:val="sw_KE" w:bidi="sw_KE"/>
-          </w:rPr>
-          <w:rPr>
-            <w:color w:val="0000EE"/>
-            <w:u w:val="single"/>
-          </w:rPr>
-          <w:t>Kumbukumbu la Torati 3:11</w:t>
-        </w:r>
-      </w:hyperlink>
-    </w:p>
-    <w:p>
-      <w:pPr>
-        <w:pStyle w:val="ListBullet"/>
-        <w:spacing w:line="240" w:lineRule="auto"/>
-        <w:ind w:left="720"/>
-      </w:pPr>
-      <w:r>
-        <w:rPr>
-          <w:lang w:val="sw_KE" w:bidi="sw_KE"/>
-        </w:rPr>
-      </w:r>
-      <w:hyperlink r:id="rId16">
-        <w:r>
-          <w:rPr>
-            <w:lang w:val="sw_KE" w:bidi="sw_KE"/>
-          </w:rPr>
-          <w:rPr>
-            <w:color w:val="0000EE"/>
-            <w:u w:val="single"/>
-          </w:rPr>
-          <w:t>Ezekieli 25:3–5</w:t>
-        </w:r>
-      </w:hyperlink>
-    </w:p>
-    <w:p>
-      <w:pPr>
-        <w:pStyle w:val="ListBullet"/>
-        <w:spacing w:line="240" w:lineRule="auto"/>
-        <w:ind w:left="720"/>
-      </w:pPr>
-      <w:r>
-        <w:rPr>
-          <w:lang w:val="sw_KE" w:bidi="sw_KE"/>
-        </w:rPr>
-      </w:r>
-      <w:hyperlink r:id="rId17">
-        <w:r>
-          <w:rPr>
-            <w:lang w:val="sw_KE" w:bidi="sw_KE"/>
-          </w:rPr>
-          <w:rPr>
-            <w:color w:val="0000EE"/>
-            <w:u w:val="single"/>
-          </w:rPr>
-          <w:t>Yeremia 49:1–2</w:t>
-        </w:r>
-      </w:hyperlink>
+      <w:r>
+        <w:rPr>
+          <w:lang w:val="sw_KE" w:bidi="sw_KE"/>
+        </w:rPr>
+        <w:t>1 Mambo ya Nyakati 20:1</w:t>
+      </w:r>
+    </w:p>
+    <w:p>
+      <w:pPr>
+        <w:pStyle w:val="ListBullet"/>
+        <w:spacing w:line="240" w:lineRule="auto"/>
+        <w:ind w:left="720"/>
+      </w:pPr>
+      <w:r>
+        <w:rPr>
+          <w:lang w:val="sw_KE" w:bidi="sw_KE"/>
+        </w:rPr>
+      </w:r>
+      <w:r>
+        <w:rPr>
+          <w:lang w:val="sw_KE" w:bidi="sw_KE"/>
+        </w:rPr>
+        <w:t>2 Samweli 12:26</w:t>
+      </w:r>
+    </w:p>
+    <w:p>
+      <w:pPr>
+        <w:pStyle w:val="ListBullet"/>
+        <w:spacing w:line="240" w:lineRule="auto"/>
+        <w:ind w:left="720"/>
+      </w:pPr>
+      <w:r>
+        <w:rPr>
+          <w:lang w:val="sw_KE" w:bidi="sw_KE"/>
+        </w:rPr>
+      </w:r>
+      <w:r>
+        <w:rPr>
+          <w:lang w:val="sw_KE" w:bidi="sw_KE"/>
+        </w:rPr>
+        <w:t>Kumbukumbu la Torati 3:11</w:t>
+      </w:r>
+    </w:p>
+    <w:p>
+      <w:pPr>
+        <w:pStyle w:val="ListBullet"/>
+        <w:spacing w:line="240" w:lineRule="auto"/>
+        <w:ind w:left="720"/>
+      </w:pPr>
+      <w:r>
+        <w:rPr>
+          <w:lang w:val="sw_KE" w:bidi="sw_KE"/>
+        </w:rPr>
+      </w:r>
+      <w:r>
+        <w:rPr>
+          <w:lang w:val="sw_KE" w:bidi="sw_KE"/>
+        </w:rPr>
+        <w:t>Ezekieli 25:3–5</w:t>
+      </w:r>
+    </w:p>
+    <w:p>
+      <w:pPr>
+        <w:pStyle w:val="ListBullet"/>
+        <w:spacing w:line="240" w:lineRule="auto"/>
+        <w:ind w:left="720"/>
+      </w:pPr>
+      <w:r>
+        <w:rPr>
+          <w:lang w:val="sw_KE" w:bidi="sw_KE"/>
+        </w:rPr>
+      </w:r>
+      <w:r>
+        <w:rPr>
+          <w:lang w:val="sw_KE" w:bidi="sw_KE"/>
+        </w:rPr>
+        <w:t>Yeremia 49:1–2</w:t>
+      </w:r>
     </w:p>
     <w:p>
       <w:pPr>
@@ -715,90 +685,66 @@
           <w:lang w:val="sw_KE" w:bidi="sw_KE"/>
         </w:rPr>
       </w:r>
-      <w:hyperlink r:id="rId18">
-        <w:r>
-          <w:rPr>
-            <w:lang w:val="sw_KE" w:bidi="sw_KE"/>
-          </w:rPr>
-          <w:rPr>
-            <w:color w:val="0000EE"/>
-            <w:u w:val="single"/>
-          </w:rPr>
-          <w:t>Yohana 1:49–51</w:t>
-        </w:r>
-      </w:hyperlink>
-    </w:p>
-    <w:p>
-      <w:pPr>
-        <w:pStyle w:val="ListBullet"/>
-        <w:spacing w:line="240" w:lineRule="auto"/>
-        <w:ind w:left="720"/>
-      </w:pPr>
-      <w:r>
-        <w:rPr>
-          <w:lang w:val="sw_KE" w:bidi="sw_KE"/>
-        </w:rPr>
-      </w:r>
-      <w:hyperlink r:id="rId19">
-        <w:r>
-          <w:rPr>
-            <w:lang w:val="sw_KE" w:bidi="sw_KE"/>
-          </w:rPr>
-          <w:rPr>
-            <w:color w:val="0000EE"/>
-            <w:u w:val="single"/>
-          </w:rPr>
-          <w:t>Yohana 6:24–25</w:t>
-        </w:r>
-      </w:hyperlink>
-    </w:p>
-    <w:p>
-      <w:pPr>
-        <w:pStyle w:val="ListBullet"/>
-        <w:spacing w:line="240" w:lineRule="auto"/>
-        <w:ind w:left="720"/>
-      </w:pPr>
-      <w:r>
-        <w:rPr>
-          <w:lang w:val="sw_KE" w:bidi="sw_KE"/>
-        </w:rPr>
-      </w:r>
-      <w:hyperlink r:id="rId20">
-        <w:r>
-          <w:rPr>
-            <w:lang w:val="sw_KE" w:bidi="sw_KE"/>
-          </w:rPr>
-          <w:rPr>
-            <w:color w:val="0000EE"/>
-            <w:u w:val="single"/>
-          </w:rPr>
-          <w:t>Marko 14:43–46</w:t>
-        </w:r>
-      </w:hyperlink>
-    </w:p>
-    <w:p>
-      <w:pPr>
-        <w:pStyle w:val="ListBullet"/>
-        <w:spacing w:line="240" w:lineRule="auto"/>
-        <w:ind w:left="720"/>
-      </w:pPr>
-      <w:r>
-        <w:rPr>
-          <w:lang w:val="sw_KE" w:bidi="sw_KE"/>
-        </w:rPr>
-      </w:r>
-      <w:hyperlink r:id="rId21">
-        <w:r>
-          <w:rPr>
-            <w:lang w:val="sw_KE" w:bidi="sw_KE"/>
-          </w:rPr>
-          <w:rPr>
-            <w:color w:val="0000EE"/>
-            <w:u w:val="single"/>
-          </w:rPr>
-          <w:t>Mathayo 23:8–10</w:t>
-        </w:r>
-      </w:hyperlink>
+      <w:r>
+        <w:rPr>
+          <w:lang w:val="sw_KE" w:bidi="sw_KE"/>
+        </w:rPr>
+        <w:t>Yohana 1:49–51</w:t>
+      </w:r>
+    </w:p>
+    <w:p>
+      <w:pPr>
+        <w:pStyle w:val="ListBullet"/>
+        <w:spacing w:line="240" w:lineRule="auto"/>
+        <w:ind w:left="720"/>
+      </w:pPr>
+      <w:r>
+        <w:rPr>
+          <w:lang w:val="sw_KE" w:bidi="sw_KE"/>
+        </w:rPr>
+      </w:r>
+      <w:r>
+        <w:rPr>
+          <w:lang w:val="sw_KE" w:bidi="sw_KE"/>
+        </w:rPr>
+        <w:t>Yohana 6:24–25</w:t>
+      </w:r>
+    </w:p>
+    <w:p>
+      <w:pPr>
+        <w:pStyle w:val="ListBullet"/>
+        <w:spacing w:line="240" w:lineRule="auto"/>
+        <w:ind w:left="720"/>
+      </w:pPr>
+      <w:r>
+        <w:rPr>
+          <w:lang w:val="sw_KE" w:bidi="sw_KE"/>
+        </w:rPr>
+      </w:r>
+      <w:r>
+        <w:rPr>
+          <w:lang w:val="sw_KE" w:bidi="sw_KE"/>
+        </w:rPr>
+        <w:t>Marko 14:43–46</w:t>
+      </w:r>
+    </w:p>
+    <w:p>
+      <w:pPr>
+        <w:pStyle w:val="ListBullet"/>
+        <w:spacing w:line="240" w:lineRule="auto"/>
+        <w:ind w:left="720"/>
+      </w:pPr>
+      <w:r>
+        <w:rPr>
+          <w:lang w:val="sw_KE" w:bidi="sw_KE"/>
+        </w:rPr>
+      </w:r>
+      <w:r>
+        <w:rPr>
+          <w:lang w:val="sw_KE" w:bidi="sw_KE"/>
+        </w:rPr>
+        <w:t>Mathayo 23:8–10</w:t>
+      </w:r>
     </w:p>
     <w:p>
       <w:pPr>
@@ -1028,114 +974,84 @@
           <w:lang w:val="sw_KE" w:bidi="sw_KE"/>
         </w:rPr>
       </w:r>
-      <w:hyperlink r:id="rId22">
-        <w:r>
-          <w:rPr>
-            <w:lang w:val="sw_KE" w:bidi="sw_KE"/>
-          </w:rPr>
-          <w:rPr>
-            <w:color w:val="0000EE"/>
-            <w:u w:val="single"/>
-          </w:rPr>
-          <w:t>Waebrania 11:29–31</w:t>
-        </w:r>
-      </w:hyperlink>
-    </w:p>
-    <w:p>
-      <w:pPr>
-        <w:pStyle w:val="ListBullet"/>
-        <w:spacing w:line="240" w:lineRule="auto"/>
-        <w:ind w:left="720"/>
-      </w:pPr>
-      <w:r>
-        <w:rPr>
-          <w:lang w:val="sw_KE" w:bidi="sw_KE"/>
-        </w:rPr>
-      </w:r>
-      <w:hyperlink r:id="rId23">
-        <w:r>
-          <w:rPr>
-            <w:lang w:val="sw_KE" w:bidi="sw_KE"/>
-          </w:rPr>
-          <w:rPr>
-            <w:color w:val="0000EE"/>
-            <w:u w:val="single"/>
-          </w:rPr>
-          <w:t>Yakobo 2:25</w:t>
-        </w:r>
-      </w:hyperlink>
-    </w:p>
-    <w:p>
-      <w:pPr>
-        <w:pStyle w:val="ListBullet"/>
-        <w:spacing w:line="240" w:lineRule="auto"/>
-        <w:ind w:left="720"/>
-      </w:pPr>
-      <w:r>
-        <w:rPr>
-          <w:lang w:val="sw_KE" w:bidi="sw_KE"/>
-        </w:rPr>
-      </w:r>
-      <w:hyperlink r:id="rId24">
-        <w:r>
-          <w:rPr>
-            <w:lang w:val="sw_KE" w:bidi="sw_KE"/>
-          </w:rPr>
-          <w:rPr>
-            <w:color w:val="0000EE"/>
-            <w:u w:val="single"/>
-          </w:rPr>
-          <w:t>Yoshua 2:21</w:t>
-        </w:r>
-      </w:hyperlink>
-    </w:p>
-    <w:p>
-      <w:pPr>
-        <w:pStyle w:val="ListBullet"/>
-        <w:spacing w:line="240" w:lineRule="auto"/>
-        <w:ind w:left="720"/>
-      </w:pPr>
-      <w:r>
-        <w:rPr>
-          <w:lang w:val="sw_KE" w:bidi="sw_KE"/>
-        </w:rPr>
-      </w:r>
-      <w:hyperlink r:id="rId25">
-        <w:r>
-          <w:rPr>
-            <w:lang w:val="sw_KE" w:bidi="sw_KE"/>
-          </w:rPr>
-          <w:rPr>
-            <w:color w:val="0000EE"/>
-            <w:u w:val="single"/>
-          </w:rPr>
-          <w:t>Yoshua 6:17–19</w:t>
-        </w:r>
-      </w:hyperlink>
-    </w:p>
-    <w:p>
-      <w:pPr>
-        <w:pStyle w:val="ListBullet"/>
-        <w:spacing w:line="240" w:lineRule="auto"/>
-        <w:ind w:left="720"/>
-      </w:pPr>
-      <w:r>
-        <w:rPr>
-          <w:lang w:val="sw_KE" w:bidi="sw_KE"/>
-        </w:rPr>
-      </w:r>
-      <w:hyperlink r:id="rId26">
-        <w:r>
-          <w:rPr>
-            <w:lang w:val="sw_KE" w:bidi="sw_KE"/>
-          </w:rPr>
-          <w:rPr>
-            <w:color w:val="0000EE"/>
-            <w:u w:val="single"/>
-          </w:rPr>
-          <w:t>Mathayo 1:5</w:t>
-        </w:r>
-      </w:hyperlink>
+      <w:r>
+        <w:rPr>
+          <w:lang w:val="sw_KE" w:bidi="sw_KE"/>
+        </w:rPr>
+        <w:t>Waebrania 11:29–31</w:t>
+      </w:r>
+    </w:p>
+    <w:p>
+      <w:pPr>
+        <w:pStyle w:val="ListBullet"/>
+        <w:spacing w:line="240" w:lineRule="auto"/>
+        <w:ind w:left="720"/>
+      </w:pPr>
+      <w:r>
+        <w:rPr>
+          <w:lang w:val="sw_KE" w:bidi="sw_KE"/>
+        </w:rPr>
+      </w:r>
+      <w:r>
+        <w:rPr>
+          <w:lang w:val="sw_KE" w:bidi="sw_KE"/>
+        </w:rPr>
+        <w:t>Yakobo 2:25</w:t>
+      </w:r>
+    </w:p>
+    <w:p>
+      <w:pPr>
+        <w:pStyle w:val="ListBullet"/>
+        <w:spacing w:line="240" w:lineRule="auto"/>
+        <w:ind w:left="720"/>
+      </w:pPr>
+      <w:r>
+        <w:rPr>
+          <w:lang w:val="sw_KE" w:bidi="sw_KE"/>
+        </w:rPr>
+      </w:r>
+      <w:r>
+        <w:rPr>
+          <w:lang w:val="sw_KE" w:bidi="sw_KE"/>
+        </w:rPr>
+        <w:t>Yoshua 2:21</w:t>
+      </w:r>
+    </w:p>
+    <w:p>
+      <w:pPr>
+        <w:pStyle w:val="ListBullet"/>
+        <w:spacing w:line="240" w:lineRule="auto"/>
+        <w:ind w:left="720"/>
+      </w:pPr>
+      <w:r>
+        <w:rPr>
+          <w:lang w:val="sw_KE" w:bidi="sw_KE"/>
+        </w:rPr>
+      </w:r>
+      <w:r>
+        <w:rPr>
+          <w:lang w:val="sw_KE" w:bidi="sw_KE"/>
+        </w:rPr>
+        <w:t>Yoshua 6:17–19</w:t>
+      </w:r>
+    </w:p>
+    <w:p>
+      <w:pPr>
+        <w:pStyle w:val="ListBullet"/>
+        <w:spacing w:line="240" w:lineRule="auto"/>
+        <w:ind w:left="720"/>
+      </w:pPr>
+      <w:r>
+        <w:rPr>
+          <w:lang w:val="sw_KE" w:bidi="sw_KE"/>
+        </w:rPr>
+      </w:r>
+      <w:r>
+        <w:rPr>
+          <w:lang w:val="sw_KE" w:bidi="sw_KE"/>
+        </w:rPr>
+        <w:t>Mathayo 1:5</w:t>
+      </w:r>
     </w:p>
     <w:p>
       <w:pPr>
@@ -1501,138 +1417,102 @@
           <w:lang w:val="sw_KE" w:bidi="sw_KE"/>
         </w:rPr>
       </w:r>
-      <w:hyperlink r:id="rId27">
-        <w:r>
-          <w:rPr>
-            <w:lang w:val="sw_KE" w:bidi="sw_KE"/>
-          </w:rPr>
-          <w:rPr>
-            <w:color w:val="0000EE"/>
-            <w:u w:val="single"/>
-          </w:rPr>
-          <w:t>Mwanzo 29:6</w:t>
-        </w:r>
-      </w:hyperlink>
-    </w:p>
-    <w:p>
-      <w:pPr>
-        <w:pStyle w:val="ListBullet"/>
-        <w:spacing w:line="240" w:lineRule="auto"/>
-        <w:ind w:left="720"/>
-      </w:pPr>
-      <w:r>
-        <w:rPr>
-          <w:lang w:val="sw_KE" w:bidi="sw_KE"/>
-        </w:rPr>
-      </w:r>
-      <w:hyperlink r:id="rId28">
-        <w:r>
-          <w:rPr>
-            <w:lang w:val="sw_KE" w:bidi="sw_KE"/>
-          </w:rPr>
-          <w:rPr>
-            <w:color w:val="0000EE"/>
-            <w:u w:val="single"/>
-          </w:rPr>
-          <w:t>Mwanzo 29:19–20</w:t>
-        </w:r>
-      </w:hyperlink>
-    </w:p>
-    <w:p>
-      <w:pPr>
-        <w:pStyle w:val="ListBullet"/>
-        <w:spacing w:line="240" w:lineRule="auto"/>
-        <w:ind w:left="720"/>
-      </w:pPr>
-      <w:r>
-        <w:rPr>
-          <w:lang w:val="sw_KE" w:bidi="sw_KE"/>
-        </w:rPr>
-      </w:r>
-      <w:hyperlink r:id="rId29">
-        <w:r>
-          <w:rPr>
-            <w:lang w:val="sw_KE" w:bidi="sw_KE"/>
-          </w:rPr>
-          <w:rPr>
-            <w:color w:val="0000EE"/>
-            <w:u w:val="single"/>
-          </w:rPr>
-          <w:t>Mwanzo 29:30</w:t>
-        </w:r>
-      </w:hyperlink>
-    </w:p>
-    <w:p>
-      <w:pPr>
-        <w:pStyle w:val="ListBullet"/>
-        <w:spacing w:line="240" w:lineRule="auto"/>
-        <w:ind w:left="720"/>
-      </w:pPr>
-      <w:r>
-        <w:rPr>
-          <w:lang w:val="sw_KE" w:bidi="sw_KE"/>
-        </w:rPr>
-      </w:r>
-      <w:hyperlink r:id="rId30">
-        <w:r>
-          <w:rPr>
-            <w:lang w:val="sw_KE" w:bidi="sw_KE"/>
-          </w:rPr>
-          <w:rPr>
-            <w:color w:val="0000EE"/>
-            <w:u w:val="single"/>
-          </w:rPr>
-          <w:t>Mwanzo 31:6</w:t>
-        </w:r>
-      </w:hyperlink>
-    </w:p>
-    <w:p>
-      <w:pPr>
-        <w:pStyle w:val="ListBullet"/>
-        <w:spacing w:line="240" w:lineRule="auto"/>
-        <w:ind w:left="720"/>
-      </w:pPr>
-      <w:r>
-        <w:rPr>
-          <w:lang w:val="sw_KE" w:bidi="sw_KE"/>
-        </w:rPr>
-      </w:r>
-      <w:hyperlink r:id="rId31">
-        <w:r>
-          <w:rPr>
-            <w:lang w:val="sw_KE" w:bidi="sw_KE"/>
-          </w:rPr>
-          <w:rPr>
-            <w:color w:val="0000EE"/>
-            <w:u w:val="single"/>
-          </w:rPr>
-          <w:t>Mwanzo 33:1–3</w:t>
-        </w:r>
-      </w:hyperlink>
-    </w:p>
-    <w:p>
-      <w:pPr>
-        <w:pStyle w:val="ListBullet"/>
-        <w:spacing w:line="240" w:lineRule="auto"/>
-        <w:ind w:left="720"/>
-      </w:pPr>
-      <w:r>
-        <w:rPr>
-          <w:lang w:val="sw_KE" w:bidi="sw_KE"/>
-        </w:rPr>
-      </w:r>
-      <w:hyperlink r:id="rId32">
-        <w:r>
-          <w:rPr>
-            <w:lang w:val="sw_KE" w:bidi="sw_KE"/>
-          </w:rPr>
-          <w:rPr>
-            <w:color w:val="0000EE"/>
-            <w:u w:val="single"/>
-          </w:rPr>
-          <w:t>Mathayo 2:18</w:t>
-        </w:r>
-      </w:hyperlink>
+      <w:r>
+        <w:rPr>
+          <w:lang w:val="sw_KE" w:bidi="sw_KE"/>
+        </w:rPr>
+        <w:t>Mwanzo 29:6</w:t>
+      </w:r>
+    </w:p>
+    <w:p>
+      <w:pPr>
+        <w:pStyle w:val="ListBullet"/>
+        <w:spacing w:line="240" w:lineRule="auto"/>
+        <w:ind w:left="720"/>
+      </w:pPr>
+      <w:r>
+        <w:rPr>
+          <w:lang w:val="sw_KE" w:bidi="sw_KE"/>
+        </w:rPr>
+      </w:r>
+      <w:r>
+        <w:rPr>
+          <w:lang w:val="sw_KE" w:bidi="sw_KE"/>
+        </w:rPr>
+        <w:t>Mwanzo 29:19–20</w:t>
+      </w:r>
+    </w:p>
+    <w:p>
+      <w:pPr>
+        <w:pStyle w:val="ListBullet"/>
+        <w:spacing w:line="240" w:lineRule="auto"/>
+        <w:ind w:left="720"/>
+      </w:pPr>
+      <w:r>
+        <w:rPr>
+          <w:lang w:val="sw_KE" w:bidi="sw_KE"/>
+        </w:rPr>
+      </w:r>
+      <w:r>
+        <w:rPr>
+          <w:lang w:val="sw_KE" w:bidi="sw_KE"/>
+        </w:rPr>
+        <w:t>Mwanzo 29:30</w:t>
+      </w:r>
+    </w:p>
+    <w:p>
+      <w:pPr>
+        <w:pStyle w:val="ListBullet"/>
+        <w:spacing w:line="240" w:lineRule="auto"/>
+        <w:ind w:left="720"/>
+      </w:pPr>
+      <w:r>
+        <w:rPr>
+          <w:lang w:val="sw_KE" w:bidi="sw_KE"/>
+        </w:rPr>
+      </w:r>
+      <w:r>
+        <w:rPr>
+          <w:lang w:val="sw_KE" w:bidi="sw_KE"/>
+        </w:rPr>
+        <w:t>Mwanzo 31:6</w:t>
+      </w:r>
+    </w:p>
+    <w:p>
+      <w:pPr>
+        <w:pStyle w:val="ListBullet"/>
+        <w:spacing w:line="240" w:lineRule="auto"/>
+        <w:ind w:left="720"/>
+      </w:pPr>
+      <w:r>
+        <w:rPr>
+          <w:lang w:val="sw_KE" w:bidi="sw_KE"/>
+        </w:rPr>
+      </w:r>
+      <w:r>
+        <w:rPr>
+          <w:lang w:val="sw_KE" w:bidi="sw_KE"/>
+        </w:rPr>
+        <w:t>Mwanzo 33:1–3</w:t>
+      </w:r>
+    </w:p>
+    <w:p>
+      <w:pPr>
+        <w:pStyle w:val="ListBullet"/>
+        <w:spacing w:line="240" w:lineRule="auto"/>
+        <w:ind w:left="720"/>
+      </w:pPr>
+      <w:r>
+        <w:rPr>
+          <w:lang w:val="sw_KE" w:bidi="sw_KE"/>
+        </w:rPr>
+      </w:r>
+      <w:r>
+        <w:rPr>
+          <w:lang w:val="sw_KE" w:bidi="sw_KE"/>
+        </w:rPr>
+        <w:t>Mathayo 2:18</w:t>
+      </w:r>
     </w:p>
     <w:p>
       <w:pPr>
@@ -1860,90 +1740,66 @@
           <w:lang w:val="sw_KE" w:bidi="sw_KE"/>
         </w:rPr>
       </w:r>
-      <w:hyperlink r:id="rId33">
-        <w:r>
-          <w:rPr>
-            <w:lang w:val="sw_KE" w:bidi="sw_KE"/>
-          </w:rPr>
-          <w:rPr>
-            <w:color w:val="0000EE"/>
-            <w:u w:val="single"/>
-          </w:rPr>
-          <w:t>Matendo 21:39–40</w:t>
-        </w:r>
-      </w:hyperlink>
-    </w:p>
-    <w:p>
-      <w:pPr>
-        <w:pStyle w:val="ListBullet"/>
-        <w:spacing w:line="240" w:lineRule="auto"/>
-        <w:ind w:left="720"/>
-      </w:pPr>
-      <w:r>
-        <w:rPr>
-          <w:lang w:val="sw_KE" w:bidi="sw_KE"/>
-        </w:rPr>
-      </w:r>
-      <w:hyperlink r:id="rId34">
-        <w:r>
-          <w:rPr>
-            <w:lang w:val="sw_KE" w:bidi="sw_KE"/>
-          </w:rPr>
-          <w:rPr>
-            <w:color w:val="0000EE"/>
-            <w:u w:val="single"/>
-          </w:rPr>
-          <w:t>Isaya 3:3</w:t>
-        </w:r>
-      </w:hyperlink>
-    </w:p>
-    <w:p>
-      <w:pPr>
-        <w:pStyle w:val="ListBullet"/>
-        <w:spacing w:line="240" w:lineRule="auto"/>
-        <w:ind w:left="720"/>
-      </w:pPr>
-      <w:r>
-        <w:rPr>
-          <w:lang w:val="sw_KE" w:bidi="sw_KE"/>
-        </w:rPr>
-      </w:r>
-      <w:hyperlink r:id="rId35">
-        <w:r>
-          <w:rPr>
-            <w:lang w:val="sw_KE" w:bidi="sw_KE"/>
-          </w:rPr>
-          <w:rPr>
-            <w:color w:val="0000EE"/>
-            <w:u w:val="single"/>
-          </w:rPr>
-          <w:t>Luka 15:15</w:t>
-        </w:r>
-      </w:hyperlink>
-    </w:p>
-    <w:p>
-      <w:pPr>
-        <w:pStyle w:val="ListBullet"/>
-        <w:spacing w:line="240" w:lineRule="auto"/>
-        <w:ind w:left="720"/>
-      </w:pPr>
-      <w:r>
-        <w:rPr>
-          <w:lang w:val="sw_KE" w:bidi="sw_KE"/>
-        </w:rPr>
-      </w:r>
-      <w:hyperlink r:id="rId36">
-        <w:r>
-          <w:rPr>
-            <w:lang w:val="sw_KE" w:bidi="sw_KE"/>
-          </w:rPr>
-          <w:rPr>
-            <w:color w:val="0000EE"/>
-            <w:u w:val="single"/>
-          </w:rPr>
-          <w:t>Luka 19:14</w:t>
-        </w:r>
-      </w:hyperlink>
+      <w:r>
+        <w:rPr>
+          <w:lang w:val="sw_KE" w:bidi="sw_KE"/>
+        </w:rPr>
+        <w:t>Matendo 21:39–40</w:t>
+      </w:r>
+    </w:p>
+    <w:p>
+      <w:pPr>
+        <w:pStyle w:val="ListBullet"/>
+        <w:spacing w:line="240" w:lineRule="auto"/>
+        <w:ind w:left="720"/>
+      </w:pPr>
+      <w:r>
+        <w:rPr>
+          <w:lang w:val="sw_KE" w:bidi="sw_KE"/>
+        </w:rPr>
+      </w:r>
+      <w:r>
+        <w:rPr>
+          <w:lang w:val="sw_KE" w:bidi="sw_KE"/>
+        </w:rPr>
+        <w:t>Isaya 3:3</w:t>
+      </w:r>
+    </w:p>
+    <w:p>
+      <w:pPr>
+        <w:pStyle w:val="ListBullet"/>
+        <w:spacing w:line="240" w:lineRule="auto"/>
+        <w:ind w:left="720"/>
+      </w:pPr>
+      <w:r>
+        <w:rPr>
+          <w:lang w:val="sw_KE" w:bidi="sw_KE"/>
+        </w:rPr>
+      </w:r>
+      <w:r>
+        <w:rPr>
+          <w:lang w:val="sw_KE" w:bidi="sw_KE"/>
+        </w:rPr>
+        <w:t>Luka 15:15</w:t>
+      </w:r>
+    </w:p>
+    <w:p>
+      <w:pPr>
+        <w:pStyle w:val="ListBullet"/>
+        <w:spacing w:line="240" w:lineRule="auto"/>
+        <w:ind w:left="720"/>
+      </w:pPr>
+      <w:r>
+        <w:rPr>
+          <w:lang w:val="sw_KE" w:bidi="sw_KE"/>
+        </w:rPr>
+      </w:r>
+      <w:r>
+        <w:rPr>
+          <w:lang w:val="sw_KE" w:bidi="sw_KE"/>
+        </w:rPr>
+        <w:t>Luka 19:14</w:t>
+      </w:r>
     </w:p>
     <w:p>
       <w:pPr>
@@ -2161,138 +2017,102 @@
           <w:lang w:val="sw_KE" w:bidi="sw_KE"/>
         </w:rPr>
       </w:r>
-      <w:hyperlink r:id="rId37">
-        <w:r>
-          <w:rPr>
-            <w:lang w:val="sw_KE" w:bidi="sw_KE"/>
-          </w:rPr>
-          <w:rPr>
-            <w:color w:val="0000EE"/>
-            <w:u w:val="single"/>
-          </w:rPr>
-          <w:t>1 Mambo ya Nyakati 27:27</w:t>
-        </w:r>
-      </w:hyperlink>
-    </w:p>
-    <w:p>
-      <w:pPr>
-        <w:pStyle w:val="ListBullet"/>
-        <w:spacing w:line="240" w:lineRule="auto"/>
-        <w:ind w:left="720"/>
-      </w:pPr>
-      <w:r>
-        <w:rPr>
-          <w:lang w:val="sw_KE" w:bidi="sw_KE"/>
-        </w:rPr>
-      </w:r>
-      <w:hyperlink r:id="rId38">
-        <w:r>
-          <w:rPr>
-            <w:lang w:val="sw_KE" w:bidi="sw_KE"/>
-          </w:rPr>
-          <w:rPr>
-            <w:color w:val="0000EE"/>
-            <w:u w:val="single"/>
-          </w:rPr>
-          <w:t>1 Samweli 2:11</w:t>
-        </w:r>
-      </w:hyperlink>
-    </w:p>
-    <w:p>
-      <w:pPr>
-        <w:pStyle w:val="ListBullet"/>
-        <w:spacing w:line="240" w:lineRule="auto"/>
-        <w:ind w:left="720"/>
-      </w:pPr>
-      <w:r>
-        <w:rPr>
-          <w:lang w:val="sw_KE" w:bidi="sw_KE"/>
-        </w:rPr>
-      </w:r>
-      <w:hyperlink r:id="rId39">
-        <w:r>
-          <w:rPr>
-            <w:lang w:val="sw_KE" w:bidi="sw_KE"/>
-          </w:rPr>
-          <w:rPr>
-            <w:color w:val="0000EE"/>
-            <w:u w:val="single"/>
-          </w:rPr>
-          <w:t>2 Mambo ya Nyakati 16:1</w:t>
-        </w:r>
-      </w:hyperlink>
-    </w:p>
-    <w:p>
-      <w:pPr>
-        <w:pStyle w:val="ListBullet"/>
-        <w:spacing w:line="240" w:lineRule="auto"/>
-        <w:ind w:left="720"/>
-      </w:pPr>
-      <w:r>
-        <w:rPr>
-          <w:lang w:val="sw_KE" w:bidi="sw_KE"/>
-        </w:rPr>
-      </w:r>
-      <w:hyperlink r:id="rId40">
-        <w:r>
-          <w:rPr>
-            <w:lang w:val="sw_KE" w:bidi="sw_KE"/>
-          </w:rPr>
-          <w:rPr>
-            <w:color w:val="0000EE"/>
-            <w:u w:val="single"/>
-          </w:rPr>
-          <w:t>Yeremia 31:15</w:t>
-        </w:r>
-      </w:hyperlink>
-    </w:p>
-    <w:p>
-      <w:pPr>
-        <w:pStyle w:val="ListBullet"/>
-        <w:spacing w:line="240" w:lineRule="auto"/>
-        <w:ind w:left="720"/>
-      </w:pPr>
-      <w:r>
-        <w:rPr>
-          <w:lang w:val="sw_KE" w:bidi="sw_KE"/>
-        </w:rPr>
-      </w:r>
-      <w:hyperlink r:id="rId41">
-        <w:r>
-          <w:rPr>
-            <w:lang w:val="sw_KE" w:bidi="sw_KE"/>
-          </w:rPr>
-          <w:rPr>
-            <w:color w:val="0000EE"/>
-            <w:u w:val="single"/>
-          </w:rPr>
-          <w:t>Yoshua 18:25–28</w:t>
-        </w:r>
-      </w:hyperlink>
-    </w:p>
-    <w:p>
-      <w:pPr>
-        <w:pStyle w:val="ListBullet"/>
-        <w:spacing w:line="240" w:lineRule="auto"/>
-        <w:ind w:left="720"/>
-      </w:pPr>
-      <w:r>
-        <w:rPr>
-          <w:lang w:val="sw_KE" w:bidi="sw_KE"/>
-        </w:rPr>
-      </w:r>
-      <w:hyperlink r:id="rId42">
-        <w:r>
-          <w:rPr>
-            <w:lang w:val="sw_KE" w:bidi="sw_KE"/>
-          </w:rPr>
-          <w:rPr>
-            <w:color w:val="0000EE"/>
-            <w:u w:val="single"/>
-          </w:rPr>
-          <w:t>Mathayo 2:17–18</w:t>
-        </w:r>
-      </w:hyperlink>
+      <w:r>
+        <w:rPr>
+          <w:lang w:val="sw_KE" w:bidi="sw_KE"/>
+        </w:rPr>
+        <w:t>1 Mambo ya Nyakati 27:27</w:t>
+      </w:r>
+    </w:p>
+    <w:p>
+      <w:pPr>
+        <w:pStyle w:val="ListBullet"/>
+        <w:spacing w:line="240" w:lineRule="auto"/>
+        <w:ind w:left="720"/>
+      </w:pPr>
+      <w:r>
+        <w:rPr>
+          <w:lang w:val="sw_KE" w:bidi="sw_KE"/>
+        </w:rPr>
+      </w:r>
+      <w:r>
+        <w:rPr>
+          <w:lang w:val="sw_KE" w:bidi="sw_KE"/>
+        </w:rPr>
+        <w:t>1 Samweli 2:11</w:t>
+      </w:r>
+    </w:p>
+    <w:p>
+      <w:pPr>
+        <w:pStyle w:val="ListBullet"/>
+        <w:spacing w:line="240" w:lineRule="auto"/>
+        <w:ind w:left="720"/>
+      </w:pPr>
+      <w:r>
+        <w:rPr>
+          <w:lang w:val="sw_KE" w:bidi="sw_KE"/>
+        </w:rPr>
+      </w:r>
+      <w:r>
+        <w:rPr>
+          <w:lang w:val="sw_KE" w:bidi="sw_KE"/>
+        </w:rPr>
+        <w:t>2 Mambo ya Nyakati 16:1</w:t>
+      </w:r>
+    </w:p>
+    <w:p>
+      <w:pPr>
+        <w:pStyle w:val="ListBullet"/>
+        <w:spacing w:line="240" w:lineRule="auto"/>
+        <w:ind w:left="720"/>
+      </w:pPr>
+      <w:r>
+        <w:rPr>
+          <w:lang w:val="sw_KE" w:bidi="sw_KE"/>
+        </w:rPr>
+      </w:r>
+      <w:r>
+        <w:rPr>
+          <w:lang w:val="sw_KE" w:bidi="sw_KE"/>
+        </w:rPr>
+        <w:t>Yeremia 31:15</w:t>
+      </w:r>
+    </w:p>
+    <w:p>
+      <w:pPr>
+        <w:pStyle w:val="ListBullet"/>
+        <w:spacing w:line="240" w:lineRule="auto"/>
+        <w:ind w:left="720"/>
+      </w:pPr>
+      <w:r>
+        <w:rPr>
+          <w:lang w:val="sw_KE" w:bidi="sw_KE"/>
+        </w:rPr>
+      </w:r>
+      <w:r>
+        <w:rPr>
+          <w:lang w:val="sw_KE" w:bidi="sw_KE"/>
+        </w:rPr>
+        <w:t>Yoshua 18:25–28</w:t>
+      </w:r>
+    </w:p>
+    <w:p>
+      <w:pPr>
+        <w:pStyle w:val="ListBullet"/>
+        <w:spacing w:line="240" w:lineRule="auto"/>
+        <w:ind w:left="720"/>
+      </w:pPr>
+      <w:r>
+        <w:rPr>
+          <w:lang w:val="sw_KE" w:bidi="sw_KE"/>
+        </w:rPr>
+      </w:r>
+      <w:r>
+        <w:rPr>
+          <w:lang w:val="sw_KE" w:bidi="sw_KE"/>
+        </w:rPr>
+        <w:t>Mathayo 2:17–18</w:t>
+      </w:r>
     </w:p>
     <w:p>
       <w:pPr>
@@ -2624,90 +2444,66 @@
           <w:lang w:val="sw_KE" w:bidi="sw_KE"/>
         </w:rPr>
       </w:r>
-      <w:hyperlink r:id="rId43">
-        <w:r>
-          <w:rPr>
-            <w:lang w:val="sw_KE" w:bidi="sw_KE"/>
-          </w:rPr>
-          <w:rPr>
-            <w:color w:val="0000EE"/>
-            <w:u w:val="single"/>
-          </w:rPr>
-          <w:t>1 Mambo ya Nyakati 6:73</w:t>
-        </w:r>
-      </w:hyperlink>
-    </w:p>
-    <w:p>
-      <w:pPr>
-        <w:pStyle w:val="ListBullet"/>
-        <w:spacing w:line="240" w:lineRule="auto"/>
-        <w:ind w:left="720"/>
-      </w:pPr>
-      <w:r>
-        <w:rPr>
-          <w:lang w:val="sw_KE" w:bidi="sw_KE"/>
-        </w:rPr>
-      </w:r>
-      <w:hyperlink r:id="rId44">
-        <w:r>
-          <w:rPr>
-            <w:lang w:val="sw_KE" w:bidi="sw_KE"/>
-          </w:rPr>
-          <w:rPr>
-            <w:color w:val="0000EE"/>
-            <w:u w:val="single"/>
-          </w:rPr>
-          <w:t>1 Wafalme 22:3</w:t>
-        </w:r>
-      </w:hyperlink>
-    </w:p>
-    <w:p>
-      <w:pPr>
-        <w:pStyle w:val="ListBullet"/>
-        <w:spacing w:line="240" w:lineRule="auto"/>
-        <w:ind w:left="720"/>
-      </w:pPr>
-      <w:r>
-        <w:rPr>
-          <w:lang w:val="sw_KE" w:bidi="sw_KE"/>
-        </w:rPr>
-      </w:r>
-      <w:hyperlink r:id="rId45">
-        <w:r>
-          <w:rPr>
-            <w:lang w:val="sw_KE" w:bidi="sw_KE"/>
-          </w:rPr>
-          <w:rPr>
-            <w:color w:val="0000EE"/>
-            <w:u w:val="single"/>
-          </w:rPr>
-          <w:t>2 Mambo ya Nyakati 18:3</w:t>
-        </w:r>
-      </w:hyperlink>
-    </w:p>
-    <w:p>
-      <w:pPr>
-        <w:pStyle w:val="ListBullet"/>
-        <w:spacing w:line="240" w:lineRule="auto"/>
-        <w:ind w:left="720"/>
-      </w:pPr>
-      <w:r>
-        <w:rPr>
-          <w:lang w:val="sw_KE" w:bidi="sw_KE"/>
-        </w:rPr>
-      </w:r>
-      <w:hyperlink r:id="rId46">
-        <w:r>
-          <w:rPr>
-            <w:lang w:val="sw_KE" w:bidi="sw_KE"/>
-          </w:rPr>
-          <w:rPr>
-            <w:color w:val="0000EE"/>
-            <w:u w:val="single"/>
-          </w:rPr>
-          <w:t>2 Wafalme 8:28–29</w:t>
-        </w:r>
-      </w:hyperlink>
+      <w:r>
+        <w:rPr>
+          <w:lang w:val="sw_KE" w:bidi="sw_KE"/>
+        </w:rPr>
+        <w:t>1 Mambo ya Nyakati 6:73</w:t>
+      </w:r>
+    </w:p>
+    <w:p>
+      <w:pPr>
+        <w:pStyle w:val="ListBullet"/>
+        <w:spacing w:line="240" w:lineRule="auto"/>
+        <w:ind w:left="720"/>
+      </w:pPr>
+      <w:r>
+        <w:rPr>
+          <w:lang w:val="sw_KE" w:bidi="sw_KE"/>
+        </w:rPr>
+      </w:r>
+      <w:r>
+        <w:rPr>
+          <w:lang w:val="sw_KE" w:bidi="sw_KE"/>
+        </w:rPr>
+        <w:t>1 Wafalme 22:3</w:t>
+      </w:r>
+    </w:p>
+    <w:p>
+      <w:pPr>
+        <w:pStyle w:val="ListBullet"/>
+        <w:spacing w:line="240" w:lineRule="auto"/>
+        <w:ind w:left="720"/>
+      </w:pPr>
+      <w:r>
+        <w:rPr>
+          <w:lang w:val="sw_KE" w:bidi="sw_KE"/>
+        </w:rPr>
+      </w:r>
+      <w:r>
+        <w:rPr>
+          <w:lang w:val="sw_KE" w:bidi="sw_KE"/>
+        </w:rPr>
+        <w:t>2 Mambo ya Nyakati 18:3</w:t>
+      </w:r>
+    </w:p>
+    <w:p>
+      <w:pPr>
+        <w:pStyle w:val="ListBullet"/>
+        <w:spacing w:line="240" w:lineRule="auto"/>
+        <w:ind w:left="720"/>
+      </w:pPr>
+      <w:r>
+        <w:rPr>
+          <w:lang w:val="sw_KE" w:bidi="sw_KE"/>
+        </w:rPr>
+      </w:r>
+      <w:r>
+        <w:rPr>
+          <w:lang w:val="sw_KE" w:bidi="sw_KE"/>
+        </w:rPr>
+        <w:t>2 Wafalme 8:28–29</w:t>
+      </w:r>
     </w:p>
     <w:p>
       <w:pPr>
@@ -2985,138 +2781,102 @@
           <w:lang w:val="sw_KE" w:bidi="sw_KE"/>
         </w:rPr>
       </w:r>
-      <w:hyperlink r:id="rId47">
-        <w:r>
-          <w:rPr>
-            <w:lang w:val="sw_KE" w:bidi="sw_KE"/>
-          </w:rPr>
-          <w:rPr>
-            <w:color w:val="0000EE"/>
-            <w:u w:val="single"/>
-          </w:rPr>
-          <w:t>Mwanzo 24:15</w:t>
-        </w:r>
-      </w:hyperlink>
-    </w:p>
-    <w:p>
-      <w:pPr>
-        <w:pStyle w:val="ListBullet"/>
-        <w:spacing w:line="240" w:lineRule="auto"/>
-        <w:ind w:left="720"/>
-      </w:pPr>
-      <w:r>
-        <w:rPr>
-          <w:lang w:val="sw_KE" w:bidi="sw_KE"/>
-        </w:rPr>
-      </w:r>
-      <w:hyperlink r:id="rId48">
-        <w:r>
-          <w:rPr>
-            <w:lang w:val="sw_KE" w:bidi="sw_KE"/>
-          </w:rPr>
-          <w:rPr>
-            <w:color w:val="0000EE"/>
-            <w:u w:val="single"/>
-          </w:rPr>
-          <w:t>Mwanzo 24:45</w:t>
-        </w:r>
-      </w:hyperlink>
-    </w:p>
-    <w:p>
-      <w:pPr>
-        <w:pStyle w:val="ListBullet"/>
-        <w:spacing w:line="240" w:lineRule="auto"/>
-        <w:ind w:left="720"/>
-      </w:pPr>
-      <w:r>
-        <w:rPr>
-          <w:lang w:val="sw_KE" w:bidi="sw_KE"/>
-        </w:rPr>
-      </w:r>
-      <w:hyperlink r:id="rId49">
-        <w:r>
-          <w:rPr>
-            <w:lang w:val="sw_KE" w:bidi="sw_KE"/>
-          </w:rPr>
-          <w:rPr>
-            <w:color w:val="0000EE"/>
-            <w:u w:val="single"/>
-          </w:rPr>
-          <w:t>Mwanzo 24:56</w:t>
-        </w:r>
-      </w:hyperlink>
-    </w:p>
-    <w:p>
-      <w:pPr>
-        <w:pStyle w:val="ListBullet"/>
-        <w:spacing w:line="240" w:lineRule="auto"/>
-        <w:ind w:left="720"/>
-      </w:pPr>
-      <w:r>
-        <w:rPr>
-          <w:lang w:val="sw_KE" w:bidi="sw_KE"/>
-        </w:rPr>
-      </w:r>
-      <w:hyperlink r:id="rId50">
-        <w:r>
-          <w:rPr>
-            <w:lang w:val="sw_KE" w:bidi="sw_KE"/>
-          </w:rPr>
-          <w:rPr>
-            <w:color w:val="0000EE"/>
-            <w:u w:val="single"/>
-          </w:rPr>
-          <w:t>Mwanzo 24:64</w:t>
-        </w:r>
-      </w:hyperlink>
-    </w:p>
-    <w:p>
-      <w:pPr>
-        <w:pStyle w:val="ListBullet"/>
-        <w:spacing w:line="240" w:lineRule="auto"/>
-        <w:ind w:left="720"/>
-      </w:pPr>
-      <w:r>
-        <w:rPr>
-          <w:lang w:val="sw_KE" w:bidi="sw_KE"/>
-        </w:rPr>
-      </w:r>
-      <w:hyperlink r:id="rId51">
-        <w:r>
-          <w:rPr>
-            <w:lang w:val="sw_KE" w:bidi="sw_KE"/>
-          </w:rPr>
-          <w:rPr>
-            <w:color w:val="0000EE"/>
-            <w:u w:val="single"/>
-          </w:rPr>
-          <w:t>Mwanzo 25:28</w:t>
-        </w:r>
-      </w:hyperlink>
-    </w:p>
-    <w:p>
-      <w:pPr>
-        <w:pStyle w:val="ListBullet"/>
-        <w:spacing w:line="240" w:lineRule="auto"/>
-        <w:ind w:left="720"/>
-      </w:pPr>
-      <w:r>
-        <w:rPr>
-          <w:lang w:val="sw_KE" w:bidi="sw_KE"/>
-        </w:rPr>
-      </w:r>
-      <w:hyperlink r:id="rId52">
-        <w:r>
-          <w:rPr>
-            <w:lang w:val="sw_KE" w:bidi="sw_KE"/>
-          </w:rPr>
-          <w:rPr>
-            <w:color w:val="0000EE"/>
-            <w:u w:val="single"/>
-          </w:rPr>
-          <w:t>Mwanzo 26:8</w:t>
-        </w:r>
-      </w:hyperlink>
+      <w:r>
+        <w:rPr>
+          <w:lang w:val="sw_KE" w:bidi="sw_KE"/>
+        </w:rPr>
+        <w:t>Mwanzo 24:15</w:t>
+      </w:r>
+    </w:p>
+    <w:p>
+      <w:pPr>
+        <w:pStyle w:val="ListBullet"/>
+        <w:spacing w:line="240" w:lineRule="auto"/>
+        <w:ind w:left="720"/>
+      </w:pPr>
+      <w:r>
+        <w:rPr>
+          <w:lang w:val="sw_KE" w:bidi="sw_KE"/>
+        </w:rPr>
+      </w:r>
+      <w:r>
+        <w:rPr>
+          <w:lang w:val="sw_KE" w:bidi="sw_KE"/>
+        </w:rPr>
+        <w:t>Mwanzo 24:45</w:t>
+      </w:r>
+    </w:p>
+    <w:p>
+      <w:pPr>
+        <w:pStyle w:val="ListBullet"/>
+        <w:spacing w:line="240" w:lineRule="auto"/>
+        <w:ind w:left="720"/>
+      </w:pPr>
+      <w:r>
+        <w:rPr>
+          <w:lang w:val="sw_KE" w:bidi="sw_KE"/>
+        </w:rPr>
+      </w:r>
+      <w:r>
+        <w:rPr>
+          <w:lang w:val="sw_KE" w:bidi="sw_KE"/>
+        </w:rPr>
+        <w:t>Mwanzo 24:56</w:t>
+      </w:r>
+    </w:p>
+    <w:p>
+      <w:pPr>
+        <w:pStyle w:val="ListBullet"/>
+        <w:spacing w:line="240" w:lineRule="auto"/>
+        <w:ind w:left="720"/>
+      </w:pPr>
+      <w:r>
+        <w:rPr>
+          <w:lang w:val="sw_KE" w:bidi="sw_KE"/>
+        </w:rPr>
+      </w:r>
+      <w:r>
+        <w:rPr>
+          <w:lang w:val="sw_KE" w:bidi="sw_KE"/>
+        </w:rPr>
+        <w:t>Mwanzo 24:64</w:t>
+      </w:r>
+    </w:p>
+    <w:p>
+      <w:pPr>
+        <w:pStyle w:val="ListBullet"/>
+        <w:spacing w:line="240" w:lineRule="auto"/>
+        <w:ind w:left="720"/>
+      </w:pPr>
+      <w:r>
+        <w:rPr>
+          <w:lang w:val="sw_KE" w:bidi="sw_KE"/>
+        </w:rPr>
+      </w:r>
+      <w:r>
+        <w:rPr>
+          <w:lang w:val="sw_KE" w:bidi="sw_KE"/>
+        </w:rPr>
+        <w:t>Mwanzo 25:28</w:t>
+      </w:r>
+    </w:p>
+    <w:p>
+      <w:pPr>
+        <w:pStyle w:val="ListBullet"/>
+        <w:spacing w:line="240" w:lineRule="auto"/>
+        <w:ind w:left="720"/>
+      </w:pPr>
+      <w:r>
+        <w:rPr>
+          <w:lang w:val="sw_KE" w:bidi="sw_KE"/>
+        </w:rPr>
+      </w:r>
+      <w:r>
+        <w:rPr>
+          <w:lang w:val="sw_KE" w:bidi="sw_KE"/>
+        </w:rPr>
+        <w:t>Mwanzo 26:8</w:t>
+      </w:r>
     </w:p>
     <w:p>
       <w:pPr>
@@ -3547,114 +3307,84 @@
           <w:lang w:val="sw_KE" w:bidi="sw_KE"/>
         </w:rPr>
       </w:r>
-      <w:hyperlink r:id="rId53">
-        <w:r>
-          <w:rPr>
-            <w:lang w:val="sw_KE" w:bidi="sw_KE"/>
-          </w:rPr>
-          <w:rPr>
-            <w:color w:val="0000EE"/>
-            <w:u w:val="single"/>
-          </w:rPr>
-          <w:t>1 Wafalme 14:15</w:t>
-        </w:r>
-      </w:hyperlink>
-    </w:p>
-    <w:p>
-      <w:pPr>
-        <w:pStyle w:val="ListBullet"/>
-        <w:spacing w:line="240" w:lineRule="auto"/>
-        <w:ind w:left="720"/>
-      </w:pPr>
-      <w:r>
-        <w:rPr>
-          <w:lang w:val="sw_KE" w:bidi="sw_KE"/>
-        </w:rPr>
-      </w:r>
-      <w:hyperlink r:id="rId54">
-        <w:r>
-          <w:rPr>
-            <w:lang w:val="sw_KE" w:bidi="sw_KE"/>
-          </w:rPr>
-          <w:rPr>
-            <w:color w:val="0000EE"/>
-            <w:u w:val="single"/>
-          </w:rPr>
-          <w:t>Luka 7:24</w:t>
-        </w:r>
-      </w:hyperlink>
-    </w:p>
-    <w:p>
-      <w:pPr>
-        <w:pStyle w:val="ListBullet"/>
-        <w:spacing w:line="240" w:lineRule="auto"/>
-        <w:ind w:left="720"/>
-      </w:pPr>
-      <w:r>
-        <w:rPr>
-          <w:lang w:val="sw_KE" w:bidi="sw_KE"/>
-        </w:rPr>
-      </w:r>
-      <w:hyperlink r:id="rId55">
-        <w:r>
-          <w:rPr>
-            <w:lang w:val="sw_KE" w:bidi="sw_KE"/>
-          </w:rPr>
-          <w:rPr>
-            <w:color w:val="0000EE"/>
-            <w:u w:val="single"/>
-          </w:rPr>
-          <w:t>Mathayo 11:7</w:t>
-        </w:r>
-      </w:hyperlink>
-    </w:p>
-    <w:p>
-      <w:pPr>
-        <w:pStyle w:val="ListBullet"/>
-        <w:spacing w:line="240" w:lineRule="auto"/>
-        <w:ind w:left="720"/>
-      </w:pPr>
-      <w:r>
-        <w:rPr>
-          <w:lang w:val="sw_KE" w:bidi="sw_KE"/>
-        </w:rPr>
-      </w:r>
-      <w:hyperlink r:id="rId56">
-        <w:r>
-          <w:rPr>
-            <w:lang w:val="sw_KE" w:bidi="sw_KE"/>
-          </w:rPr>
-          <w:rPr>
-            <w:color w:val="0000EE"/>
-            <w:u w:val="single"/>
-          </w:rPr>
-          <w:t>Mathayo 12:20</w:t>
-        </w:r>
-      </w:hyperlink>
-    </w:p>
-    <w:p>
-      <w:pPr>
-        <w:pStyle w:val="ListBullet"/>
-        <w:spacing w:line="240" w:lineRule="auto"/>
-        <w:ind w:left="720"/>
-      </w:pPr>
-      <w:r>
-        <w:rPr>
-          <w:lang w:val="sw_KE" w:bidi="sw_KE"/>
-        </w:rPr>
-      </w:r>
-      <w:hyperlink r:id="rId57">
-        <w:r>
-          <w:rPr>
-            <w:lang w:val="sw_KE" w:bidi="sw_KE"/>
-          </w:rPr>
-          <w:rPr>
-            <w:color w:val="0000EE"/>
-            <w:u w:val="single"/>
-          </w:rPr>
-          <w:t>Zaburi 68:30</w:t>
-        </w:r>
-      </w:hyperlink>
+      <w:r>
+        <w:rPr>
+          <w:lang w:val="sw_KE" w:bidi="sw_KE"/>
+        </w:rPr>
+        <w:t>1 Wafalme 14:15</w:t>
+      </w:r>
+    </w:p>
+    <w:p>
+      <w:pPr>
+        <w:pStyle w:val="ListBullet"/>
+        <w:spacing w:line="240" w:lineRule="auto"/>
+        <w:ind w:left="720"/>
+      </w:pPr>
+      <w:r>
+        <w:rPr>
+          <w:lang w:val="sw_KE" w:bidi="sw_KE"/>
+        </w:rPr>
+      </w:r>
+      <w:r>
+        <w:rPr>
+          <w:lang w:val="sw_KE" w:bidi="sw_KE"/>
+        </w:rPr>
+        <w:t>Luka 7:24</w:t>
+      </w:r>
+    </w:p>
+    <w:p>
+      <w:pPr>
+        <w:pStyle w:val="ListBullet"/>
+        <w:spacing w:line="240" w:lineRule="auto"/>
+        <w:ind w:left="720"/>
+      </w:pPr>
+      <w:r>
+        <w:rPr>
+          <w:lang w:val="sw_KE" w:bidi="sw_KE"/>
+        </w:rPr>
+      </w:r>
+      <w:r>
+        <w:rPr>
+          <w:lang w:val="sw_KE" w:bidi="sw_KE"/>
+        </w:rPr>
+        <w:t>Mathayo 11:7</w:t>
+      </w:r>
+    </w:p>
+    <w:p>
+      <w:pPr>
+        <w:pStyle w:val="ListBullet"/>
+        <w:spacing w:line="240" w:lineRule="auto"/>
+        <w:ind w:left="720"/>
+      </w:pPr>
+      <w:r>
+        <w:rPr>
+          <w:lang w:val="sw_KE" w:bidi="sw_KE"/>
+        </w:rPr>
+      </w:r>
+      <w:r>
+        <w:rPr>
+          <w:lang w:val="sw_KE" w:bidi="sw_KE"/>
+        </w:rPr>
+        <w:t>Mathayo 12:20</w:t>
+      </w:r>
+    </w:p>
+    <w:p>
+      <w:pPr>
+        <w:pStyle w:val="ListBullet"/>
+        <w:spacing w:line="240" w:lineRule="auto"/>
+        <w:ind w:left="720"/>
+      </w:pPr>
+      <w:r>
+        <w:rPr>
+          <w:lang w:val="sw_KE" w:bidi="sw_KE"/>
+        </w:rPr>
+      </w:r>
+      <w:r>
+        <w:rPr>
+          <w:lang w:val="sw_KE" w:bidi="sw_KE"/>
+        </w:rPr>
+        <w:t>Zaburi 68:30</w:t>
+      </w:r>
     </w:p>
     <w:p>
       <w:pPr>
@@ -3884,90 +3614,66 @@
           <w:lang w:val="sw_KE" w:bidi="sw_KE"/>
         </w:rPr>
       </w:r>
-      <w:hyperlink r:id="rId58">
-        <w:r>
-          <w:rPr>
-            <w:lang w:val="sw_KE" w:bidi="sw_KE"/>
-          </w:rPr>
-          <w:rPr>
-            <w:color w:val="0000EE"/>
-            <w:u w:val="single"/>
-          </w:rPr>
-          <w:t>1 Mambo ya Nyakati 3:10</w:t>
-        </w:r>
-      </w:hyperlink>
-    </w:p>
-    <w:p>
-      <w:pPr>
-        <w:pStyle w:val="ListBullet"/>
-        <w:spacing w:line="240" w:lineRule="auto"/>
-        <w:ind w:left="720"/>
-      </w:pPr>
-      <w:r>
-        <w:rPr>
-          <w:lang w:val="sw_KE" w:bidi="sw_KE"/>
-        </w:rPr>
-      </w:r>
-      <w:hyperlink r:id="rId59">
-        <w:r>
-          <w:rPr>
-            <w:lang w:val="sw_KE" w:bidi="sw_KE"/>
-          </w:rPr>
-          <w:rPr>
-            <w:color w:val="0000EE"/>
-            <w:u w:val="single"/>
-          </w:rPr>
-          <w:t>1 Wafalme 11:41–43</w:t>
-        </w:r>
-      </w:hyperlink>
-    </w:p>
-    <w:p>
-      <w:pPr>
-        <w:pStyle w:val="ListBullet"/>
-        <w:spacing w:line="240" w:lineRule="auto"/>
-        <w:ind w:left="720"/>
-      </w:pPr>
-      <w:r>
-        <w:rPr>
-          <w:lang w:val="sw_KE" w:bidi="sw_KE"/>
-        </w:rPr>
-      </w:r>
-      <w:hyperlink r:id="rId60">
-        <w:r>
-          <w:rPr>
-            <w:lang w:val="sw_KE" w:bidi="sw_KE"/>
-          </w:rPr>
-          <w:rPr>
-            <w:color w:val="0000EE"/>
-            <w:u w:val="single"/>
-          </w:rPr>
-          <w:t>1 Wafalme 14:21</w:t>
-        </w:r>
-      </w:hyperlink>
-    </w:p>
-    <w:p>
-      <w:pPr>
-        <w:pStyle w:val="ListBullet"/>
-        <w:spacing w:line="240" w:lineRule="auto"/>
-        <w:ind w:left="720"/>
-      </w:pPr>
-      <w:r>
-        <w:rPr>
-          <w:lang w:val="sw_KE" w:bidi="sw_KE"/>
-        </w:rPr>
-      </w:r>
-      <w:hyperlink r:id="rId61">
-        <w:r>
-          <w:rPr>
-            <w:lang w:val="sw_KE" w:bidi="sw_KE"/>
-          </w:rPr>
-          <w:rPr>
-            <w:color w:val="0000EE"/>
-            <w:u w:val="single"/>
-          </w:rPr>
-          <w:t>Mathayo 1:7</w:t>
-        </w:r>
-      </w:hyperlink>
+      <w:r>
+        <w:rPr>
+          <w:lang w:val="sw_KE" w:bidi="sw_KE"/>
+        </w:rPr>
+        <w:t>1 Mambo ya Nyakati 3:10</w:t>
+      </w:r>
+    </w:p>
+    <w:p>
+      <w:pPr>
+        <w:pStyle w:val="ListBullet"/>
+        <w:spacing w:line="240" w:lineRule="auto"/>
+        <w:ind w:left="720"/>
+      </w:pPr>
+      <w:r>
+        <w:rPr>
+          <w:lang w:val="sw_KE" w:bidi="sw_KE"/>
+        </w:rPr>
+      </w:r>
+      <w:r>
+        <w:rPr>
+          <w:lang w:val="sw_KE" w:bidi="sw_KE"/>
+        </w:rPr>
+        <w:t>1 Wafalme 11:41–43</w:t>
+      </w:r>
+    </w:p>
+    <w:p>
+      <w:pPr>
+        <w:pStyle w:val="ListBullet"/>
+        <w:spacing w:line="240" w:lineRule="auto"/>
+        <w:ind w:left="720"/>
+      </w:pPr>
+      <w:r>
+        <w:rPr>
+          <w:lang w:val="sw_KE" w:bidi="sw_KE"/>
+        </w:rPr>
+      </w:r>
+      <w:r>
+        <w:rPr>
+          <w:lang w:val="sw_KE" w:bidi="sw_KE"/>
+        </w:rPr>
+        <w:t>1 Wafalme 14:21</w:t>
+      </w:r>
+    </w:p>
+    <w:p>
+      <w:pPr>
+        <w:pStyle w:val="ListBullet"/>
+        <w:spacing w:line="240" w:lineRule="auto"/>
+        <w:ind w:left="720"/>
+      </w:pPr>
+      <w:r>
+        <w:rPr>
+          <w:lang w:val="sw_KE" w:bidi="sw_KE"/>
+        </w:rPr>
+      </w:r>
+      <w:r>
+        <w:rPr>
+          <w:lang w:val="sw_KE" w:bidi="sw_KE"/>
+        </w:rPr>
+        <w:t>Mathayo 1:7</w:t>
+      </w:r>
     </w:p>
     <w:p>
       <w:pPr>
@@ -4354,234 +4060,174 @@
           <w:lang w:val="sw_KE" w:bidi="sw_KE"/>
         </w:rPr>
       </w:r>
-      <w:hyperlink r:id="rId62">
-        <w:r>
-          <w:rPr>
-            <w:lang w:val="sw_KE" w:bidi="sw_KE"/>
-          </w:rPr>
-          <w:rPr>
-            <w:color w:val="0000EE"/>
-            <w:u w:val="single"/>
-          </w:rPr>
-          <w:t>2 Wafalme 5:10</w:t>
-        </w:r>
-      </w:hyperlink>
-    </w:p>
-    <w:p>
-      <w:pPr>
-        <w:pStyle w:val="ListBullet"/>
-        <w:spacing w:line="240" w:lineRule="auto"/>
-        <w:ind w:left="720"/>
-      </w:pPr>
-      <w:r>
-        <w:rPr>
-          <w:lang w:val="sw_KE" w:bidi="sw_KE"/>
-        </w:rPr>
-      </w:r>
-      <w:hyperlink r:id="rId63">
-        <w:r>
-          <w:rPr>
-            <w:lang w:val="sw_KE" w:bidi="sw_KE"/>
-          </w:rPr>
-          <w:rPr>
-            <w:color w:val="0000EE"/>
-            <w:u w:val="single"/>
-          </w:rPr>
-          <w:t>Matendo 3:21</w:t>
-        </w:r>
-      </w:hyperlink>
-    </w:p>
-    <w:p>
-      <w:pPr>
-        <w:pStyle w:val="ListBullet"/>
-        <w:spacing w:line="240" w:lineRule="auto"/>
-        <w:ind w:left="720"/>
-      </w:pPr>
-      <w:r>
-        <w:rPr>
-          <w:lang w:val="sw_KE" w:bidi="sw_KE"/>
-        </w:rPr>
-      </w:r>
-      <w:hyperlink r:id="rId64">
-        <w:r>
-          <w:rPr>
-            <w:lang w:val="sw_KE" w:bidi="sw_KE"/>
-          </w:rPr>
-          <w:rPr>
-            <w:color w:val="0000EE"/>
-            <w:u w:val="single"/>
-          </w:rPr>
-          <w:t>Matendo 15:15–18</w:t>
-        </w:r>
-      </w:hyperlink>
-    </w:p>
-    <w:p>
-      <w:pPr>
-        <w:pStyle w:val="ListBullet"/>
-        <w:spacing w:line="240" w:lineRule="auto"/>
-        <w:ind w:left="720"/>
-      </w:pPr>
-      <w:r>
-        <w:rPr>
-          <w:lang w:val="sw_KE" w:bidi="sw_KE"/>
-        </w:rPr>
-      </w:r>
-      <w:hyperlink r:id="rId65">
-        <w:r>
-          <w:rPr>
-            <w:lang w:val="sw_KE" w:bidi="sw_KE"/>
-          </w:rPr>
-          <w:rPr>
-            <w:color w:val="0000EE"/>
-            <w:u w:val="single"/>
-          </w:rPr>
-          <w:t>Isaya 49:5–6</w:t>
-        </w:r>
-      </w:hyperlink>
-    </w:p>
-    <w:p>
-      <w:pPr>
-        <w:pStyle w:val="ListBullet"/>
-        <w:spacing w:line="240" w:lineRule="auto"/>
-        <w:ind w:left="720"/>
-      </w:pPr>
-      <w:r>
-        <w:rPr>
-          <w:lang w:val="sw_KE" w:bidi="sw_KE"/>
-        </w:rPr>
-      </w:r>
-      <w:hyperlink r:id="rId66">
-        <w:r>
-          <w:rPr>
-            <w:lang w:val="sw_KE" w:bidi="sw_KE"/>
-          </w:rPr>
-          <w:rPr>
-            <w:color w:val="0000EE"/>
-            <w:u w:val="single"/>
-          </w:rPr>
-          <w:t>Yeremia 15:19–21</w:t>
-        </w:r>
-      </w:hyperlink>
-    </w:p>
-    <w:p>
-      <w:pPr>
-        <w:pStyle w:val="ListBullet"/>
-        <w:spacing w:line="240" w:lineRule="auto"/>
-        <w:ind w:left="720"/>
-      </w:pPr>
-      <w:r>
-        <w:rPr>
-          <w:lang w:val="sw_KE" w:bidi="sw_KE"/>
-        </w:rPr>
-      </w:r>
-      <w:hyperlink r:id="rId67">
-        <w:r>
-          <w:rPr>
-            <w:lang w:val="sw_KE" w:bidi="sw_KE"/>
-          </w:rPr>
-          <w:rPr>
-            <w:color w:val="0000EE"/>
-            <w:u w:val="single"/>
-          </w:rPr>
-          <w:t>Maombolezo 5:22</w:t>
-        </w:r>
-      </w:hyperlink>
-    </w:p>
-    <w:p>
-      <w:pPr>
-        <w:pStyle w:val="ListBullet"/>
-        <w:spacing w:line="240" w:lineRule="auto"/>
-        <w:ind w:left="720"/>
-      </w:pPr>
-      <w:r>
-        <w:rPr>
-          <w:lang w:val="sw_KE" w:bidi="sw_KE"/>
-        </w:rPr>
-      </w:r>
-      <w:hyperlink r:id="rId68">
-        <w:r>
-          <w:rPr>
-            <w:lang w:val="sw_KE" w:bidi="sw_KE"/>
-          </w:rPr>
-          <w:rPr>
-            <w:color w:val="0000EE"/>
-            <w:u w:val="single"/>
-          </w:rPr>
-          <w:t>Mambo ya Walawi 6:5–7</w:t>
-        </w:r>
-      </w:hyperlink>
-    </w:p>
-    <w:p>
-      <w:pPr>
-        <w:pStyle w:val="ListBullet"/>
-        <w:spacing w:line="240" w:lineRule="auto"/>
-        <w:ind w:left="720"/>
-      </w:pPr>
-      <w:r>
-        <w:rPr>
-          <w:lang w:val="sw_KE" w:bidi="sw_KE"/>
-        </w:rPr>
-      </w:r>
-      <w:hyperlink r:id="rId69">
-        <w:r>
-          <w:rPr>
-            <w:lang w:val="sw_KE" w:bidi="sw_KE"/>
-          </w:rPr>
-          <w:rPr>
-            <w:color w:val="0000EE"/>
-            <w:u w:val="single"/>
-          </w:rPr>
-          <w:t>Luka 19:8</w:t>
-        </w:r>
-      </w:hyperlink>
-    </w:p>
-    <w:p>
-      <w:pPr>
-        <w:pStyle w:val="ListBullet"/>
-        <w:spacing w:line="240" w:lineRule="auto"/>
-        <w:ind w:left="720"/>
-      </w:pPr>
-      <w:r>
-        <w:rPr>
-          <w:lang w:val="sw_KE" w:bidi="sw_KE"/>
-        </w:rPr>
-      </w:r>
-      <w:hyperlink r:id="rId70">
-        <w:r>
-          <w:rPr>
-            <w:lang w:val="sw_KE" w:bidi="sw_KE"/>
-          </w:rPr>
-          <w:rPr>
-            <w:color w:val="0000EE"/>
-            <w:u w:val="single"/>
-          </w:rPr>
-          <w:t>Mathayo 12:13</w:t>
-        </w:r>
-      </w:hyperlink>
-    </w:p>
-    <w:p>
-      <w:pPr>
-        <w:pStyle w:val="ListBullet"/>
-        <w:spacing w:line="240" w:lineRule="auto"/>
-        <w:ind w:left="720"/>
-      </w:pPr>
-      <w:r>
-        <w:rPr>
-          <w:lang w:val="sw_KE" w:bidi="sw_KE"/>
-        </w:rPr>
-      </w:r>
-      <w:hyperlink r:id="rId71">
-        <w:r>
-          <w:rPr>
-            <w:lang w:val="sw_KE" w:bidi="sw_KE"/>
-          </w:rPr>
-          <w:rPr>
-            <w:color w:val="0000EE"/>
-            <w:u w:val="single"/>
-          </w:rPr>
-          <w:t>Zaburi 80:1–3</w:t>
-        </w:r>
-      </w:hyperlink>
+      <w:r>
+        <w:rPr>
+          <w:lang w:val="sw_KE" w:bidi="sw_KE"/>
+        </w:rPr>
+        <w:t>2 Wafalme 5:10</w:t>
+      </w:r>
+    </w:p>
+    <w:p>
+      <w:pPr>
+        <w:pStyle w:val="ListBullet"/>
+        <w:spacing w:line="240" w:lineRule="auto"/>
+        <w:ind w:left="720"/>
+      </w:pPr>
+      <w:r>
+        <w:rPr>
+          <w:lang w:val="sw_KE" w:bidi="sw_KE"/>
+        </w:rPr>
+      </w:r>
+      <w:r>
+        <w:rPr>
+          <w:lang w:val="sw_KE" w:bidi="sw_KE"/>
+        </w:rPr>
+        <w:t>Matendo 3:21</w:t>
+      </w:r>
+    </w:p>
+    <w:p>
+      <w:pPr>
+        <w:pStyle w:val="ListBullet"/>
+        <w:spacing w:line="240" w:lineRule="auto"/>
+        <w:ind w:left="720"/>
+      </w:pPr>
+      <w:r>
+        <w:rPr>
+          <w:lang w:val="sw_KE" w:bidi="sw_KE"/>
+        </w:rPr>
+      </w:r>
+      <w:r>
+        <w:rPr>
+          <w:lang w:val="sw_KE" w:bidi="sw_KE"/>
+        </w:rPr>
+        <w:t>Matendo 15:15–18</w:t>
+      </w:r>
+    </w:p>
+    <w:p>
+      <w:pPr>
+        <w:pStyle w:val="ListBullet"/>
+        <w:spacing w:line="240" w:lineRule="auto"/>
+        <w:ind w:left="720"/>
+      </w:pPr>
+      <w:r>
+        <w:rPr>
+          <w:lang w:val="sw_KE" w:bidi="sw_KE"/>
+        </w:rPr>
+      </w:r>
+      <w:r>
+        <w:rPr>
+          <w:lang w:val="sw_KE" w:bidi="sw_KE"/>
+        </w:rPr>
+        <w:t>Isaya 49:5–6</w:t>
+      </w:r>
+    </w:p>
+    <w:p>
+      <w:pPr>
+        <w:pStyle w:val="ListBullet"/>
+        <w:spacing w:line="240" w:lineRule="auto"/>
+        <w:ind w:left="720"/>
+      </w:pPr>
+      <w:r>
+        <w:rPr>
+          <w:lang w:val="sw_KE" w:bidi="sw_KE"/>
+        </w:rPr>
+      </w:r>
+      <w:r>
+        <w:rPr>
+          <w:lang w:val="sw_KE" w:bidi="sw_KE"/>
+        </w:rPr>
+        <w:t>Yeremia 15:19–21</w:t>
+      </w:r>
+    </w:p>
+    <w:p>
+      <w:pPr>
+        <w:pStyle w:val="ListBullet"/>
+        <w:spacing w:line="240" w:lineRule="auto"/>
+        <w:ind w:left="720"/>
+      </w:pPr>
+      <w:r>
+        <w:rPr>
+          <w:lang w:val="sw_KE" w:bidi="sw_KE"/>
+        </w:rPr>
+      </w:r>
+      <w:r>
+        <w:rPr>
+          <w:lang w:val="sw_KE" w:bidi="sw_KE"/>
+        </w:rPr>
+        <w:t>Maombolezo 5:22</w:t>
+      </w:r>
+    </w:p>
+    <w:p>
+      <w:pPr>
+        <w:pStyle w:val="ListBullet"/>
+        <w:spacing w:line="240" w:lineRule="auto"/>
+        <w:ind w:left="720"/>
+      </w:pPr>
+      <w:r>
+        <w:rPr>
+          <w:lang w:val="sw_KE" w:bidi="sw_KE"/>
+        </w:rPr>
+      </w:r>
+      <w:r>
+        <w:rPr>
+          <w:lang w:val="sw_KE" w:bidi="sw_KE"/>
+        </w:rPr>
+        <w:t>Mambo ya Walawi 6:5–7</w:t>
+      </w:r>
+    </w:p>
+    <w:p>
+      <w:pPr>
+        <w:pStyle w:val="ListBullet"/>
+        <w:spacing w:line="240" w:lineRule="auto"/>
+        <w:ind w:left="720"/>
+      </w:pPr>
+      <w:r>
+        <w:rPr>
+          <w:lang w:val="sw_KE" w:bidi="sw_KE"/>
+        </w:rPr>
+      </w:r>
+      <w:r>
+        <w:rPr>
+          <w:lang w:val="sw_KE" w:bidi="sw_KE"/>
+        </w:rPr>
+        <w:t>Luka 19:8</w:t>
+      </w:r>
+    </w:p>
+    <w:p>
+      <w:pPr>
+        <w:pStyle w:val="ListBullet"/>
+        <w:spacing w:line="240" w:lineRule="auto"/>
+        <w:ind w:left="720"/>
+      </w:pPr>
+      <w:r>
+        <w:rPr>
+          <w:lang w:val="sw_KE" w:bidi="sw_KE"/>
+        </w:rPr>
+      </w:r>
+      <w:r>
+        <w:rPr>
+          <w:lang w:val="sw_KE" w:bidi="sw_KE"/>
+        </w:rPr>
+        <w:t>Mathayo 12:13</w:t>
+      </w:r>
+    </w:p>
+    <w:p>
+      <w:pPr>
+        <w:pStyle w:val="ListBullet"/>
+        <w:spacing w:line="240" w:lineRule="auto"/>
+        <w:ind w:left="720"/>
+      </w:pPr>
+      <w:r>
+        <w:rPr>
+          <w:lang w:val="sw_KE" w:bidi="sw_KE"/>
+        </w:rPr>
+      </w:r>
+      <w:r>
+        <w:rPr>
+          <w:lang w:val="sw_KE" w:bidi="sw_KE"/>
+        </w:rPr>
+        <w:t>Zaburi 80:1–3</w:t>
+      </w:r>
     </w:p>
     <w:p>
       <w:pPr>
@@ -4811,90 +4457,66 @@
           <w:lang w:val="sw_KE" w:bidi="sw_KE"/>
         </w:rPr>
       </w:r>
-      <w:hyperlink r:id="rId72">
-        <w:r>
-          <w:rPr>
-            <w:lang w:val="sw_KE" w:bidi="sw_KE"/>
-          </w:rPr>
-          <w:rPr>
-            <w:color w:val="0000EE"/>
-            <w:u w:val="single"/>
-          </w:rPr>
-          <w:t>Mwanzo 29:32</w:t>
-        </w:r>
-      </w:hyperlink>
-    </w:p>
-    <w:p>
-      <w:pPr>
-        <w:pStyle w:val="ListBullet"/>
-        <w:spacing w:line="240" w:lineRule="auto"/>
-        <w:ind w:left="720"/>
-      </w:pPr>
-      <w:r>
-        <w:rPr>
-          <w:lang w:val="sw_KE" w:bidi="sw_KE"/>
-        </w:rPr>
-      </w:r>
-      <w:hyperlink r:id="rId73">
-        <w:r>
-          <w:rPr>
-            <w:lang w:val="sw_KE" w:bidi="sw_KE"/>
-          </w:rPr>
-          <w:rPr>
-            <w:color w:val="0000EE"/>
-            <w:u w:val="single"/>
-          </w:rPr>
-          <w:t>Mwanzo 35:21–22</w:t>
-        </w:r>
-      </w:hyperlink>
-    </w:p>
-    <w:p>
-      <w:pPr>
-        <w:pStyle w:val="ListBullet"/>
-        <w:spacing w:line="240" w:lineRule="auto"/>
-        <w:ind w:left="720"/>
-      </w:pPr>
-      <w:r>
-        <w:rPr>
-          <w:lang w:val="sw_KE" w:bidi="sw_KE"/>
-        </w:rPr>
-      </w:r>
-      <w:hyperlink r:id="rId74">
-        <w:r>
-          <w:rPr>
-            <w:lang w:val="sw_KE" w:bidi="sw_KE"/>
-          </w:rPr>
-          <w:rPr>
-            <w:color w:val="0000EE"/>
-            <w:u w:val="single"/>
-          </w:rPr>
-          <w:t>Mwanzo 42:22</w:t>
-        </w:r>
-      </w:hyperlink>
-    </w:p>
-    <w:p>
-      <w:pPr>
-        <w:pStyle w:val="ListBullet"/>
-        <w:spacing w:line="240" w:lineRule="auto"/>
-        <w:ind w:left="720"/>
-      </w:pPr>
-      <w:r>
-        <w:rPr>
-          <w:lang w:val="sw_KE" w:bidi="sw_KE"/>
-        </w:rPr>
-      </w:r>
-      <w:hyperlink r:id="rId75">
-        <w:r>
-          <w:rPr>
-            <w:lang w:val="sw_KE" w:bidi="sw_KE"/>
-          </w:rPr>
-          <w:rPr>
-            <w:color w:val="0000EE"/>
-            <w:u w:val="single"/>
-          </w:rPr>
-          <w:t>Mwanzo 42:37</w:t>
-        </w:r>
-      </w:hyperlink>
+      <w:r>
+        <w:rPr>
+          <w:lang w:val="sw_KE" w:bidi="sw_KE"/>
+        </w:rPr>
+        <w:t>Mwanzo 29:32</w:t>
+      </w:r>
+    </w:p>
+    <w:p>
+      <w:pPr>
+        <w:pStyle w:val="ListBullet"/>
+        <w:spacing w:line="240" w:lineRule="auto"/>
+        <w:ind w:left="720"/>
+      </w:pPr>
+      <w:r>
+        <w:rPr>
+          <w:lang w:val="sw_KE" w:bidi="sw_KE"/>
+        </w:rPr>
+      </w:r>
+      <w:r>
+        <w:rPr>
+          <w:lang w:val="sw_KE" w:bidi="sw_KE"/>
+        </w:rPr>
+        <w:t>Mwanzo 35:21–22</w:t>
+      </w:r>
+    </w:p>
+    <w:p>
+      <w:pPr>
+        <w:pStyle w:val="ListBullet"/>
+        <w:spacing w:line="240" w:lineRule="auto"/>
+        <w:ind w:left="720"/>
+      </w:pPr>
+      <w:r>
+        <w:rPr>
+          <w:lang w:val="sw_KE" w:bidi="sw_KE"/>
+        </w:rPr>
+      </w:r>
+      <w:r>
+        <w:rPr>
+          <w:lang w:val="sw_KE" w:bidi="sw_KE"/>
+        </w:rPr>
+        <w:t>Mwanzo 42:22</w:t>
+      </w:r>
+    </w:p>
+    <w:p>
+      <w:pPr>
+        <w:pStyle w:val="ListBullet"/>
+        <w:spacing w:line="240" w:lineRule="auto"/>
+        <w:ind w:left="720"/>
+      </w:pPr>
+      <w:r>
+        <w:rPr>
+          <w:lang w:val="sw_KE" w:bidi="sw_KE"/>
+        </w:rPr>
+      </w:r>
+      <w:r>
+        <w:rPr>
+          <w:lang w:val="sw_KE" w:bidi="sw_KE"/>
+        </w:rPr>
+        <w:t>Mwanzo 42:37</w:t>
+      </w:r>
     </w:p>
     <w:p>
       <w:pPr>
@@ -5184,90 +4806,66 @@
           <w:lang w:val="sw_KE" w:bidi="sw_KE"/>
         </w:rPr>
       </w:r>
-      <w:hyperlink r:id="rId76">
-        <w:r>
-          <w:rPr>
-            <w:lang w:val="sw_KE" w:bidi="sw_KE"/>
-          </w:rPr>
-          <w:rPr>
-            <w:color w:val="0000EE"/>
-            <w:u w:val="single"/>
-          </w:rPr>
-          <w:t>2 Wafalme 5:18</w:t>
-        </w:r>
-      </w:hyperlink>
-    </w:p>
-    <w:p>
-      <w:pPr>
-        <w:pStyle w:val="ListBullet"/>
-        <w:spacing w:line="240" w:lineRule="auto"/>
-        <w:ind w:left="720"/>
-      </w:pPr>
-      <w:r>
-        <w:rPr>
-          <w:lang w:val="sw_KE" w:bidi="sw_KE"/>
-        </w:rPr>
-      </w:r>
-      <w:hyperlink r:id="rId77">
-        <w:r>
-          <w:rPr>
-            <w:lang w:val="sw_KE" w:bidi="sw_KE"/>
-          </w:rPr>
-          <w:rPr>
-            <w:color w:val="0000EE"/>
-            <w:u w:val="single"/>
-          </w:rPr>
-          <w:t>2 Samweli 4:5–7</w:t>
-        </w:r>
-      </w:hyperlink>
-    </w:p>
-    <w:p>
-      <w:pPr>
-        <w:pStyle w:val="ListBullet"/>
-        <w:spacing w:line="240" w:lineRule="auto"/>
-        <w:ind w:left="720"/>
-      </w:pPr>
-      <w:r>
-        <w:rPr>
-          <w:lang w:val="sw_KE" w:bidi="sw_KE"/>
-        </w:rPr>
-      </w:r>
-      <w:hyperlink r:id="rId78">
-        <w:r>
-          <w:rPr>
-            <w:lang w:val="sw_KE" w:bidi="sw_KE"/>
-          </w:rPr>
-          <w:rPr>
-            <w:color w:val="0000EE"/>
-            <w:u w:val="single"/>
-          </w:rPr>
-          <w:t>Waamuzi 20:45–46</w:t>
-        </w:r>
-      </w:hyperlink>
-    </w:p>
-    <w:p>
-      <w:pPr>
-        <w:pStyle w:val="ListBullet"/>
-        <w:spacing w:line="240" w:lineRule="auto"/>
-        <w:ind w:left="720"/>
-      </w:pPr>
-      <w:r>
-        <w:rPr>
-          <w:lang w:val="sw_KE" w:bidi="sw_KE"/>
-        </w:rPr>
-      </w:r>
-      <w:hyperlink r:id="rId79">
-        <w:r>
-          <w:rPr>
-            <w:lang w:val="sw_KE" w:bidi="sw_KE"/>
-          </w:rPr>
-          <w:rPr>
-            <w:color w:val="0000EE"/>
-            <w:u w:val="single"/>
-          </w:rPr>
-          <w:t>Waamuzi 21:13–15</w:t>
-        </w:r>
-      </w:hyperlink>
+      <w:r>
+        <w:rPr>
+          <w:lang w:val="sw_KE" w:bidi="sw_KE"/>
+        </w:rPr>
+        <w:t>2 Wafalme 5:18</w:t>
+      </w:r>
+    </w:p>
+    <w:p>
+      <w:pPr>
+        <w:pStyle w:val="ListBullet"/>
+        <w:spacing w:line="240" w:lineRule="auto"/>
+        <w:ind w:left="720"/>
+      </w:pPr>
+      <w:r>
+        <w:rPr>
+          <w:lang w:val="sw_KE" w:bidi="sw_KE"/>
+        </w:rPr>
+      </w:r>
+      <w:r>
+        <w:rPr>
+          <w:lang w:val="sw_KE" w:bidi="sw_KE"/>
+        </w:rPr>
+        <w:t>2 Samweli 4:5–7</w:t>
+      </w:r>
+    </w:p>
+    <w:p>
+      <w:pPr>
+        <w:pStyle w:val="ListBullet"/>
+        <w:spacing w:line="240" w:lineRule="auto"/>
+        <w:ind w:left="720"/>
+      </w:pPr>
+      <w:r>
+        <w:rPr>
+          <w:lang w:val="sw_KE" w:bidi="sw_KE"/>
+        </w:rPr>
+      </w:r>
+      <w:r>
+        <w:rPr>
+          <w:lang w:val="sw_KE" w:bidi="sw_KE"/>
+        </w:rPr>
+        <w:t>Waamuzi 20:45–46</w:t>
+      </w:r>
+    </w:p>
+    <w:p>
+      <w:pPr>
+        <w:pStyle w:val="ListBullet"/>
+        <w:spacing w:line="240" w:lineRule="auto"/>
+        <w:ind w:left="720"/>
+      </w:pPr>
+      <w:r>
+        <w:rPr>
+          <w:lang w:val="sw_KE" w:bidi="sw_KE"/>
+        </w:rPr>
+      </w:r>
+      <w:r>
+        <w:rPr>
+          <w:lang w:val="sw_KE" w:bidi="sw_KE"/>
+        </w:rPr>
+        <w:t>Waamuzi 21:13–15</w:t>
+      </w:r>
     </w:p>
     <w:p>
       <w:pPr>
@@ -5433,114 +5031,84 @@
           <w:lang w:val="sw_KE" w:bidi="sw_KE"/>
         </w:rPr>
       </w:r>
-      <w:hyperlink r:id="rId80">
-        <w:r>
-          <w:rPr>
-            <w:lang w:val="sw_KE" w:bidi="sw_KE"/>
-          </w:rPr>
-          <w:rPr>
-            <w:color w:val="0000EE"/>
-            <w:u w:val="single"/>
-          </w:rPr>
-          <w:t>Matendo 5:22–23</w:t>
-        </w:r>
-      </w:hyperlink>
-    </w:p>
-    <w:p>
-      <w:pPr>
-        <w:pStyle w:val="ListBullet"/>
-        <w:spacing w:line="240" w:lineRule="auto"/>
-        <w:ind w:left="720"/>
-      </w:pPr>
-      <w:r>
-        <w:rPr>
-          <w:lang w:val="sw_KE" w:bidi="sw_KE"/>
-        </w:rPr>
-      </w:r>
-      <w:hyperlink r:id="rId81">
-        <w:r>
-          <w:rPr>
-            <w:lang w:val="sw_KE" w:bidi="sw_KE"/>
-          </w:rPr>
-          <w:rPr>
-            <w:color w:val="0000EE"/>
-            <w:u w:val="single"/>
-          </w:rPr>
-          <w:t>Yohana 12:38</w:t>
-        </w:r>
-      </w:hyperlink>
-    </w:p>
-    <w:p>
-      <w:pPr>
-        <w:pStyle w:val="ListBullet"/>
-        <w:spacing w:line="240" w:lineRule="auto"/>
-        <w:ind w:left="720"/>
-      </w:pPr>
-      <w:r>
-        <w:rPr>
-          <w:lang w:val="sw_KE" w:bidi="sw_KE"/>
-        </w:rPr>
-      </w:r>
-      <w:hyperlink r:id="rId82">
-        <w:r>
-          <w:rPr>
-            <w:lang w:val="sw_KE" w:bidi="sw_KE"/>
-          </w:rPr>
-          <w:rPr>
-            <w:color w:val="0000EE"/>
-            <w:u w:val="single"/>
-          </w:rPr>
-          <w:t>Luka 5:15</w:t>
-        </w:r>
-      </w:hyperlink>
-    </w:p>
-    <w:p>
-      <w:pPr>
-        <w:pStyle w:val="ListBullet"/>
-        <w:spacing w:line="240" w:lineRule="auto"/>
-        <w:ind w:left="720"/>
-      </w:pPr>
-      <w:r>
-        <w:rPr>
-          <w:lang w:val="sw_KE" w:bidi="sw_KE"/>
-        </w:rPr>
-      </w:r>
-      <w:hyperlink r:id="rId83">
-        <w:r>
-          <w:rPr>
-            <w:lang w:val="sw_KE" w:bidi="sw_KE"/>
-          </w:rPr>
-          <w:rPr>
-            <w:color w:val="0000EE"/>
-            <w:u w:val="single"/>
-          </w:rPr>
-          <w:t>Luka 8:34–35</w:t>
-        </w:r>
-      </w:hyperlink>
-    </w:p>
-    <w:p>
-      <w:pPr>
-        <w:pStyle w:val="ListBullet"/>
-        <w:spacing w:line="240" w:lineRule="auto"/>
-        <w:ind w:left="720"/>
-      </w:pPr>
-      <w:r>
-        <w:rPr>
-          <w:lang w:val="sw_KE" w:bidi="sw_KE"/>
-        </w:rPr>
-      </w:r>
-      <w:hyperlink r:id="rId84">
-        <w:r>
-          <w:rPr>
-            <w:lang w:val="sw_KE" w:bidi="sw_KE"/>
-          </w:rPr>
-          <w:rPr>
-            <w:color w:val="0000EE"/>
-            <w:u w:val="single"/>
-          </w:rPr>
-          <w:t>Matayo 28:15</w:t>
-        </w:r>
-      </w:hyperlink>
+      <w:r>
+        <w:rPr>
+          <w:lang w:val="sw_KE" w:bidi="sw_KE"/>
+        </w:rPr>
+        <w:t>Matendo 5:22–23</w:t>
+      </w:r>
+    </w:p>
+    <w:p>
+      <w:pPr>
+        <w:pStyle w:val="ListBullet"/>
+        <w:spacing w:line="240" w:lineRule="auto"/>
+        <w:ind w:left="720"/>
+      </w:pPr>
+      <w:r>
+        <w:rPr>
+          <w:lang w:val="sw_KE" w:bidi="sw_KE"/>
+        </w:rPr>
+      </w:r>
+      <w:r>
+        <w:rPr>
+          <w:lang w:val="sw_KE" w:bidi="sw_KE"/>
+        </w:rPr>
+        <w:t>Yohana 12:38</w:t>
+      </w:r>
+    </w:p>
+    <w:p>
+      <w:pPr>
+        <w:pStyle w:val="ListBullet"/>
+        <w:spacing w:line="240" w:lineRule="auto"/>
+        <w:ind w:left="720"/>
+      </w:pPr>
+      <w:r>
+        <w:rPr>
+          <w:lang w:val="sw_KE" w:bidi="sw_KE"/>
+        </w:rPr>
+      </w:r>
+      <w:r>
+        <w:rPr>
+          <w:lang w:val="sw_KE" w:bidi="sw_KE"/>
+        </w:rPr>
+        <w:t>Luka 5:15</w:t>
+      </w:r>
+    </w:p>
+    <w:p>
+      <w:pPr>
+        <w:pStyle w:val="ListBullet"/>
+        <w:spacing w:line="240" w:lineRule="auto"/>
+        <w:ind w:left="720"/>
+      </w:pPr>
+      <w:r>
+        <w:rPr>
+          <w:lang w:val="sw_KE" w:bidi="sw_KE"/>
+        </w:rPr>
+      </w:r>
+      <w:r>
+        <w:rPr>
+          <w:lang w:val="sw_KE" w:bidi="sw_KE"/>
+        </w:rPr>
+        <w:t>Luka 8:34–35</w:t>
+      </w:r>
+    </w:p>
+    <w:p>
+      <w:pPr>
+        <w:pStyle w:val="ListBullet"/>
+        <w:spacing w:line="240" w:lineRule="auto"/>
+        <w:ind w:left="720"/>
+      </w:pPr>
+      <w:r>
+        <w:rPr>
+          <w:lang w:val="sw_KE" w:bidi="sw_KE"/>
+        </w:rPr>
+      </w:r>
+      <w:r>
+        <w:rPr>
+          <w:lang w:val="sw_KE" w:bidi="sw_KE"/>
+        </w:rPr>
+        <w:t>Matayo 28:15</w:t>
+      </w:r>
     </w:p>
     <w:p>
       <w:pPr>
@@ -5941,282 +5509,210 @@
           <w:lang w:val="sw_KE" w:bidi="sw_KE"/>
         </w:rPr>
       </w:r>
-      <w:hyperlink r:id="rId85">
-        <w:r>
-          <w:rPr>
-            <w:lang w:val="sw_KE" w:bidi="sw_KE"/>
-          </w:rPr>
-          <w:rPr>
-            <w:color w:val="0000EE"/>
-            <w:u w:val="single"/>
-          </w:rPr>
-          <w:t>1 Wakorintho 5:5</w:t>
-        </w:r>
-      </w:hyperlink>
-    </w:p>
-    <w:p>
-      <w:pPr>
-        <w:pStyle w:val="ListBullet"/>
-        <w:spacing w:line="240" w:lineRule="auto"/>
-        <w:ind w:left="720"/>
-      </w:pPr>
-      <w:r>
-        <w:rPr>
-          <w:lang w:val="sw_KE" w:bidi="sw_KE"/>
-        </w:rPr>
-      </w:r>
-      <w:hyperlink r:id="rId86">
-        <w:r>
-          <w:rPr>
-            <w:lang w:val="sw_KE" w:bidi="sw_KE"/>
-          </w:rPr>
-          <w:rPr>
-            <w:color w:val="0000EE"/>
-            <w:u w:val="single"/>
-          </w:rPr>
-          <w:t>1 Yohana 4:3</w:t>
-        </w:r>
-      </w:hyperlink>
-    </w:p>
-    <w:p>
-      <w:pPr>
-        <w:pStyle w:val="ListBullet"/>
-        <w:spacing w:line="240" w:lineRule="auto"/>
-        <w:ind w:left="720"/>
-      </w:pPr>
-      <w:r>
-        <w:rPr>
-          <w:lang w:val="sw_KE" w:bidi="sw_KE"/>
-        </w:rPr>
-      </w:r>
-      <w:hyperlink r:id="rId87">
-        <w:r>
-          <w:rPr>
-            <w:lang w:val="sw_KE" w:bidi="sw_KE"/>
-          </w:rPr>
-          <w:rPr>
-            <w:color w:val="0000EE"/>
-            <w:u w:val="single"/>
-          </w:rPr>
-          <w:t>1 Wathesalonike 5:23</w:t>
-        </w:r>
-      </w:hyperlink>
-    </w:p>
-    <w:p>
-      <w:pPr>
-        <w:pStyle w:val="ListBullet"/>
-        <w:spacing w:line="240" w:lineRule="auto"/>
-        <w:ind w:left="720"/>
-      </w:pPr>
-      <w:r>
-        <w:rPr>
-          <w:lang w:val="sw_KE" w:bidi="sw_KE"/>
-        </w:rPr>
-      </w:r>
-      <w:hyperlink r:id="rId88">
-        <w:r>
-          <w:rPr>
-            <w:lang w:val="sw_KE" w:bidi="sw_KE"/>
-          </w:rPr>
-          <w:rPr>
-            <w:color w:val="0000EE"/>
-            <w:u w:val="single"/>
-          </w:rPr>
-          <w:t>Matendo 5:9</w:t>
-        </w:r>
-      </w:hyperlink>
-    </w:p>
-    <w:p>
-      <w:pPr>
-        <w:pStyle w:val="ListBullet"/>
-        <w:spacing w:line="240" w:lineRule="auto"/>
-        <w:ind w:left="720"/>
-      </w:pPr>
-      <w:r>
-        <w:rPr>
-          <w:lang w:val="sw_KE" w:bidi="sw_KE"/>
-        </w:rPr>
-      </w:r>
-      <w:hyperlink r:id="rId89">
-        <w:r>
-          <w:rPr>
-            <w:lang w:val="sw_KE" w:bidi="sw_KE"/>
-          </w:rPr>
-          <w:rPr>
-            <w:color w:val="0000EE"/>
-            <w:u w:val="single"/>
-          </w:rPr>
-          <w:t>Wakolosai 1:9</w:t>
-        </w:r>
-      </w:hyperlink>
-    </w:p>
-    <w:p>
-      <w:pPr>
-        <w:pStyle w:val="ListBullet"/>
-        <w:spacing w:line="240" w:lineRule="auto"/>
-        <w:ind w:left="720"/>
-      </w:pPr>
-      <w:r>
-        <w:rPr>
-          <w:lang w:val="sw_KE" w:bidi="sw_KE"/>
-        </w:rPr>
-      </w:r>
-      <w:hyperlink r:id="rId90">
-        <w:r>
-          <w:rPr>
-            <w:lang w:val="sw_KE" w:bidi="sw_KE"/>
-          </w:rPr>
-          <w:rPr>
-            <w:color w:val="0000EE"/>
-            <w:u w:val="single"/>
-          </w:rPr>
-          <w:t>Waefeso 4:23</w:t>
-        </w:r>
-      </w:hyperlink>
-    </w:p>
-    <w:p>
-      <w:pPr>
-        <w:pStyle w:val="ListBullet"/>
-        <w:spacing w:line="240" w:lineRule="auto"/>
-        <w:ind w:left="720"/>
-      </w:pPr>
-      <w:r>
-        <w:rPr>
-          <w:lang w:val="sw_KE" w:bidi="sw_KE"/>
-        </w:rPr>
-      </w:r>
-      <w:hyperlink r:id="rId91">
-        <w:r>
-          <w:rPr>
-            <w:lang w:val="sw_KE" w:bidi="sw_KE"/>
-          </w:rPr>
-          <w:rPr>
-            <w:color w:val="0000EE"/>
-            <w:u w:val="single"/>
-          </w:rPr>
-          <w:t>Mwanzo 7:21–22</w:t>
-        </w:r>
-      </w:hyperlink>
-    </w:p>
-    <w:p>
-      <w:pPr>
-        <w:pStyle w:val="ListBullet"/>
-        <w:spacing w:line="240" w:lineRule="auto"/>
-        <w:ind w:left="720"/>
-      </w:pPr>
-      <w:r>
-        <w:rPr>
-          <w:lang w:val="sw_KE" w:bidi="sw_KE"/>
-        </w:rPr>
-      </w:r>
-      <w:hyperlink r:id="rId92">
-        <w:r>
-          <w:rPr>
-            <w:lang w:val="sw_KE" w:bidi="sw_KE"/>
-          </w:rPr>
-          <w:rPr>
-            <w:color w:val="0000EE"/>
-            <w:u w:val="single"/>
-          </w:rPr>
-          <w:t>Mwanzo 8:1</w:t>
-        </w:r>
-      </w:hyperlink>
-    </w:p>
-    <w:p>
-      <w:pPr>
-        <w:pStyle w:val="ListBullet"/>
-        <w:spacing w:line="240" w:lineRule="auto"/>
-        <w:ind w:left="720"/>
-      </w:pPr>
-      <w:r>
-        <w:rPr>
-          <w:lang w:val="sw_KE" w:bidi="sw_KE"/>
-        </w:rPr>
-      </w:r>
-      <w:hyperlink r:id="rId93">
-        <w:r>
-          <w:rPr>
-            <w:lang w:val="sw_KE" w:bidi="sw_KE"/>
-          </w:rPr>
-          <w:rPr>
-            <w:color w:val="0000EE"/>
-            <w:u w:val="single"/>
-          </w:rPr>
-          <w:t>Isaya 4:4</w:t>
-        </w:r>
-      </w:hyperlink>
-    </w:p>
-    <w:p>
-      <w:pPr>
-        <w:pStyle w:val="ListBullet"/>
-        <w:spacing w:line="240" w:lineRule="auto"/>
-        <w:ind w:left="720"/>
-      </w:pPr>
-      <w:r>
-        <w:rPr>
-          <w:lang w:val="sw_KE" w:bidi="sw_KE"/>
-        </w:rPr>
-      </w:r>
-      <w:hyperlink r:id="rId94">
-        <w:r>
-          <w:rPr>
-            <w:lang w:val="sw_KE" w:bidi="sw_KE"/>
-          </w:rPr>
-          <w:rPr>
-            <w:color w:val="0000EE"/>
-            <w:u w:val="single"/>
-          </w:rPr>
-          <w:t>Marko 1:23–26</w:t>
-        </w:r>
-      </w:hyperlink>
-    </w:p>
-    <w:p>
-      <w:pPr>
-        <w:pStyle w:val="ListBullet"/>
-        <w:spacing w:line="240" w:lineRule="auto"/>
-        <w:ind w:left="720"/>
-      </w:pPr>
-      <w:r>
-        <w:rPr>
-          <w:lang w:val="sw_KE" w:bidi="sw_KE"/>
-        </w:rPr>
-      </w:r>
-      <w:hyperlink r:id="rId95">
-        <w:r>
-          <w:rPr>
-            <w:lang w:val="sw_KE" w:bidi="sw_KE"/>
-          </w:rPr>
-          <w:rPr>
-            <w:color w:val="0000EE"/>
-            <w:u w:val="single"/>
-          </w:rPr>
-          <w:t>Mathayo 26:41</w:t>
-        </w:r>
-      </w:hyperlink>
-    </w:p>
-    <w:p>
-      <w:pPr>
-        <w:pStyle w:val="ListBullet"/>
-        <w:spacing w:line="240" w:lineRule="auto"/>
-        <w:ind w:left="720"/>
-      </w:pPr>
-      <w:r>
-        <w:rPr>
-          <w:lang w:val="sw_KE" w:bidi="sw_KE"/>
-        </w:rPr>
-      </w:r>
-      <w:hyperlink r:id="rId96">
-        <w:r>
-          <w:rPr>
-            <w:lang w:val="sw_KE" w:bidi="sw_KE"/>
-          </w:rPr>
-          <w:rPr>
-            <w:color w:val="0000EE"/>
-            <w:u w:val="single"/>
-          </w:rPr>
-          <w:t>Wafilipi 1:27</w:t>
-        </w:r>
-      </w:hyperlink>
+      <w:r>
+        <w:rPr>
+          <w:lang w:val="sw_KE" w:bidi="sw_KE"/>
+        </w:rPr>
+        <w:t>1 Wakorintho 5:5</w:t>
+      </w:r>
+    </w:p>
+    <w:p>
+      <w:pPr>
+        <w:pStyle w:val="ListBullet"/>
+        <w:spacing w:line="240" w:lineRule="auto"/>
+        <w:ind w:left="720"/>
+      </w:pPr>
+      <w:r>
+        <w:rPr>
+          <w:lang w:val="sw_KE" w:bidi="sw_KE"/>
+        </w:rPr>
+      </w:r>
+      <w:r>
+        <w:rPr>
+          <w:lang w:val="sw_KE" w:bidi="sw_KE"/>
+        </w:rPr>
+        <w:t>1 Yohana 4:3</w:t>
+      </w:r>
+    </w:p>
+    <w:p>
+      <w:pPr>
+        <w:pStyle w:val="ListBullet"/>
+        <w:spacing w:line="240" w:lineRule="auto"/>
+        <w:ind w:left="720"/>
+      </w:pPr>
+      <w:r>
+        <w:rPr>
+          <w:lang w:val="sw_KE" w:bidi="sw_KE"/>
+        </w:rPr>
+      </w:r>
+      <w:r>
+        <w:rPr>
+          <w:lang w:val="sw_KE" w:bidi="sw_KE"/>
+        </w:rPr>
+        <w:t>1 Wathesalonike 5:23</w:t>
+      </w:r>
+    </w:p>
+    <w:p>
+      <w:pPr>
+        <w:pStyle w:val="ListBullet"/>
+        <w:spacing w:line="240" w:lineRule="auto"/>
+        <w:ind w:left="720"/>
+      </w:pPr>
+      <w:r>
+        <w:rPr>
+          <w:lang w:val="sw_KE" w:bidi="sw_KE"/>
+        </w:rPr>
+      </w:r>
+      <w:r>
+        <w:rPr>
+          <w:lang w:val="sw_KE" w:bidi="sw_KE"/>
+        </w:rPr>
+        <w:t>Matendo 5:9</w:t>
+      </w:r>
+    </w:p>
+    <w:p>
+      <w:pPr>
+        <w:pStyle w:val="ListBullet"/>
+        <w:spacing w:line="240" w:lineRule="auto"/>
+        <w:ind w:left="720"/>
+      </w:pPr>
+      <w:r>
+        <w:rPr>
+          <w:lang w:val="sw_KE" w:bidi="sw_KE"/>
+        </w:rPr>
+      </w:r>
+      <w:r>
+        <w:rPr>
+          <w:lang w:val="sw_KE" w:bidi="sw_KE"/>
+        </w:rPr>
+        <w:t>Wakolosai 1:9</w:t>
+      </w:r>
+    </w:p>
+    <w:p>
+      <w:pPr>
+        <w:pStyle w:val="ListBullet"/>
+        <w:spacing w:line="240" w:lineRule="auto"/>
+        <w:ind w:left="720"/>
+      </w:pPr>
+      <w:r>
+        <w:rPr>
+          <w:lang w:val="sw_KE" w:bidi="sw_KE"/>
+        </w:rPr>
+      </w:r>
+      <w:r>
+        <w:rPr>
+          <w:lang w:val="sw_KE" w:bidi="sw_KE"/>
+        </w:rPr>
+        <w:t>Waefeso 4:23</w:t>
+      </w:r>
+    </w:p>
+    <w:p>
+      <w:pPr>
+        <w:pStyle w:val="ListBullet"/>
+        <w:spacing w:line="240" w:lineRule="auto"/>
+        <w:ind w:left="720"/>
+      </w:pPr>
+      <w:r>
+        <w:rPr>
+          <w:lang w:val="sw_KE" w:bidi="sw_KE"/>
+        </w:rPr>
+      </w:r>
+      <w:r>
+        <w:rPr>
+          <w:lang w:val="sw_KE" w:bidi="sw_KE"/>
+        </w:rPr>
+        <w:t>Mwanzo 7:21–22</w:t>
+      </w:r>
+    </w:p>
+    <w:p>
+      <w:pPr>
+        <w:pStyle w:val="ListBullet"/>
+        <w:spacing w:line="240" w:lineRule="auto"/>
+        <w:ind w:left="720"/>
+      </w:pPr>
+      <w:r>
+        <w:rPr>
+          <w:lang w:val="sw_KE" w:bidi="sw_KE"/>
+        </w:rPr>
+      </w:r>
+      <w:r>
+        <w:rPr>
+          <w:lang w:val="sw_KE" w:bidi="sw_KE"/>
+        </w:rPr>
+        <w:t>Mwanzo 8:1</w:t>
+      </w:r>
+    </w:p>
+    <w:p>
+      <w:pPr>
+        <w:pStyle w:val="ListBullet"/>
+        <w:spacing w:line="240" w:lineRule="auto"/>
+        <w:ind w:left="720"/>
+      </w:pPr>
+      <w:r>
+        <w:rPr>
+          <w:lang w:val="sw_KE" w:bidi="sw_KE"/>
+        </w:rPr>
+      </w:r>
+      <w:r>
+        <w:rPr>
+          <w:lang w:val="sw_KE" w:bidi="sw_KE"/>
+        </w:rPr>
+        <w:t>Isaya 4:4</w:t>
+      </w:r>
+    </w:p>
+    <w:p>
+      <w:pPr>
+        <w:pStyle w:val="ListBullet"/>
+        <w:spacing w:line="240" w:lineRule="auto"/>
+        <w:ind w:left="720"/>
+      </w:pPr>
+      <w:r>
+        <w:rPr>
+          <w:lang w:val="sw_KE" w:bidi="sw_KE"/>
+        </w:rPr>
+      </w:r>
+      <w:r>
+        <w:rPr>
+          <w:lang w:val="sw_KE" w:bidi="sw_KE"/>
+        </w:rPr>
+        <w:t>Marko 1:23–26</w:t>
+      </w:r>
+    </w:p>
+    <w:p>
+      <w:pPr>
+        <w:pStyle w:val="ListBullet"/>
+        <w:spacing w:line="240" w:lineRule="auto"/>
+        <w:ind w:left="720"/>
+      </w:pPr>
+      <w:r>
+        <w:rPr>
+          <w:lang w:val="sw_KE" w:bidi="sw_KE"/>
+        </w:rPr>
+      </w:r>
+      <w:r>
+        <w:rPr>
+          <w:lang w:val="sw_KE" w:bidi="sw_KE"/>
+        </w:rPr>
+        <w:t>Mathayo 26:41</w:t>
+      </w:r>
+    </w:p>
+    <w:p>
+      <w:pPr>
+        <w:pStyle w:val="ListBullet"/>
+        <w:spacing w:line="240" w:lineRule="auto"/>
+        <w:ind w:left="720"/>
+      </w:pPr>
+      <w:r>
+        <w:rPr>
+          <w:lang w:val="sw_KE" w:bidi="sw_KE"/>
+        </w:rPr>
+      </w:r>
+      <w:r>
+        <w:rPr>
+          <w:lang w:val="sw_KE" w:bidi="sw_KE"/>
+        </w:rPr>
+        <w:t>Wafilipi 1:27</w:t>
+      </w:r>
     </w:p>
     <w:p>
       <w:pPr>
@@ -6727,234 +6223,174 @@
           <w:lang w:val="sw_KE" w:bidi="sw_KE"/>
         </w:rPr>
       </w:r>
-      <w:hyperlink r:id="rId97">
-        <w:r>
-          <w:rPr>
-            <w:lang w:val="sw_KE" w:bidi="sw_KE"/>
-          </w:rPr>
-          <w:rPr>
-            <w:color w:val="0000EE"/>
-            <w:u w:val="single"/>
-          </w:rPr>
-          <w:t>1 Samweli 10:10</w:t>
-        </w:r>
-      </w:hyperlink>
-    </w:p>
-    <w:p>
-      <w:pPr>
-        <w:pStyle w:val="ListBullet"/>
-        <w:spacing w:line="240" w:lineRule="auto"/>
-        <w:ind w:left="720"/>
-      </w:pPr>
-      <w:r>
-        <w:rPr>
-          <w:lang w:val="sw_KE" w:bidi="sw_KE"/>
-        </w:rPr>
-      </w:r>
-      <w:hyperlink r:id="rId98">
-        <w:r>
-          <w:rPr>
-            <w:lang w:val="sw_KE" w:bidi="sw_KE"/>
-          </w:rPr>
-          <w:rPr>
-            <w:color w:val="0000EE"/>
-            <w:u w:val="single"/>
-          </w:rPr>
-          <w:t>1 Wathesalonike 4:7–8</w:t>
-        </w:r>
-      </w:hyperlink>
-    </w:p>
-    <w:p>
-      <w:pPr>
-        <w:pStyle w:val="ListBullet"/>
-        <w:spacing w:line="240" w:lineRule="auto"/>
-        <w:ind w:left="720"/>
-      </w:pPr>
-      <w:r>
-        <w:rPr>
-          <w:lang w:val="sw_KE" w:bidi="sw_KE"/>
-        </w:rPr>
-      </w:r>
-      <w:hyperlink r:id="rId99">
-        <w:r>
-          <w:rPr>
-            <w:lang w:val="sw_KE" w:bidi="sw_KE"/>
-          </w:rPr>
-          <w:rPr>
-            <w:color w:val="0000EE"/>
-            <w:u w:val="single"/>
-          </w:rPr>
-          <w:t>Matendo 8:17</w:t>
-        </w:r>
-      </w:hyperlink>
-    </w:p>
-    <w:p>
-      <w:pPr>
-        <w:pStyle w:val="ListBullet"/>
-        <w:spacing w:line="240" w:lineRule="auto"/>
-        <w:ind w:left="720"/>
-      </w:pPr>
-      <w:r>
-        <w:rPr>
-          <w:lang w:val="sw_KE" w:bidi="sw_KE"/>
-        </w:rPr>
-      </w:r>
-      <w:hyperlink r:id="rId100">
-        <w:r>
-          <w:rPr>
-            <w:lang w:val="sw_KE" w:bidi="sw_KE"/>
-          </w:rPr>
-          <w:rPr>
-            <w:color w:val="0000EE"/>
-            <w:u w:val="single"/>
-          </w:rPr>
-          <w:t>Wagalatia 5:25</w:t>
-        </w:r>
-      </w:hyperlink>
-    </w:p>
-    <w:p>
-      <w:pPr>
-        <w:pStyle w:val="ListBullet"/>
-        <w:spacing w:line="240" w:lineRule="auto"/>
-        <w:ind w:left="720"/>
-      </w:pPr>
-      <w:r>
-        <w:rPr>
-          <w:lang w:val="sw_KE" w:bidi="sw_KE"/>
-        </w:rPr>
-      </w:r>
-      <w:hyperlink r:id="rId101">
-        <w:r>
-          <w:rPr>
-            <w:lang w:val="sw_KE" w:bidi="sw_KE"/>
-          </w:rPr>
-          <w:rPr>
-            <w:color w:val="0000EE"/>
-            <w:u w:val="single"/>
-          </w:rPr>
-          <w:t>Mwanzo 1:1–2</w:t>
-        </w:r>
-      </w:hyperlink>
-    </w:p>
-    <w:p>
-      <w:pPr>
-        <w:pStyle w:val="ListBullet"/>
-        <w:spacing w:line="240" w:lineRule="auto"/>
-        <w:ind w:left="720"/>
-      </w:pPr>
-      <w:r>
-        <w:rPr>
-          <w:lang w:val="sw_KE" w:bidi="sw_KE"/>
-        </w:rPr>
-      </w:r>
-      <w:hyperlink r:id="rId102">
-        <w:r>
-          <w:rPr>
-            <w:lang w:val="sw_KE" w:bidi="sw_KE"/>
-          </w:rPr>
-          <w:rPr>
-            <w:color w:val="0000EE"/>
-            <w:u w:val="single"/>
-          </w:rPr>
-          <w:t>Isaya 63:10</w:t>
-        </w:r>
-      </w:hyperlink>
-    </w:p>
-    <w:p>
-      <w:pPr>
-        <w:pStyle w:val="ListBullet"/>
-        <w:spacing w:line="240" w:lineRule="auto"/>
-        <w:ind w:left="720"/>
-      </w:pPr>
-      <w:r>
-        <w:rPr>
-          <w:lang w:val="sw_KE" w:bidi="sw_KE"/>
-        </w:rPr>
-      </w:r>
-      <w:hyperlink r:id="rId103">
-        <w:r>
-          <w:rPr>
-            <w:lang w:val="sw_KE" w:bidi="sw_KE"/>
-          </w:rPr>
-          <w:rPr>
-            <w:color w:val="0000EE"/>
-            <w:u w:val="single"/>
-          </w:rPr>
-          <w:t>Ayubu 33:4</w:t>
-        </w:r>
-      </w:hyperlink>
-    </w:p>
-    <w:p>
-      <w:pPr>
-        <w:pStyle w:val="ListBullet"/>
-        <w:spacing w:line="240" w:lineRule="auto"/>
-        <w:ind w:left="720"/>
-      </w:pPr>
-      <w:r>
-        <w:rPr>
-          <w:lang w:val="sw_KE" w:bidi="sw_KE"/>
-        </w:rPr>
-      </w:r>
-      <w:hyperlink r:id="rId104">
-        <w:r>
-          <w:rPr>
-            <w:lang w:val="sw_KE" w:bidi="sw_KE"/>
-          </w:rPr>
-          <w:rPr>
-            <w:color w:val="0000EE"/>
-            <w:u w:val="single"/>
-          </w:rPr>
-          <w:t>Mathayo 12:31</w:t>
-        </w:r>
-      </w:hyperlink>
-    </w:p>
-    <w:p>
-      <w:pPr>
-        <w:pStyle w:val="ListBullet"/>
-        <w:spacing w:line="240" w:lineRule="auto"/>
-        <w:ind w:left="720"/>
-      </w:pPr>
-      <w:r>
-        <w:rPr>
-          <w:lang w:val="sw_KE" w:bidi="sw_KE"/>
-        </w:rPr>
-      </w:r>
-      <w:hyperlink r:id="rId105">
-        <w:r>
-          <w:rPr>
-            <w:lang w:val="sw_KE" w:bidi="sw_KE"/>
-          </w:rPr>
-          <w:rPr>
-            <w:color w:val="0000EE"/>
-            <w:u w:val="single"/>
-          </w:rPr>
-          <w:t>Mathayo 28:18–19</w:t>
-        </w:r>
-      </w:hyperlink>
-    </w:p>
-    <w:p>
-      <w:pPr>
-        <w:pStyle w:val="ListBullet"/>
-        <w:spacing w:line="240" w:lineRule="auto"/>
-        <w:ind w:left="720"/>
-      </w:pPr>
-      <w:r>
-        <w:rPr>
-          <w:lang w:val="sw_KE" w:bidi="sw_KE"/>
-        </w:rPr>
-      </w:r>
-      <w:hyperlink r:id="rId106">
-        <w:r>
-          <w:rPr>
-            <w:lang w:val="sw_KE" w:bidi="sw_KE"/>
-          </w:rPr>
-          <w:rPr>
-            <w:color w:val="0000EE"/>
-            <w:u w:val="single"/>
-          </w:rPr>
-          <w:t>Zaburi 51:10–11</w:t>
-        </w:r>
-      </w:hyperlink>
+      <w:r>
+        <w:rPr>
+          <w:lang w:val="sw_KE" w:bidi="sw_KE"/>
+        </w:rPr>
+        <w:t>1 Samweli 10:10</w:t>
+      </w:r>
+    </w:p>
+    <w:p>
+      <w:pPr>
+        <w:pStyle w:val="ListBullet"/>
+        <w:spacing w:line="240" w:lineRule="auto"/>
+        <w:ind w:left="720"/>
+      </w:pPr>
+      <w:r>
+        <w:rPr>
+          <w:lang w:val="sw_KE" w:bidi="sw_KE"/>
+        </w:rPr>
+      </w:r>
+      <w:r>
+        <w:rPr>
+          <w:lang w:val="sw_KE" w:bidi="sw_KE"/>
+        </w:rPr>
+        <w:t>1 Wathesalonike 4:7–8</w:t>
+      </w:r>
+    </w:p>
+    <w:p>
+      <w:pPr>
+        <w:pStyle w:val="ListBullet"/>
+        <w:spacing w:line="240" w:lineRule="auto"/>
+        <w:ind w:left="720"/>
+      </w:pPr>
+      <w:r>
+        <w:rPr>
+          <w:lang w:val="sw_KE" w:bidi="sw_KE"/>
+        </w:rPr>
+      </w:r>
+      <w:r>
+        <w:rPr>
+          <w:lang w:val="sw_KE" w:bidi="sw_KE"/>
+        </w:rPr>
+        <w:t>Matendo 8:17</w:t>
+      </w:r>
+    </w:p>
+    <w:p>
+      <w:pPr>
+        <w:pStyle w:val="ListBullet"/>
+        <w:spacing w:line="240" w:lineRule="auto"/>
+        <w:ind w:left="720"/>
+      </w:pPr>
+      <w:r>
+        <w:rPr>
+          <w:lang w:val="sw_KE" w:bidi="sw_KE"/>
+        </w:rPr>
+      </w:r>
+      <w:r>
+        <w:rPr>
+          <w:lang w:val="sw_KE" w:bidi="sw_KE"/>
+        </w:rPr>
+        <w:t>Wagalatia 5:25</w:t>
+      </w:r>
+    </w:p>
+    <w:p>
+      <w:pPr>
+        <w:pStyle w:val="ListBullet"/>
+        <w:spacing w:line="240" w:lineRule="auto"/>
+        <w:ind w:left="720"/>
+      </w:pPr>
+      <w:r>
+        <w:rPr>
+          <w:lang w:val="sw_KE" w:bidi="sw_KE"/>
+        </w:rPr>
+      </w:r>
+      <w:r>
+        <w:rPr>
+          <w:lang w:val="sw_KE" w:bidi="sw_KE"/>
+        </w:rPr>
+        <w:t>Mwanzo 1:1–2</w:t>
+      </w:r>
+    </w:p>
+    <w:p>
+      <w:pPr>
+        <w:pStyle w:val="ListBullet"/>
+        <w:spacing w:line="240" w:lineRule="auto"/>
+        <w:ind w:left="720"/>
+      </w:pPr>
+      <w:r>
+        <w:rPr>
+          <w:lang w:val="sw_KE" w:bidi="sw_KE"/>
+        </w:rPr>
+      </w:r>
+      <w:r>
+        <w:rPr>
+          <w:lang w:val="sw_KE" w:bidi="sw_KE"/>
+        </w:rPr>
+        <w:t>Isaya 63:10</w:t>
+      </w:r>
+    </w:p>
+    <w:p>
+      <w:pPr>
+        <w:pStyle w:val="ListBullet"/>
+        <w:spacing w:line="240" w:lineRule="auto"/>
+        <w:ind w:left="720"/>
+      </w:pPr>
+      <w:r>
+        <w:rPr>
+          <w:lang w:val="sw_KE" w:bidi="sw_KE"/>
+        </w:rPr>
+      </w:r>
+      <w:r>
+        <w:rPr>
+          <w:lang w:val="sw_KE" w:bidi="sw_KE"/>
+        </w:rPr>
+        <w:t>Ayubu 33:4</w:t>
+      </w:r>
+    </w:p>
+    <w:p>
+      <w:pPr>
+        <w:pStyle w:val="ListBullet"/>
+        <w:spacing w:line="240" w:lineRule="auto"/>
+        <w:ind w:left="720"/>
+      </w:pPr>
+      <w:r>
+        <w:rPr>
+          <w:lang w:val="sw_KE" w:bidi="sw_KE"/>
+        </w:rPr>
+      </w:r>
+      <w:r>
+        <w:rPr>
+          <w:lang w:val="sw_KE" w:bidi="sw_KE"/>
+        </w:rPr>
+        <w:t>Mathayo 12:31</w:t>
+      </w:r>
+    </w:p>
+    <w:p>
+      <w:pPr>
+        <w:pStyle w:val="ListBullet"/>
+        <w:spacing w:line="240" w:lineRule="auto"/>
+        <w:ind w:left="720"/>
+      </w:pPr>
+      <w:r>
+        <w:rPr>
+          <w:lang w:val="sw_KE" w:bidi="sw_KE"/>
+        </w:rPr>
+      </w:r>
+      <w:r>
+        <w:rPr>
+          <w:lang w:val="sw_KE" w:bidi="sw_KE"/>
+        </w:rPr>
+        <w:t>Mathayo 28:18–19</w:t>
+      </w:r>
+    </w:p>
+    <w:p>
+      <w:pPr>
+        <w:pStyle w:val="ListBullet"/>
+        <w:spacing w:line="240" w:lineRule="auto"/>
+        <w:ind w:left="720"/>
+      </w:pPr>
+      <w:r>
+        <w:rPr>
+          <w:lang w:val="sw_KE" w:bidi="sw_KE"/>
+        </w:rPr>
+      </w:r>
+      <w:r>
+        <w:rPr>
+          <w:lang w:val="sw_KE" w:bidi="sw_KE"/>
+        </w:rPr>
+        <w:t>Zaburi 51:10–11</w:t>
+      </w:r>
     </w:p>
     <w:p>
       <w:pPr>
@@ -7566,90 +7002,66 @@
           <w:lang w:val="sw_KE" w:bidi="sw_KE"/>
         </w:rPr>
       </w:r>
-      <w:hyperlink r:id="rId107">
-        <w:r>
-          <w:rPr>
-            <w:lang w:val="sw_KE" w:bidi="sw_KE"/>
-          </w:rPr>
-          <w:rPr>
-            <w:color w:val="0000EE"/>
-            <w:u w:val="single"/>
-          </w:rPr>
-          <w:t>2 Timotheo 1:15–18</w:t>
-        </w:r>
-      </w:hyperlink>
-    </w:p>
-    <w:p>
-      <w:pPr>
-        <w:pStyle w:val="ListBullet"/>
-        <w:spacing w:line="240" w:lineRule="auto"/>
-        <w:ind w:left="720"/>
-      </w:pPr>
-      <w:r>
-        <w:rPr>
-          <w:lang w:val="sw_KE" w:bidi="sw_KE"/>
-        </w:rPr>
-      </w:r>
-      <w:hyperlink r:id="rId108">
-        <w:r>
-          <w:rPr>
-            <w:lang w:val="sw_KE" w:bidi="sw_KE"/>
-          </w:rPr>
-          <w:rPr>
-            <w:color w:val="0000EE"/>
-            <w:u w:val="single"/>
-          </w:rPr>
-          <w:t>Matendo 22:25</w:t>
-        </w:r>
-      </w:hyperlink>
-    </w:p>
-    <w:p>
-      <w:pPr>
-        <w:pStyle w:val="ListBullet"/>
-        <w:spacing w:line="240" w:lineRule="auto"/>
-        <w:ind w:left="720"/>
-      </w:pPr>
-      <w:r>
-        <w:rPr>
-          <w:lang w:val="sw_KE" w:bidi="sw_KE"/>
-        </w:rPr>
-      </w:r>
-      <w:hyperlink r:id="rId109">
-        <w:r>
-          <w:rPr>
-            <w:lang w:val="sw_KE" w:bidi="sw_KE"/>
-          </w:rPr>
-          <w:rPr>
-            <w:color w:val="0000EE"/>
-            <w:u w:val="single"/>
-          </w:rPr>
-          <w:t>Matendo 28:14</w:t>
-        </w:r>
-      </w:hyperlink>
-    </w:p>
-    <w:p>
-      <w:pPr>
-        <w:pStyle w:val="ListBullet"/>
-        <w:spacing w:line="240" w:lineRule="auto"/>
-        <w:ind w:left="720"/>
-      </w:pPr>
-      <w:r>
-        <w:rPr>
-          <w:lang w:val="sw_KE" w:bidi="sw_KE"/>
-        </w:rPr>
-      </w:r>
-      <w:hyperlink r:id="rId110">
-        <w:r>
-          <w:rPr>
-            <w:lang w:val="sw_KE" w:bidi="sw_KE"/>
-          </w:rPr>
-          <w:rPr>
-            <w:color w:val="0000EE"/>
-            <w:u w:val="single"/>
-          </w:rPr>
-          <w:t>Yohana 11:48</w:t>
-        </w:r>
-      </w:hyperlink>
+      <w:r>
+        <w:rPr>
+          <w:lang w:val="sw_KE" w:bidi="sw_KE"/>
+        </w:rPr>
+        <w:t>2 Timotheo 1:15–18</w:t>
+      </w:r>
+    </w:p>
+    <w:p>
+      <w:pPr>
+        <w:pStyle w:val="ListBullet"/>
+        <w:spacing w:line="240" w:lineRule="auto"/>
+        <w:ind w:left="720"/>
+      </w:pPr>
+      <w:r>
+        <w:rPr>
+          <w:lang w:val="sw_KE" w:bidi="sw_KE"/>
+        </w:rPr>
+      </w:r>
+      <w:r>
+        <w:rPr>
+          <w:lang w:val="sw_KE" w:bidi="sw_KE"/>
+        </w:rPr>
+        <w:t>Matendo 22:25</w:t>
+      </w:r>
+    </w:p>
+    <w:p>
+      <w:pPr>
+        <w:pStyle w:val="ListBullet"/>
+        <w:spacing w:line="240" w:lineRule="auto"/>
+        <w:ind w:left="720"/>
+      </w:pPr>
+      <w:r>
+        <w:rPr>
+          <w:lang w:val="sw_KE" w:bidi="sw_KE"/>
+        </w:rPr>
+      </w:r>
+      <w:r>
+        <w:rPr>
+          <w:lang w:val="sw_KE" w:bidi="sw_KE"/>
+        </w:rPr>
+        <w:t>Matendo 28:14</w:t>
+      </w:r>
+    </w:p>
+    <w:p>
+      <w:pPr>
+        <w:pStyle w:val="ListBullet"/>
+        <w:spacing w:line="240" w:lineRule="auto"/>
+        <w:ind w:left="720"/>
+      </w:pPr>
+      <w:r>
+        <w:rPr>
+          <w:lang w:val="sw_KE" w:bidi="sw_KE"/>
+        </w:rPr>
+      </w:r>
+      <w:r>
+        <w:rPr>
+          <w:lang w:val="sw_KE" w:bidi="sw_KE"/>
+        </w:rPr>
+        <w:t>Yohana 11:48</w:t>
+      </w:r>
     </w:p>
     <w:p>
       <w:pPr>
@@ -8014,114 +7426,84 @@
           <w:lang w:val="sw_KE" w:bidi="sw_KE"/>
         </w:rPr>
       </w:r>
-      <w:hyperlink r:id="rId111">
-        <w:r>
-          <w:rPr>
-            <w:lang w:val="sw_KE" w:bidi="sw_KE"/>
-          </w:rPr>
-          <w:rPr>
-            <w:color w:val="0000EE"/>
-            <w:u w:val="single"/>
-          </w:rPr>
-          <w:t>1 Samweli 8:1–3</w:t>
-        </w:r>
-      </w:hyperlink>
-    </w:p>
-    <w:p>
-      <w:pPr>
-        <w:pStyle w:val="ListBullet"/>
-        <w:spacing w:line="240" w:lineRule="auto"/>
-        <w:ind w:left="720"/>
-      </w:pPr>
-      <w:r>
-        <w:rPr>
-          <w:lang w:val="sw_KE" w:bidi="sw_KE"/>
-        </w:rPr>
-      </w:r>
-      <w:hyperlink r:id="rId112">
-        <w:r>
-          <w:rPr>
-            <w:lang w:val="sw_KE" w:bidi="sw_KE"/>
-          </w:rPr>
-          <w:rPr>
-            <w:color w:val="0000EE"/>
-            <w:u w:val="single"/>
-          </w:rPr>
-          <w:t>Mhubiri 7:7</w:t>
-        </w:r>
-      </w:hyperlink>
-    </w:p>
-    <w:p>
-      <w:pPr>
-        <w:pStyle w:val="ListBullet"/>
-        <w:spacing w:line="240" w:lineRule="auto"/>
-        <w:ind w:left="720"/>
-      </w:pPr>
-      <w:r>
-        <w:rPr>
-          <w:lang w:val="sw_KE" w:bidi="sw_KE"/>
-        </w:rPr>
-      </w:r>
-      <w:hyperlink r:id="rId113">
-        <w:r>
-          <w:rPr>
-            <w:lang w:val="sw_KE" w:bidi="sw_KE"/>
-          </w:rPr>
-          <w:rPr>
-            <w:color w:val="0000EE"/>
-            <w:u w:val="single"/>
-          </w:rPr>
-          <w:t>Isaya 1:23</w:t>
-        </w:r>
-      </w:hyperlink>
-    </w:p>
-    <w:p>
-      <w:pPr>
-        <w:pStyle w:val="ListBullet"/>
-        <w:spacing w:line="240" w:lineRule="auto"/>
-        <w:ind w:left="720"/>
-      </w:pPr>
-      <w:r>
-        <w:rPr>
-          <w:lang w:val="sw_KE" w:bidi="sw_KE"/>
-        </w:rPr>
-      </w:r>
-      <w:hyperlink r:id="rId114">
-        <w:r>
-          <w:rPr>
-            <w:lang w:val="sw_KE" w:bidi="sw_KE"/>
-          </w:rPr>
-          <w:rPr>
-            <w:color w:val="0000EE"/>
-            <w:u w:val="single"/>
-          </w:rPr>
-          <w:t>Mika 3:9–11</w:t>
-        </w:r>
-      </w:hyperlink>
-    </w:p>
-    <w:p>
-      <w:pPr>
-        <w:pStyle w:val="ListBullet"/>
-        <w:spacing w:line="240" w:lineRule="auto"/>
-        <w:ind w:left="720"/>
-      </w:pPr>
-      <w:r>
-        <w:rPr>
-          <w:lang w:val="sw_KE" w:bidi="sw_KE"/>
-        </w:rPr>
-      </w:r>
-      <w:hyperlink r:id="rId115">
-        <w:r>
-          <w:rPr>
-            <w:lang w:val="sw_KE" w:bidi="sw_KE"/>
-          </w:rPr>
-          <w:rPr>
-            <w:color w:val="0000EE"/>
-            <w:u w:val="single"/>
-          </w:rPr>
-          <w:t>Mithali 15:27–28</w:t>
-        </w:r>
-      </w:hyperlink>
+      <w:r>
+        <w:rPr>
+          <w:lang w:val="sw_KE" w:bidi="sw_KE"/>
+        </w:rPr>
+        <w:t>1 Samweli 8:1–3</w:t>
+      </w:r>
+    </w:p>
+    <w:p>
+      <w:pPr>
+        <w:pStyle w:val="ListBullet"/>
+        <w:spacing w:line="240" w:lineRule="auto"/>
+        <w:ind w:left="720"/>
+      </w:pPr>
+      <w:r>
+        <w:rPr>
+          <w:lang w:val="sw_KE" w:bidi="sw_KE"/>
+        </w:rPr>
+      </w:r>
+      <w:r>
+        <w:rPr>
+          <w:lang w:val="sw_KE" w:bidi="sw_KE"/>
+        </w:rPr>
+        <w:t>Mhubiri 7:7</w:t>
+      </w:r>
+    </w:p>
+    <w:p>
+      <w:pPr>
+        <w:pStyle w:val="ListBullet"/>
+        <w:spacing w:line="240" w:lineRule="auto"/>
+        <w:ind w:left="720"/>
+      </w:pPr>
+      <w:r>
+        <w:rPr>
+          <w:lang w:val="sw_KE" w:bidi="sw_KE"/>
+        </w:rPr>
+      </w:r>
+      <w:r>
+        <w:rPr>
+          <w:lang w:val="sw_KE" w:bidi="sw_KE"/>
+        </w:rPr>
+        <w:t>Isaya 1:23</w:t>
+      </w:r>
+    </w:p>
+    <w:p>
+      <w:pPr>
+        <w:pStyle w:val="ListBullet"/>
+        <w:spacing w:line="240" w:lineRule="auto"/>
+        <w:ind w:left="720"/>
+      </w:pPr>
+      <w:r>
+        <w:rPr>
+          <w:lang w:val="sw_KE" w:bidi="sw_KE"/>
+        </w:rPr>
+      </w:r>
+      <w:r>
+        <w:rPr>
+          <w:lang w:val="sw_KE" w:bidi="sw_KE"/>
+        </w:rPr>
+        <w:t>Mika 3:9–11</w:t>
+      </w:r>
+    </w:p>
+    <w:p>
+      <w:pPr>
+        <w:pStyle w:val="ListBullet"/>
+        <w:spacing w:line="240" w:lineRule="auto"/>
+        <w:ind w:left="720"/>
+      </w:pPr>
+      <w:r>
+        <w:rPr>
+          <w:lang w:val="sw_KE" w:bidi="sw_KE"/>
+        </w:rPr>
+      </w:r>
+      <w:r>
+        <w:rPr>
+          <w:lang w:val="sw_KE" w:bidi="sw_KE"/>
+        </w:rPr>
+        <w:t>Mithali 15:27–28</w:t>
+      </w:r>
     </w:p>
     <w:p>
       <w:pPr>
@@ -8363,90 +7745,66 @@
           <w:lang w:val="sw_KE" w:bidi="sw_KE"/>
         </w:rPr>
       </w:r>
-      <w:hyperlink r:id="rId26">
-        <w:r>
-          <w:rPr>
-            <w:lang w:val="sw_KE" w:bidi="sw_KE"/>
-          </w:rPr>
-          <w:rPr>
-            <w:color w:val="0000EE"/>
-            <w:u w:val="single"/>
-          </w:rPr>
-          <w:t>Mathayo 1:5</w:t>
-        </w:r>
-      </w:hyperlink>
-    </w:p>
-    <w:p>
-      <w:pPr>
-        <w:pStyle w:val="ListBullet"/>
-        <w:spacing w:line="240" w:lineRule="auto"/>
-        <w:ind w:left="720"/>
-      </w:pPr>
-      <w:r>
-        <w:rPr>
-          <w:lang w:val="sw_KE" w:bidi="sw_KE"/>
-        </w:rPr>
-      </w:r>
-      <w:hyperlink r:id="rId116">
-        <w:r>
-          <w:rPr>
-            <w:lang w:val="sw_KE" w:bidi="sw_KE"/>
-          </w:rPr>
-          <w:rPr>
-            <w:color w:val="0000EE"/>
-            <w:u w:val="single"/>
-          </w:rPr>
-          <w:t>Ruthu 1:3–5</w:t>
-        </w:r>
-      </w:hyperlink>
-    </w:p>
-    <w:p>
-      <w:pPr>
-        <w:pStyle w:val="ListBullet"/>
-        <w:spacing w:line="240" w:lineRule="auto"/>
-        <w:ind w:left="720"/>
-      </w:pPr>
-      <w:r>
-        <w:rPr>
-          <w:lang w:val="sw_KE" w:bidi="sw_KE"/>
-        </w:rPr>
-      </w:r>
-      <w:hyperlink r:id="rId117">
-        <w:r>
-          <w:rPr>
-            <w:lang w:val="sw_KE" w:bidi="sw_KE"/>
-          </w:rPr>
-          <w:rPr>
-            <w:color w:val="0000EE"/>
-            <w:u w:val="single"/>
-          </w:rPr>
-          <w:t>Ruthu 3:9</w:t>
-        </w:r>
-      </w:hyperlink>
-    </w:p>
-    <w:p>
-      <w:pPr>
-        <w:pStyle w:val="ListBullet"/>
-        <w:spacing w:line="240" w:lineRule="auto"/>
-        <w:ind w:left="720"/>
-      </w:pPr>
-      <w:r>
-        <w:rPr>
-          <w:lang w:val="sw_KE" w:bidi="sw_KE"/>
-        </w:rPr>
-      </w:r>
-      <w:hyperlink r:id="rId118">
-        <w:r>
-          <w:rPr>
-            <w:lang w:val="sw_KE" w:bidi="sw_KE"/>
-          </w:rPr>
-          <w:rPr>
-            <w:color w:val="0000EE"/>
-            <w:u w:val="single"/>
-          </w:rPr>
-          <w:t>Ruthu 4:6</w:t>
-        </w:r>
-      </w:hyperlink>
+      <w:r>
+        <w:rPr>
+          <w:lang w:val="sw_KE" w:bidi="sw_KE"/>
+        </w:rPr>
+        <w:t>Mathayo 1:5</w:t>
+      </w:r>
+    </w:p>
+    <w:p>
+      <w:pPr>
+        <w:pStyle w:val="ListBullet"/>
+        <w:spacing w:line="240" w:lineRule="auto"/>
+        <w:ind w:left="720"/>
+      </w:pPr>
+      <w:r>
+        <w:rPr>
+          <w:lang w:val="sw_KE" w:bidi="sw_KE"/>
+        </w:rPr>
+      </w:r>
+      <w:r>
+        <w:rPr>
+          <w:lang w:val="sw_KE" w:bidi="sw_KE"/>
+        </w:rPr>
+        <w:t>Ruthu 1:3–5</w:t>
+      </w:r>
+    </w:p>
+    <w:p>
+      <w:pPr>
+        <w:pStyle w:val="ListBullet"/>
+        <w:spacing w:line="240" w:lineRule="auto"/>
+        <w:ind w:left="720"/>
+      </w:pPr>
+      <w:r>
+        <w:rPr>
+          <w:lang w:val="sw_KE" w:bidi="sw_KE"/>
+        </w:rPr>
+      </w:r>
+      <w:r>
+        <w:rPr>
+          <w:lang w:val="sw_KE" w:bidi="sw_KE"/>
+        </w:rPr>
+        <w:t>Ruthu 3:9</w:t>
+      </w:r>
+    </w:p>
+    <w:p>
+      <w:pPr>
+        <w:pStyle w:val="ListBullet"/>
+        <w:spacing w:line="240" w:lineRule="auto"/>
+        <w:ind w:left="720"/>
+      </w:pPr>
+      <w:r>
+        <w:rPr>
+          <w:lang w:val="sw_KE" w:bidi="sw_KE"/>
+        </w:rPr>
+      </w:r>
+      <w:r>
+        <w:rPr>
+          <w:lang w:val="sw_KE" w:bidi="sw_KE"/>
+        </w:rPr>
+        <w:t>Ruthu 4:6</w:t>
+      </w:r>
     </w:p>
     <w:p>
       <w:pPr>

--- a/swh/docx/018.content.docx
+++ b/swh/docx/018.content.docx
@@ -5472,19 +5472,709 @@
         <w:rPr>
           <w:lang w:val="sw_KE" w:bidi="sw_KE"/>
         </w:rPr>
+        <w:t>, pumzi)</w:t>
+      </w:r>
+    </w:p>
+    <w:p>
+      <w:pPr>
+        <w:pStyle w:val="Heading3"/>
+      </w:pPr>
+      <w:r>
+        <w:rPr>
+          <w:lang w:val="sw_KE" w:bidi="sw_KE"/>
+        </w:rPr>
+        <w:t>Marejeleo ya Biblia:</w:t>
+      </w:r>
+    </w:p>
+    <w:p>
+      <w:pPr>
+        <w:pStyle w:val="ListBullet"/>
+        <w:spacing w:line="240" w:lineRule="auto"/>
+        <w:ind w:left="720"/>
+      </w:pPr>
+      <w:r>
+        <w:rPr>
+          <w:lang w:val="sw_KE" w:bidi="sw_KE"/>
+        </w:rPr>
+      </w:r>
+      <w:r>
+        <w:rPr>
+          <w:lang w:val="sw_KE" w:bidi="sw_KE"/>
+        </w:rPr>
+        <w:t>1 Wakorintho 5:5</w:t>
+      </w:r>
+    </w:p>
+    <w:p>
+      <w:pPr>
+        <w:pStyle w:val="ListBullet"/>
+        <w:spacing w:line="240" w:lineRule="auto"/>
+        <w:ind w:left="720"/>
+      </w:pPr>
+      <w:r>
+        <w:rPr>
+          <w:lang w:val="sw_KE" w:bidi="sw_KE"/>
+        </w:rPr>
+      </w:r>
+      <w:r>
+        <w:rPr>
+          <w:lang w:val="sw_KE" w:bidi="sw_KE"/>
+        </w:rPr>
+        <w:t>1 Yohana 4:3</w:t>
+      </w:r>
+    </w:p>
+    <w:p>
+      <w:pPr>
+        <w:pStyle w:val="ListBullet"/>
+        <w:spacing w:line="240" w:lineRule="auto"/>
+        <w:ind w:left="720"/>
+      </w:pPr>
+      <w:r>
+        <w:rPr>
+          <w:lang w:val="sw_KE" w:bidi="sw_KE"/>
+        </w:rPr>
+      </w:r>
+      <w:r>
+        <w:rPr>
+          <w:lang w:val="sw_KE" w:bidi="sw_KE"/>
+        </w:rPr>
+        <w:t>1 Wathesalonike 5:23</w:t>
+      </w:r>
+    </w:p>
+    <w:p>
+      <w:pPr>
+        <w:pStyle w:val="ListBullet"/>
+        <w:spacing w:line="240" w:lineRule="auto"/>
+        <w:ind w:left="720"/>
+      </w:pPr>
+      <w:r>
+        <w:rPr>
+          <w:lang w:val="sw_KE" w:bidi="sw_KE"/>
+        </w:rPr>
+      </w:r>
+      <w:r>
+        <w:rPr>
+          <w:lang w:val="sw_KE" w:bidi="sw_KE"/>
+        </w:rPr>
+        <w:t>Matendo 5:9</w:t>
+      </w:r>
+    </w:p>
+    <w:p>
+      <w:pPr>
+        <w:pStyle w:val="ListBullet"/>
+        <w:spacing w:line="240" w:lineRule="auto"/>
+        <w:ind w:left="720"/>
+      </w:pPr>
+      <w:r>
+        <w:rPr>
+          <w:lang w:val="sw_KE" w:bidi="sw_KE"/>
+        </w:rPr>
+      </w:r>
+      <w:r>
+        <w:rPr>
+          <w:lang w:val="sw_KE" w:bidi="sw_KE"/>
+        </w:rPr>
+        <w:t>Wakolosai 1:9</w:t>
+      </w:r>
+    </w:p>
+    <w:p>
+      <w:pPr>
+        <w:pStyle w:val="ListBullet"/>
+        <w:spacing w:line="240" w:lineRule="auto"/>
+        <w:ind w:left="720"/>
+      </w:pPr>
+      <w:r>
+        <w:rPr>
+          <w:lang w:val="sw_KE" w:bidi="sw_KE"/>
+        </w:rPr>
+      </w:r>
+      <w:r>
+        <w:rPr>
+          <w:lang w:val="sw_KE" w:bidi="sw_KE"/>
+        </w:rPr>
+        <w:t>Waefeso 4:23</w:t>
+      </w:r>
+    </w:p>
+    <w:p>
+      <w:pPr>
+        <w:pStyle w:val="ListBullet"/>
+        <w:spacing w:line="240" w:lineRule="auto"/>
+        <w:ind w:left="720"/>
+      </w:pPr>
+      <w:r>
+        <w:rPr>
+          <w:lang w:val="sw_KE" w:bidi="sw_KE"/>
+        </w:rPr>
+      </w:r>
+      <w:r>
+        <w:rPr>
+          <w:lang w:val="sw_KE" w:bidi="sw_KE"/>
+        </w:rPr>
+        <w:t>Mwanzo 7:21–22</w:t>
+      </w:r>
+    </w:p>
+    <w:p>
+      <w:pPr>
+        <w:pStyle w:val="ListBullet"/>
+        <w:spacing w:line="240" w:lineRule="auto"/>
+        <w:ind w:left="720"/>
+      </w:pPr>
+      <w:r>
+        <w:rPr>
+          <w:lang w:val="sw_KE" w:bidi="sw_KE"/>
+        </w:rPr>
+      </w:r>
+      <w:r>
+        <w:rPr>
+          <w:lang w:val="sw_KE" w:bidi="sw_KE"/>
+        </w:rPr>
+        <w:t>Mwanzo 8:1</w:t>
+      </w:r>
+    </w:p>
+    <w:p>
+      <w:pPr>
+        <w:pStyle w:val="ListBullet"/>
+        <w:spacing w:line="240" w:lineRule="auto"/>
+        <w:ind w:left="720"/>
+      </w:pPr>
+      <w:r>
+        <w:rPr>
+          <w:lang w:val="sw_KE" w:bidi="sw_KE"/>
+        </w:rPr>
+      </w:r>
+      <w:r>
+        <w:rPr>
+          <w:lang w:val="sw_KE" w:bidi="sw_KE"/>
+        </w:rPr>
+        <w:t>Isaya 4:4</w:t>
+      </w:r>
+    </w:p>
+    <w:p>
+      <w:pPr>
+        <w:pStyle w:val="ListBullet"/>
+        <w:spacing w:line="240" w:lineRule="auto"/>
+        <w:ind w:left="720"/>
+      </w:pPr>
+      <w:r>
+        <w:rPr>
+          <w:lang w:val="sw_KE" w:bidi="sw_KE"/>
+        </w:rPr>
+      </w:r>
+      <w:r>
+        <w:rPr>
+          <w:lang w:val="sw_KE" w:bidi="sw_KE"/>
+        </w:rPr>
+        <w:t>Marko 1:23–26</w:t>
+      </w:r>
+    </w:p>
+    <w:p>
+      <w:pPr>
+        <w:pStyle w:val="ListBullet"/>
+        <w:spacing w:line="240" w:lineRule="auto"/>
+        <w:ind w:left="720"/>
+      </w:pPr>
+      <w:r>
+        <w:rPr>
+          <w:lang w:val="sw_KE" w:bidi="sw_KE"/>
+        </w:rPr>
+      </w:r>
+      <w:r>
+        <w:rPr>
+          <w:lang w:val="sw_KE" w:bidi="sw_KE"/>
+        </w:rPr>
+        <w:t>Mathayo 26:41</w:t>
+      </w:r>
+    </w:p>
+    <w:p>
+      <w:pPr>
+        <w:pStyle w:val="ListBullet"/>
+        <w:spacing w:line="240" w:lineRule="auto"/>
+        <w:ind w:left="720"/>
+      </w:pPr>
+      <w:r>
+        <w:rPr>
+          <w:lang w:val="sw_KE" w:bidi="sw_KE"/>
+        </w:rPr>
+      </w:r>
+      <w:r>
+        <w:rPr>
+          <w:lang w:val="sw_KE" w:bidi="sw_KE"/>
+        </w:rPr>
+        <w:t>Wafilipi 1:27</w:t>
+      </w:r>
+    </w:p>
+    <w:p>
+      <w:pPr>
+        <w:pStyle w:val="Heading4"/>
+      </w:pPr>
+      <w:r>
+        <w:rPr>
+          <w:b/>
+          <w:lang w:val="sw_KE" w:bidi="sw_KE"/>
+        </w:rPr>
+        <w:t>Mifano kutoka hadithi za Biblia:</w:t>
+      </w:r>
+    </w:p>
+    <w:p>
+      <w:pPr>
+        <w:pStyle w:val="ListBullet"/>
+        <w:spacing w:line="240" w:lineRule="auto"/>
+        <w:ind w:left="720"/>
+      </w:pPr>
+      <w:r>
+        <w:rPr>
+          <w:lang w:val="sw_KE" w:bidi="sw_KE"/>
+        </w:rPr>
+      </w:r>
+      <w:r>
+        <w:rPr>
+          <w:b/>
+          <w:lang w:val="sw_KE" w:bidi="sw_KE"/>
+        </w:rPr>
+        <w:t>13:3</w:t>
+      </w:r>
+      <w:r>
+        <w:rPr>
+          <w:lang w:val="sw_KE" w:bidi="sw_KE"/>
+        </w:rPr>
+        <w:t xml:space="preserve"> Siku tatu baadaye, baada ya watu kujitayarisha </w:t>
+      </w:r>
+      <w:r>
+        <w:rPr>
+          <w:b/>
+          <w:lang w:val="sw_KE" w:bidi="sw_KE"/>
+        </w:rPr>
+        <w:t>kiroho</w:t>
+      </w:r>
+      <w:r>
+        <w:rPr>
+          <w:lang w:val="sw_KE" w:bidi="sw_KE"/>
+        </w:rPr>
+        <w:t>, Mungu alishuka juu ya Mlima Sinai pamoja na ngurumo, radi, moshi, na mlio mkubwa wa tarumbeta.</w:t>
+      </w:r>
+    </w:p>
+    <w:p>
+      <w:pPr>
+        <w:pStyle w:val="ListBullet"/>
+        <w:spacing w:line="240" w:lineRule="auto"/>
+        <w:ind w:left="720"/>
+      </w:pPr>
+      <w:r>
+        <w:rPr>
+          <w:lang w:val="sw_KE" w:bidi="sw_KE"/>
+        </w:rPr>
+      </w:r>
+      <w:r>
+        <w:rPr>
+          <w:b/>
+          <w:lang w:val="sw_KE" w:bidi="sw_KE"/>
+        </w:rPr>
+        <w:t>40:7</w:t>
+      </w:r>
+      <w:r>
+        <w:rPr>
+          <w:lang w:val="sw_KE" w:bidi="sw_KE"/>
+        </w:rPr>
+        <w:t xml:space="preserve"> Ndipo Yesu akalia kwa sauti kubwa, "Imeisha! Baba, natoa roho yangu mikononi mwako." Kisha akainama kichwa chake na kuiacha </w:t>
+      </w:r>
+      <w:r>
+        <w:rPr>
+          <w:b/>
+          <w:lang w:val="sw_KE" w:bidi="sw_KE"/>
+        </w:rPr>
+        <w:t xml:space="preserve">roho </w:t>
+      </w:r>
+      <w:r>
+        <w:rPr>
+          <w:lang w:val="sw_KE" w:bidi="sw_KE"/>
+        </w:rPr>
+        <w:t>yake.</w:t>
+      </w:r>
+    </w:p>
+    <w:p>
+      <w:pPr>
+        <w:pStyle w:val="ListBullet"/>
+        <w:spacing w:line="240" w:lineRule="auto"/>
+        <w:ind w:left="720"/>
+      </w:pPr>
+      <w:r>
+        <w:rPr>
+          <w:lang w:val="sw_KE" w:bidi="sw_KE"/>
+        </w:rPr>
+      </w:r>
+      <w:r>
+        <w:rPr>
+          <w:b/>
+          <w:lang w:val="sw_KE" w:bidi="sw_KE"/>
+        </w:rPr>
+        <w:t>45:5</w:t>
+      </w:r>
+      <w:r>
+        <w:rPr>
+          <w:lang w:val="sw_KE" w:bidi="sw_KE"/>
+        </w:rPr>
+        <w:t xml:space="preserve"> Stefano alipokuwa anakufa, alilia kwa sauti kubwa, "Yesu, pokea </w:t>
+      </w:r>
+      <w:r>
+        <w:rPr>
+          <w:b/>
+          <w:lang w:val="sw_KE" w:bidi="sw_KE"/>
+        </w:rPr>
+        <w:t xml:space="preserve">roho </w:t>
+      </w:r>
+      <w:r>
+        <w:rPr>
+          <w:lang w:val="sw_KE" w:bidi="sw_KE"/>
+        </w:rPr>
+        <w:t>yangu."</w:t>
+      </w:r>
+    </w:p>
+    <w:p>
+      <w:pPr>
+        <w:pStyle w:val="ListBullet"/>
+        <w:spacing w:line="240" w:lineRule="auto"/>
+        <w:ind w:left="720"/>
+      </w:pPr>
+      <w:r>
+        <w:rPr>
+          <w:lang w:val="sw_KE" w:bidi="sw_KE"/>
+        </w:rPr>
+      </w:r>
+      <w:r>
+        <w:rPr>
+          <w:b/>
+          <w:lang w:val="sw_KE" w:bidi="sw_KE"/>
+        </w:rPr>
+        <w:t>48:7</w:t>
+      </w:r>
+      <w:r>
+        <w:rPr>
+          <w:lang w:val="sw_KE" w:bidi="sw_KE"/>
+        </w:rPr>
+        <w:t xml:space="preserve"> Makundi yote ya watu yamebarikiwa kupitia yeye, kwa sababu kila mtu anayemwamini Yesu anaokolewa kutoka dhambini, na anakuwa mzawa wa </w:t>
+      </w:r>
+      <w:r>
+        <w:rPr>
+          <w:b/>
+          <w:lang w:val="sw_KE" w:bidi="sw_KE"/>
+        </w:rPr>
+        <w:t xml:space="preserve">kiroho </w:t>
+      </w:r>
+      <w:r>
+        <w:rPr>
+          <w:lang w:val="sw_KE" w:bidi="sw_KE"/>
+        </w:rPr>
+        <w:t>wa Abrahamu.</w:t>
+      </w:r>
+    </w:p>
+    <w:p>
+      <w:pPr>
+        <w:pStyle w:val="Heading3"/>
+      </w:pPr>
+      <w:r>
+        <w:rPr>
+          <w:lang w:val="sw_KE" w:bidi="sw_KE"/>
+        </w:rPr>
+        <w:t>Data ya Neno:</w:t>
+      </w:r>
+    </w:p>
+    <w:p>
+      <w:pPr>
+        <w:pStyle w:val="ListBullet"/>
+        <w:spacing w:line="240" w:lineRule="auto"/>
+        <w:ind w:left="720"/>
+      </w:pPr>
+      <w:r>
+        <w:rPr>
+          <w:lang w:val="sw_KE" w:bidi="sw_KE"/>
+        </w:rPr>
+      </w:r>
+      <w:r>
+        <w:rPr>
+          <w:lang w:val="sw_KE" w:bidi="sw_KE"/>
+        </w:rPr>
+        <w:t>Strong’s: H0178, H1172, H5397, H7307, H7308, G41510, G41520, G41530, G53260, G54270</w:t>
+      </w:r>
+      <w:r>
+        <w:rPr>
+          <w:lang w:val="sw_KE" w:bidi="sw_KE"/>
+        </w:rPr>
+      </w:r>
+      <w:r>
+        <w:rPr>
+          <w:lang w:val="sw_KE" w:bidi="sw_KE"/>
+        </w:rPr>
+      </w:r>
+    </w:p>
+    <w:p>
+      <w:pPr/>
+      <w:r>
+        <w:rPr>
+          <w:lang w:val="sw_KE" w:bidi="sw_KE"/>
+        </w:rPr>
+      </w:r>
+    </w:p>
+    <w:p>
+      <w:pPr>
+        <w:pStyle w:val="Heading2"/>
+      </w:pPr>
+      <w:r>
+        <w:rPr>
+          <w:lang w:val="sw_KE" w:bidi="sw_KE"/>
+        </w:rPr>
+        <w:t>Roho Mtakatifu</w:t>
+      </w:r>
+      <w:r>
+        <w:rPr>
+          <w:lang w:val="sw_KE" w:bidi="sw_KE"/>
+        </w:rPr>
+      </w:r>
+    </w:p>
+    <w:p>
+      <w:pPr>
+        <w:pStyle w:val="Heading3"/>
+      </w:pPr>
+      <w:r>
+        <w:rPr>
+          <w:lang w:val="sw_KE" w:bidi="sw_KE"/>
+        </w:rPr>
+        <w:t>Mambo:</w:t>
+      </w:r>
+    </w:p>
+    <w:p>
+      <w:pPr/>
+      <w:r>
+        <w:rPr>
+          <w:lang w:val="sw_KE" w:bidi="sw_KE"/>
+        </w:rPr>
+      </w:r>
+      <w:r>
+        <w:rPr>
+          <w:lang w:val="sw_KE" w:bidi="sw_KE"/>
+        </w:rPr>
+        <w:t>Maneno haya yote yanahusu Roho Mtakatifu, ambaye ni Mungu. Mungu wa kweli mmoja yupo milele kama Baba, Mwana, na Roho Mtakatifu.</w:t>
+      </w:r>
+    </w:p>
+    <w:p>
+      <w:pPr>
+        <w:pStyle w:val="ListBullet"/>
+        <w:spacing w:line="240" w:lineRule="auto"/>
+        <w:ind w:left="720"/>
+      </w:pPr>
+      <w:r>
+        <w:rPr>
+          <w:lang w:val="sw_KE" w:bidi="sw_KE"/>
+        </w:rPr>
+      </w:r>
+      <w:r>
+        <w:rPr>
+          <w:lang w:val="sw_KE" w:bidi="sw_KE"/>
+        </w:rPr>
+        <w:t>Roho Mtakatifu pia hujulikana kama "Roho" na "Roho wa Bwana" na "Roho wa ukweli."</w:t>
+      </w:r>
+    </w:p>
+    <w:p>
+      <w:pPr>
+        <w:pStyle w:val="ListBullet"/>
+        <w:spacing w:line="240" w:lineRule="auto"/>
+        <w:ind w:left="720"/>
+      </w:pPr>
+      <w:r>
+        <w:rPr>
+          <w:lang w:val="sw_KE" w:bidi="sw_KE"/>
+        </w:rPr>
+      </w:r>
+      <w:r>
+        <w:rPr>
+          <w:lang w:val="sw_KE" w:bidi="sw_KE"/>
+        </w:rPr>
+        <w:t>Kwa sababu Roho Mtakatifu ni Mungu, yeye ni mtakatifu kabisa, safi kabisa, na mkamilifu kimaadili katika asili yake yote na katika kila kitu anachofanya.</w:t>
+      </w:r>
+    </w:p>
+    <w:p>
+      <w:pPr>
+        <w:pStyle w:val="ListBullet"/>
+        <w:spacing w:line="240" w:lineRule="auto"/>
+        <w:ind w:left="720"/>
+      </w:pPr>
+      <w:r>
+        <w:rPr>
+          <w:lang w:val="sw_KE" w:bidi="sw_KE"/>
+        </w:rPr>
+      </w:r>
+      <w:r>
+        <w:rPr>
+          <w:lang w:val="sw_KE" w:bidi="sw_KE"/>
+        </w:rPr>
+        <w:t>Pamoja na Baba na Mwana, Roho Mtakatifu alikuwa akifanya kazi katika kuumba dunia.</w:t>
+      </w:r>
+    </w:p>
+    <w:p>
+      <w:pPr>
+        <w:pStyle w:val="ListBullet"/>
+        <w:spacing w:line="240" w:lineRule="auto"/>
+        <w:ind w:left="720"/>
+      </w:pPr>
+      <w:r>
+        <w:rPr>
+          <w:lang w:val="sw_KE" w:bidi="sw_KE"/>
+        </w:rPr>
+      </w:r>
+      <w:r>
+        <w:rPr>
+          <w:lang w:val="sw_KE" w:bidi="sw_KE"/>
+        </w:rPr>
+        <w:t>Wakati Mwana wa Mungu, Yesu, alirudi mbinguni, Mungu alimtuma Roho Mtakatifu kwa watu wake kuwaongoza, kuwafundisha, kuwafariji, na kuwawezesha kufanya mapenzi ya Mungu.</w:t>
+      </w:r>
+    </w:p>
+    <w:p>
+      <w:pPr>
+        <w:pStyle w:val="ListBullet"/>
+        <w:spacing w:line="240" w:lineRule="auto"/>
+        <w:ind w:left="720"/>
+      </w:pPr>
+      <w:r>
+        <w:rPr>
+          <w:lang w:val="sw_KE" w:bidi="sw_KE"/>
+        </w:rPr>
+      </w:r>
+      <w:r>
+        <w:rPr>
+          <w:lang w:val="sw_KE" w:bidi="sw_KE"/>
+        </w:rPr>
+        <w:t>Roho Mtakatifu alimwongoza Yesu na anawaongoza wale wanaomwamini Yesu.</w:t>
+      </w:r>
+    </w:p>
+    <w:p>
+      <w:pPr>
+        <w:pStyle w:val="Heading3"/>
+      </w:pPr>
+      <w:r>
+        <w:rPr>
+          <w:lang w:val="sw_KE" w:bidi="sw_KE"/>
+        </w:rPr>
+        <w:t>Mapendekezo ya Tafsiri:</w:t>
+      </w:r>
+    </w:p>
+    <w:p>
+      <w:pPr>
+        <w:pStyle w:val="ListBullet"/>
+        <w:spacing w:line="240" w:lineRule="auto"/>
+        <w:ind w:left="720"/>
+      </w:pPr>
+      <w:r>
+        <w:rPr>
+          <w:lang w:val="sw_KE" w:bidi="sw_KE"/>
+        </w:rPr>
+      </w:r>
+      <w:r>
+        <w:rPr>
+          <w:lang w:val="sw_KE" w:bidi="sw_KE"/>
+        </w:rPr>
+        <w:t>Neno hili linaweza kutafsiriwa kwa urahisi kwa maneno yanayotumika kutafsiri "takatifu" na "roho."</w:t>
+      </w:r>
+    </w:p>
+    <w:p>
+      <w:pPr>
+        <w:pStyle w:val="ListBullet"/>
+        <w:spacing w:line="240" w:lineRule="auto"/>
+        <w:ind w:left="720"/>
+      </w:pPr>
+      <w:r>
+        <w:rPr>
+          <w:lang w:val="sw_KE" w:bidi="sw_KE"/>
+        </w:rPr>
+      </w:r>
+      <w:r>
+        <w:rPr>
+          <w:lang w:val="sw_KE" w:bidi="sw_KE"/>
+        </w:rPr>
+        <w:t>Njia za kutafsiri neno hili zinaweza pia kujumuisha "Roho Safi" au "Roho ambaye ni Mtakatifu" au "Mungu Roho."</w:t>
+      </w:r>
+    </w:p>
+    <w:p>
+      <w:pPr/>
+      <w:r>
+        <w:rPr>
+          <w:lang w:val="sw_KE" w:bidi="sw_KE"/>
+        </w:rPr>
+      </w:r>
+      <w:r>
+        <w:rPr>
+          <w:lang w:val="sw_KE" w:bidi="sw_KE"/>
+        </w:rPr>
+        <w:t xml:space="preserve">(Tazama pia: </w:t>
+      </w:r>
+      <w:r>
+        <w:rPr>
+          <w:lang w:val="sw_KE" w:bidi="sw_KE"/>
+        </w:rPr>
+        <w:t>takatifu</w:t>
+      </w:r>
+      <w:r>
+        <w:rPr>
+          <w:lang w:val="sw_KE" w:bidi="sw_KE"/>
+        </w:rPr>
         <w:t xml:space="preserve">, </w:t>
       </w:r>
       <w:r>
         <w:rPr>
           <w:lang w:val="sw_KE" w:bidi="sw_KE"/>
         </w:rPr>
-        <w:t>pumzi</w:t>
-      </w:r>
-      <w:r>
-        <w:rPr>
-          <w:lang w:val="sw_KE" w:bidi="sw_KE"/>
-        </w:rPr>
-        <w:t>)</w:t>
+        <w:t>roho</w:t>
+      </w:r>
+      <w:r>
+        <w:rPr>
+          <w:lang w:val="sw_KE" w:bidi="sw_KE"/>
+        </w:rPr>
+        <w:t xml:space="preserve">, </w:t>
+      </w:r>
+      <w:r>
+        <w:rPr>
+          <w:lang w:val="sw_KE" w:bidi="sw_KE"/>
+        </w:rPr>
+        <w:t>Mungu</w:t>
+      </w:r>
+      <w:r>
+        <w:rPr>
+          <w:lang w:val="sw_KE" w:bidi="sw_KE"/>
+        </w:rPr>
+        <w:t xml:space="preserve">, </w:t>
+      </w:r>
+      <w:r>
+        <w:rPr>
+          <w:lang w:val="sw_KE" w:bidi="sw_KE"/>
+        </w:rPr>
+        <w:t>Bwana</w:t>
+      </w:r>
+      <w:r>
+        <w:rPr>
+          <w:lang w:val="sw_KE" w:bidi="sw_KE"/>
+        </w:rPr>
+        <w:t xml:space="preserve">, </w:t>
+      </w:r>
+      <w:r>
+        <w:rPr>
+          <w:lang w:val="sw_KE" w:bidi="sw_KE"/>
+        </w:rPr>
+        <w:t>Mungu Baba</w:t>
+      </w:r>
+      <w:r>
+        <w:rPr>
+          <w:lang w:val="sw_KE" w:bidi="sw_KE"/>
+        </w:rPr>
+        <w:t xml:space="preserve">, </w:t>
+      </w:r>
+      <w:r>
+        <w:rPr>
+          <w:lang w:val="sw_KE" w:bidi="sw_KE"/>
+        </w:rPr>
+        <w:t>Mwana wa Mungu</w:t>
+      </w:r>
+      <w:r>
+        <w:rPr>
+          <w:lang w:val="sw_KE" w:bidi="sw_KE"/>
+        </w:rPr>
+        <w:t>, zawadi)</w:t>
       </w:r>
     </w:p>
     <w:p>
@@ -5513,369 +6203,535 @@
         <w:rPr>
           <w:lang w:val="sw_KE" w:bidi="sw_KE"/>
         </w:rPr>
-        <w:t>1 Wakorintho 5:5</w:t>
-      </w:r>
-    </w:p>
-    <w:p>
-      <w:pPr>
-        <w:pStyle w:val="ListBullet"/>
-        <w:spacing w:line="240" w:lineRule="auto"/>
-        <w:ind w:left="720"/>
-      </w:pPr>
-      <w:r>
-        <w:rPr>
-          <w:lang w:val="sw_KE" w:bidi="sw_KE"/>
-        </w:rPr>
-      </w:r>
-      <w:r>
-        <w:rPr>
-          <w:lang w:val="sw_KE" w:bidi="sw_KE"/>
-        </w:rPr>
-        <w:t>1 Yohana 4:3</w:t>
-      </w:r>
-    </w:p>
-    <w:p>
-      <w:pPr>
-        <w:pStyle w:val="ListBullet"/>
-        <w:spacing w:line="240" w:lineRule="auto"/>
-        <w:ind w:left="720"/>
-      </w:pPr>
-      <w:r>
-        <w:rPr>
-          <w:lang w:val="sw_KE" w:bidi="sw_KE"/>
-        </w:rPr>
-      </w:r>
-      <w:r>
-        <w:rPr>
-          <w:lang w:val="sw_KE" w:bidi="sw_KE"/>
-        </w:rPr>
-        <w:t>1 Wathesalonike 5:23</w:t>
-      </w:r>
-    </w:p>
-    <w:p>
-      <w:pPr>
-        <w:pStyle w:val="ListBullet"/>
-        <w:spacing w:line="240" w:lineRule="auto"/>
-        <w:ind w:left="720"/>
-      </w:pPr>
-      <w:r>
-        <w:rPr>
-          <w:lang w:val="sw_KE" w:bidi="sw_KE"/>
-        </w:rPr>
-      </w:r>
-      <w:r>
-        <w:rPr>
-          <w:lang w:val="sw_KE" w:bidi="sw_KE"/>
-        </w:rPr>
-        <w:t>Matendo 5:9</w:t>
-      </w:r>
-    </w:p>
-    <w:p>
-      <w:pPr>
-        <w:pStyle w:val="ListBullet"/>
-        <w:spacing w:line="240" w:lineRule="auto"/>
-        <w:ind w:left="720"/>
-      </w:pPr>
-      <w:r>
-        <w:rPr>
-          <w:lang w:val="sw_KE" w:bidi="sw_KE"/>
-        </w:rPr>
-      </w:r>
-      <w:r>
-        <w:rPr>
-          <w:lang w:val="sw_KE" w:bidi="sw_KE"/>
-        </w:rPr>
-        <w:t>Wakolosai 1:9</w:t>
-      </w:r>
-    </w:p>
-    <w:p>
-      <w:pPr>
-        <w:pStyle w:val="ListBullet"/>
-        <w:spacing w:line="240" w:lineRule="auto"/>
-        <w:ind w:left="720"/>
-      </w:pPr>
-      <w:r>
-        <w:rPr>
-          <w:lang w:val="sw_KE" w:bidi="sw_KE"/>
-        </w:rPr>
-      </w:r>
-      <w:r>
-        <w:rPr>
-          <w:lang w:val="sw_KE" w:bidi="sw_KE"/>
-        </w:rPr>
-        <w:t>Waefeso 4:23</w:t>
-      </w:r>
-    </w:p>
-    <w:p>
-      <w:pPr>
-        <w:pStyle w:val="ListBullet"/>
-        <w:spacing w:line="240" w:lineRule="auto"/>
-        <w:ind w:left="720"/>
-      </w:pPr>
-      <w:r>
-        <w:rPr>
-          <w:lang w:val="sw_KE" w:bidi="sw_KE"/>
-        </w:rPr>
-      </w:r>
-      <w:r>
-        <w:rPr>
-          <w:lang w:val="sw_KE" w:bidi="sw_KE"/>
-        </w:rPr>
-        <w:t>Mwanzo 7:21–22</w:t>
-      </w:r>
-    </w:p>
-    <w:p>
-      <w:pPr>
-        <w:pStyle w:val="ListBullet"/>
-        <w:spacing w:line="240" w:lineRule="auto"/>
-        <w:ind w:left="720"/>
-      </w:pPr>
-      <w:r>
-        <w:rPr>
-          <w:lang w:val="sw_KE" w:bidi="sw_KE"/>
-        </w:rPr>
-      </w:r>
-      <w:r>
-        <w:rPr>
-          <w:lang w:val="sw_KE" w:bidi="sw_KE"/>
-        </w:rPr>
-        <w:t>Mwanzo 8:1</w:t>
-      </w:r>
-    </w:p>
-    <w:p>
-      <w:pPr>
-        <w:pStyle w:val="ListBullet"/>
-        <w:spacing w:line="240" w:lineRule="auto"/>
-        <w:ind w:left="720"/>
-      </w:pPr>
-      <w:r>
-        <w:rPr>
-          <w:lang w:val="sw_KE" w:bidi="sw_KE"/>
-        </w:rPr>
-      </w:r>
-      <w:r>
-        <w:rPr>
-          <w:lang w:val="sw_KE" w:bidi="sw_KE"/>
-        </w:rPr>
-        <w:t>Isaya 4:4</w:t>
-      </w:r>
-    </w:p>
-    <w:p>
-      <w:pPr>
-        <w:pStyle w:val="ListBullet"/>
-        <w:spacing w:line="240" w:lineRule="auto"/>
-        <w:ind w:left="720"/>
-      </w:pPr>
-      <w:r>
-        <w:rPr>
-          <w:lang w:val="sw_KE" w:bidi="sw_KE"/>
-        </w:rPr>
-      </w:r>
-      <w:r>
-        <w:rPr>
-          <w:lang w:val="sw_KE" w:bidi="sw_KE"/>
-        </w:rPr>
-        <w:t>Marko 1:23–26</w:t>
-      </w:r>
-    </w:p>
-    <w:p>
-      <w:pPr>
-        <w:pStyle w:val="ListBullet"/>
-        <w:spacing w:line="240" w:lineRule="auto"/>
-        <w:ind w:left="720"/>
-      </w:pPr>
-      <w:r>
-        <w:rPr>
-          <w:lang w:val="sw_KE" w:bidi="sw_KE"/>
-        </w:rPr>
-      </w:r>
-      <w:r>
-        <w:rPr>
-          <w:lang w:val="sw_KE" w:bidi="sw_KE"/>
-        </w:rPr>
-        <w:t>Mathayo 26:41</w:t>
-      </w:r>
-    </w:p>
-    <w:p>
-      <w:pPr>
-        <w:pStyle w:val="ListBullet"/>
-        <w:spacing w:line="240" w:lineRule="auto"/>
-        <w:ind w:left="720"/>
-      </w:pPr>
-      <w:r>
-        <w:rPr>
-          <w:lang w:val="sw_KE" w:bidi="sw_KE"/>
-        </w:rPr>
-      </w:r>
-      <w:r>
-        <w:rPr>
-          <w:lang w:val="sw_KE" w:bidi="sw_KE"/>
-        </w:rPr>
-        <w:t>Wafilipi 1:27</w:t>
-      </w:r>
-    </w:p>
-    <w:p>
-      <w:pPr>
-        <w:pStyle w:val="Heading4"/>
-      </w:pPr>
+        <w:t>1 Samweli 10:10</w:t>
+      </w:r>
+    </w:p>
+    <w:p>
+      <w:pPr>
+        <w:pStyle w:val="ListBullet"/>
+        <w:spacing w:line="240" w:lineRule="auto"/>
+        <w:ind w:left="720"/>
+      </w:pPr>
+      <w:r>
+        <w:rPr>
+          <w:lang w:val="sw_KE" w:bidi="sw_KE"/>
+        </w:rPr>
+      </w:r>
+      <w:r>
+        <w:rPr>
+          <w:lang w:val="sw_KE" w:bidi="sw_KE"/>
+        </w:rPr>
+        <w:t>1 Wathesalonike 4:7–8</w:t>
+      </w:r>
+    </w:p>
+    <w:p>
+      <w:pPr>
+        <w:pStyle w:val="ListBullet"/>
+        <w:spacing w:line="240" w:lineRule="auto"/>
+        <w:ind w:left="720"/>
+      </w:pPr>
+      <w:r>
+        <w:rPr>
+          <w:lang w:val="sw_KE" w:bidi="sw_KE"/>
+        </w:rPr>
+      </w:r>
+      <w:r>
+        <w:rPr>
+          <w:lang w:val="sw_KE" w:bidi="sw_KE"/>
+        </w:rPr>
+        <w:t>Matendo 8:17</w:t>
+      </w:r>
+    </w:p>
+    <w:p>
+      <w:pPr>
+        <w:pStyle w:val="ListBullet"/>
+        <w:spacing w:line="240" w:lineRule="auto"/>
+        <w:ind w:left="720"/>
+      </w:pPr>
+      <w:r>
+        <w:rPr>
+          <w:lang w:val="sw_KE" w:bidi="sw_KE"/>
+        </w:rPr>
+      </w:r>
+      <w:r>
+        <w:rPr>
+          <w:lang w:val="sw_KE" w:bidi="sw_KE"/>
+        </w:rPr>
+        <w:t>Wagalatia 5:25</w:t>
+      </w:r>
+    </w:p>
+    <w:p>
+      <w:pPr>
+        <w:pStyle w:val="ListBullet"/>
+        <w:spacing w:line="240" w:lineRule="auto"/>
+        <w:ind w:left="720"/>
+      </w:pPr>
+      <w:r>
+        <w:rPr>
+          <w:lang w:val="sw_KE" w:bidi="sw_KE"/>
+        </w:rPr>
+      </w:r>
+      <w:r>
+        <w:rPr>
+          <w:lang w:val="sw_KE" w:bidi="sw_KE"/>
+        </w:rPr>
+        <w:t>Mwanzo 1:1–2</w:t>
+      </w:r>
+    </w:p>
+    <w:p>
+      <w:pPr>
+        <w:pStyle w:val="ListBullet"/>
+        <w:spacing w:line="240" w:lineRule="auto"/>
+        <w:ind w:left="720"/>
+      </w:pPr>
+      <w:r>
+        <w:rPr>
+          <w:lang w:val="sw_KE" w:bidi="sw_KE"/>
+        </w:rPr>
+      </w:r>
+      <w:r>
+        <w:rPr>
+          <w:lang w:val="sw_KE" w:bidi="sw_KE"/>
+        </w:rPr>
+        <w:t>Isaya 63:10</w:t>
+      </w:r>
+    </w:p>
+    <w:p>
+      <w:pPr>
+        <w:pStyle w:val="ListBullet"/>
+        <w:spacing w:line="240" w:lineRule="auto"/>
+        <w:ind w:left="720"/>
+      </w:pPr>
+      <w:r>
+        <w:rPr>
+          <w:lang w:val="sw_KE" w:bidi="sw_KE"/>
+        </w:rPr>
+      </w:r>
+      <w:r>
+        <w:rPr>
+          <w:lang w:val="sw_KE" w:bidi="sw_KE"/>
+        </w:rPr>
+        <w:t>Ayubu 33:4</w:t>
+      </w:r>
+    </w:p>
+    <w:p>
+      <w:pPr>
+        <w:pStyle w:val="ListBullet"/>
+        <w:spacing w:line="240" w:lineRule="auto"/>
+        <w:ind w:left="720"/>
+      </w:pPr>
+      <w:r>
+        <w:rPr>
+          <w:lang w:val="sw_KE" w:bidi="sw_KE"/>
+        </w:rPr>
+      </w:r>
+      <w:r>
+        <w:rPr>
+          <w:lang w:val="sw_KE" w:bidi="sw_KE"/>
+        </w:rPr>
+        <w:t>Mathayo 12:31</w:t>
+      </w:r>
+    </w:p>
+    <w:p>
+      <w:pPr>
+        <w:pStyle w:val="ListBullet"/>
+        <w:spacing w:line="240" w:lineRule="auto"/>
+        <w:ind w:left="720"/>
+      </w:pPr>
+      <w:r>
+        <w:rPr>
+          <w:lang w:val="sw_KE" w:bidi="sw_KE"/>
+        </w:rPr>
+      </w:r>
+      <w:r>
+        <w:rPr>
+          <w:lang w:val="sw_KE" w:bidi="sw_KE"/>
+        </w:rPr>
+        <w:t>Mathayo 28:18–19</w:t>
+      </w:r>
+    </w:p>
+    <w:p>
+      <w:pPr>
+        <w:pStyle w:val="ListBullet"/>
+        <w:spacing w:line="240" w:lineRule="auto"/>
+        <w:ind w:left="720"/>
+      </w:pPr>
+      <w:r>
+        <w:rPr>
+          <w:lang w:val="sw_KE" w:bidi="sw_KE"/>
+        </w:rPr>
+      </w:r>
+      <w:r>
+        <w:rPr>
+          <w:lang w:val="sw_KE" w:bidi="sw_KE"/>
+        </w:rPr>
+        <w:t>Zaburi 51:10–11</w:t>
+      </w:r>
+    </w:p>
+    <w:p>
+      <w:pPr>
+        <w:pStyle w:val="Heading3"/>
+      </w:pPr>
+      <w:r>
+        <w:rPr>
+          <w:lang w:val="sw_KE" w:bidi="sw_KE"/>
+        </w:rPr>
+        <w:t>Mifano kutoka kwa hadithi za Biblia:</w:t>
+      </w:r>
+    </w:p>
+    <w:p>
+      <w:pPr>
+        <w:pStyle w:val="ListBullet"/>
+        <w:spacing w:line="240" w:lineRule="auto"/>
+        <w:ind w:left="720"/>
+      </w:pPr>
+      <w:r>
+        <w:rPr>
+          <w:lang w:val="sw_KE" w:bidi="sw_KE"/>
+        </w:rPr>
+      </w:r>
       <w:r>
         <w:rPr>
           <w:b/>
           <w:lang w:val="sw_KE" w:bidi="sw_KE"/>
         </w:rPr>
-        <w:t>Mifano kutoka hadithi za Biblia:</w:t>
-      </w:r>
-    </w:p>
-    <w:p>
-      <w:pPr>
-        <w:pStyle w:val="ListBullet"/>
-        <w:spacing w:line="240" w:lineRule="auto"/>
-        <w:ind w:left="720"/>
-      </w:pPr>
-      <w:r>
-        <w:rPr>
-          <w:lang w:val="sw_KE" w:bidi="sw_KE"/>
-        </w:rPr>
+        <w:t>1:1</w:t>
+      </w:r>
+      <w:r>
+        <w:rPr>
+          <w:lang w:val="sw_KE" w:bidi="sw_KE"/>
+        </w:rPr>
+        <w:t xml:space="preserve"> Lakini </w:t>
       </w:r>
       <w:r>
         <w:rPr>
           <w:b/>
           <w:lang w:val="sw_KE" w:bidi="sw_KE"/>
         </w:rPr>
-        <w:t>13:3</w:t>
-      </w:r>
-      <w:r>
-        <w:rPr>
-          <w:lang w:val="sw_KE" w:bidi="sw_KE"/>
-        </w:rPr>
-        <w:t xml:space="preserve"> Siku tatu baadaye, baada ya watu kujitayarisha </w:t>
+        <w:t>Roho wa Mungu</w:t>
+      </w:r>
+      <w:r>
+        <w:rPr>
+          <w:lang w:val="sw_KE" w:bidi="sw_KE"/>
+        </w:rPr>
+        <w:t xml:space="preserve"> alikuwa pale juu ya maji.</w:t>
+      </w:r>
+    </w:p>
+    <w:p>
+      <w:pPr>
+        <w:pStyle w:val="ListBullet"/>
+        <w:spacing w:line="240" w:lineRule="auto"/>
+        <w:ind w:left="720"/>
+      </w:pPr>
+      <w:r>
+        <w:rPr>
+          <w:lang w:val="sw_KE" w:bidi="sw_KE"/>
+        </w:rPr>
       </w:r>
       <w:r>
         <w:rPr>
           <w:b/>
           <w:lang w:val="sw_KE" w:bidi="sw_KE"/>
         </w:rPr>
-        <w:t>kiroho</w:t>
-      </w:r>
-      <w:r>
-        <w:rPr>
-          <w:lang w:val="sw_KE" w:bidi="sw_KE"/>
-        </w:rPr>
-        <w:t>, Mungu alishuka juu ya Mlima Sinai pamoja na ngurumo, radi, moshi, na mlio mkubwa wa tarumbeta.</w:t>
-      </w:r>
-    </w:p>
-    <w:p>
-      <w:pPr>
-        <w:pStyle w:val="ListBullet"/>
-        <w:spacing w:line="240" w:lineRule="auto"/>
-        <w:ind w:left="720"/>
-      </w:pPr>
-      <w:r>
-        <w:rPr>
-          <w:lang w:val="sw_KE" w:bidi="sw_KE"/>
-        </w:rPr>
+        <w:t>24:8</w:t>
+      </w:r>
+      <w:r>
+        <w:rPr>
+          <w:lang w:val="sw_KE" w:bidi="sw_KE"/>
+        </w:rPr>
+        <w:t xml:space="preserve"> Yesu alipotoka kwenye maji baada ya kubatizwa, </w:t>
       </w:r>
       <w:r>
         <w:rPr>
           <w:b/>
           <w:lang w:val="sw_KE" w:bidi="sw_KE"/>
         </w:rPr>
-        <w:t>40:7</w:t>
-      </w:r>
-      <w:r>
-        <w:rPr>
-          <w:lang w:val="sw_KE" w:bidi="sw_KE"/>
-        </w:rPr>
-        <w:t xml:space="preserve"> Ndipo Yesu akalia kwa sauti kubwa, "Imeisha! Baba, natoa roho yangu mikononi mwako." Kisha akainama kichwa chake na kuiacha </w:t>
+        <w:t>Roho wa Mungu</w:t>
+      </w:r>
+      <w:r>
+        <w:rPr>
+          <w:lang w:val="sw_KE" w:bidi="sw_KE"/>
+        </w:rPr>
+        <w:t xml:space="preserve"> alionekana katika umbo la hua na kushuka na kukaa juu yake.</w:t>
+      </w:r>
+    </w:p>
+    <w:p>
+      <w:pPr>
+        <w:pStyle w:val="ListBullet"/>
+        <w:spacing w:line="240" w:lineRule="auto"/>
+        <w:ind w:left="720"/>
+      </w:pPr>
+      <w:r>
+        <w:rPr>
+          <w:lang w:val="sw_KE" w:bidi="sw_KE"/>
+        </w:rPr>
       </w:r>
       <w:r>
         <w:rPr>
           <w:b/>
           <w:lang w:val="sw_KE" w:bidi="sw_KE"/>
         </w:rPr>
-        <w:t xml:space="preserve">roho </w:t>
-      </w:r>
-      <w:r>
-        <w:rPr>
-          <w:lang w:val="sw_KE" w:bidi="sw_KE"/>
-        </w:rPr>
-        <w:t>yake.</w:t>
-      </w:r>
-    </w:p>
-    <w:p>
-      <w:pPr>
-        <w:pStyle w:val="ListBullet"/>
-        <w:spacing w:line="240" w:lineRule="auto"/>
-        <w:ind w:left="720"/>
-      </w:pPr>
-      <w:r>
-        <w:rPr>
-          <w:lang w:val="sw_KE" w:bidi="sw_KE"/>
-        </w:rPr>
+        <w:t>26:1</w:t>
+      </w:r>
+      <w:r>
+        <w:rPr>
+          <w:lang w:val="sw_KE" w:bidi="sw_KE"/>
+        </w:rPr>
+        <w:t xml:space="preserve"> Baada ya kushinda majaribu ya Shetani, Yesu alirudi kwa nguvu za </w:t>
       </w:r>
       <w:r>
         <w:rPr>
           <w:b/>
           <w:lang w:val="sw_KE" w:bidi="sw_KE"/>
         </w:rPr>
-        <w:t>45:5</w:t>
-      </w:r>
-      <w:r>
-        <w:rPr>
-          <w:lang w:val="sw_KE" w:bidi="sw_KE"/>
-        </w:rPr>
-        <w:t xml:space="preserve"> Stefano alipokuwa anakufa, alilia kwa sauti kubwa, "Yesu, pokea </w:t>
+        <w:t>Roho Mtakatifu</w:t>
+      </w:r>
+      <w:r>
+        <w:rPr>
+          <w:lang w:val="sw_KE" w:bidi="sw_KE"/>
+        </w:rPr>
+        <w:t xml:space="preserve"> katika eneo la Galilaya ambako aliishi.</w:t>
+      </w:r>
+    </w:p>
+    <w:p>
+      <w:pPr>
+        <w:pStyle w:val="ListBullet"/>
+        <w:spacing w:line="240" w:lineRule="auto"/>
+        <w:ind w:left="720"/>
+      </w:pPr>
+      <w:r>
+        <w:rPr>
+          <w:lang w:val="sw_KE" w:bidi="sw_KE"/>
+        </w:rPr>
       </w:r>
       <w:r>
         <w:rPr>
           <w:b/>
           <w:lang w:val="sw_KE" w:bidi="sw_KE"/>
         </w:rPr>
-        <w:t xml:space="preserve">roho </w:t>
-      </w:r>
-      <w:r>
-        <w:rPr>
-          <w:lang w:val="sw_KE" w:bidi="sw_KE"/>
-        </w:rPr>
-        <w:t>yangu."</w:t>
-      </w:r>
-    </w:p>
-    <w:p>
-      <w:pPr>
-        <w:pStyle w:val="ListBullet"/>
-        <w:spacing w:line="240" w:lineRule="auto"/>
-        <w:ind w:left="720"/>
-      </w:pPr>
-      <w:r>
-        <w:rPr>
-          <w:lang w:val="sw_KE" w:bidi="sw_KE"/>
-        </w:rPr>
+        <w:t>26:3</w:t>
+      </w:r>
+      <w:r>
+        <w:rPr>
+          <w:lang w:val="sw_KE" w:bidi="sw_KE"/>
+        </w:rPr>
+        <w:t xml:space="preserve"> Yesu alisoma, “Mungu amenipa </w:t>
       </w:r>
       <w:r>
         <w:rPr>
           <w:b/>
           <w:lang w:val="sw_KE" w:bidi="sw_KE"/>
         </w:rPr>
-        <w:t>48:7</w:t>
-      </w:r>
-      <w:r>
-        <w:rPr>
-          <w:lang w:val="sw_KE" w:bidi="sw_KE"/>
-        </w:rPr>
-        <w:t xml:space="preserve"> Makundi yote ya watu yamebarikiwa kupitia yeye, kwa sababu kila mtu anayemwamini Yesu anaokolewa kutoka dhambini, na anakuwa mzawa wa </w:t>
+        <w:t>Roho wake</w:t>
+      </w:r>
+      <w:r>
+        <w:rPr>
+          <w:lang w:val="sw_KE" w:bidi="sw_KE"/>
+        </w:rPr>
+        <w:t xml:space="preserve"> ili niweze kutangaza Habari Njema kwa maskini, uhuru kwa wafungwa, kurejesha kuona kwa vipofu, na kuwaachilia walioonewa.”</w:t>
+      </w:r>
+    </w:p>
+    <w:p>
+      <w:pPr>
+        <w:pStyle w:val="ListBullet"/>
+        <w:spacing w:line="240" w:lineRule="auto"/>
+        <w:ind w:left="720"/>
+      </w:pPr>
+      <w:r>
+        <w:rPr>
+          <w:lang w:val="sw_KE" w:bidi="sw_KE"/>
+        </w:rPr>
       </w:r>
       <w:r>
         <w:rPr>
           <w:b/>
           <w:lang w:val="sw_KE" w:bidi="sw_KE"/>
         </w:rPr>
-        <w:t xml:space="preserve">kiroho </w:t>
-      </w:r>
-      <w:r>
-        <w:rPr>
-          <w:lang w:val="sw_KE" w:bidi="sw_KE"/>
-        </w:rPr>
-        <w:t>wa Abrahamu.</w:t>
+        <w:t>42:10</w:t>
+      </w:r>
+      <w:r>
+        <w:rPr>
+          <w:lang w:val="sw_KE" w:bidi="sw_KE"/>
+        </w:rPr>
+        <w:t xml:space="preserve"> “Kwa hiyo nendeni, mkawafanye wanafunzi wa makabila yote kwa kuwabatiza kwa jina la Baba, Mwana, na </w:t>
+      </w:r>
+      <w:r>
+        <w:rPr>
+          <w:b/>
+          <w:lang w:val="sw_KE" w:bidi="sw_KE"/>
+        </w:rPr>
+        <w:t>Roho Mtakatifu</w:t>
+      </w:r>
+      <w:r>
+        <w:rPr>
+          <w:lang w:val="sw_KE" w:bidi="sw_KE"/>
+        </w:rPr>
+        <w:t xml:space="preserve"> na kwa kuwafundisha kuyashika yote niliyowaamuru.”</w:t>
+      </w:r>
+    </w:p>
+    <w:p>
+      <w:pPr>
+        <w:pStyle w:val="ListBullet"/>
+        <w:spacing w:line="240" w:lineRule="auto"/>
+        <w:ind w:left="720"/>
+      </w:pPr>
+      <w:r>
+        <w:rPr>
+          <w:lang w:val="sw_KE" w:bidi="sw_KE"/>
+        </w:rPr>
+      </w:r>
+      <w:r>
+        <w:rPr>
+          <w:b/>
+          <w:lang w:val="sw_KE" w:bidi="sw_KE"/>
+        </w:rPr>
+        <w:t>43:3</w:t>
+      </w:r>
+      <w:r>
+        <w:rPr>
+          <w:lang w:val="sw_KE" w:bidi="sw_KE"/>
+        </w:rPr>
+        <w:t xml:space="preserve"> Wote walijazwa na </w:t>
+      </w:r>
+      <w:r>
+        <w:rPr>
+          <w:b/>
+          <w:lang w:val="sw_KE" w:bidi="sw_KE"/>
+        </w:rPr>
+        <w:t>Roho Mtakatifu</w:t>
+      </w:r>
+      <w:r>
+        <w:rPr>
+          <w:lang w:val="sw_KE" w:bidi="sw_KE"/>
+        </w:rPr>
+        <w:t xml:space="preserve"> na wakaanza kuzungumza kwa lugha nyingine.</w:t>
+      </w:r>
+    </w:p>
+    <w:p>
+      <w:pPr>
+        <w:pStyle w:val="ListBullet"/>
+        <w:spacing w:line="240" w:lineRule="auto"/>
+        <w:ind w:left="720"/>
+      </w:pPr>
+      <w:r>
+        <w:rPr>
+          <w:lang w:val="sw_KE" w:bidi="sw_KE"/>
+        </w:rPr>
+      </w:r>
+      <w:r>
+        <w:rPr>
+          <w:b/>
+          <w:lang w:val="sw_KE" w:bidi="sw_KE"/>
+        </w:rPr>
+        <w:t>43:8</w:t>
+      </w:r>
+      <w:r>
+        <w:rPr>
+          <w:lang w:val="sw_KE" w:bidi="sw_KE"/>
+        </w:rPr>
+        <w:t xml:space="preserve"> “Na Yesu ametuma </w:t>
+      </w:r>
+      <w:r>
+        <w:rPr>
+          <w:b/>
+          <w:lang w:val="sw_KE" w:bidi="sw_KE"/>
+        </w:rPr>
+        <w:t>Roho Mtakatifu</w:t>
+      </w:r>
+      <w:r>
+        <w:rPr>
+          <w:lang w:val="sw_KE" w:bidi="sw_KE"/>
+        </w:rPr>
+        <w:t xml:space="preserve"> kama alivyoahidi angefanya. </w:t>
+      </w:r>
+      <w:r>
+        <w:rPr>
+          <w:b/>
+          <w:lang w:val="sw_KE" w:bidi="sw_KE"/>
+        </w:rPr>
+        <w:t>Roho Mtakatifu</w:t>
+      </w:r>
+      <w:r>
+        <w:rPr>
+          <w:lang w:val="sw_KE" w:bidi="sw_KE"/>
+        </w:rPr>
+        <w:t xml:space="preserve"> anasababisha mambo ambayo sasa mnayaona na kuyasikia.”</w:t>
+      </w:r>
+    </w:p>
+    <w:p>
+      <w:pPr>
+        <w:pStyle w:val="ListBullet"/>
+        <w:spacing w:line="240" w:lineRule="auto"/>
+        <w:ind w:left="720"/>
+      </w:pPr>
+      <w:r>
+        <w:rPr>
+          <w:lang w:val="sw_KE" w:bidi="sw_KE"/>
+        </w:rPr>
+      </w:r>
+      <w:r>
+        <w:rPr>
+          <w:b/>
+          <w:lang w:val="sw_KE" w:bidi="sw_KE"/>
+        </w:rPr>
+        <w:t>43:11</w:t>
+      </w:r>
+      <w:r>
+        <w:rPr>
+          <w:lang w:val="sw_KE" w:bidi="sw_KE"/>
+        </w:rPr>
+        <w:t xml:space="preserve"> Petro akawajibu, “Kila mmoja wenu anapaswa kutubu na kubatizwa kwa jina la Yesu Kristo ili Mungu asamehe dhambi zenu. Kisha pia atawapa zawadi ya </w:t>
+      </w:r>
+      <w:r>
+        <w:rPr>
+          <w:b/>
+          <w:lang w:val="sw_KE" w:bidi="sw_KE"/>
+        </w:rPr>
+        <w:t>Roho Mtakatifu</w:t>
+      </w:r>
+      <w:r>
+        <w:rPr>
+          <w:lang w:val="sw_KE" w:bidi="sw_KE"/>
+        </w:rPr>
+        <w:t>.”</w:t>
+      </w:r>
+    </w:p>
+    <w:p>
+      <w:pPr>
+        <w:pStyle w:val="ListBullet"/>
+        <w:spacing w:line="240" w:lineRule="auto"/>
+        <w:ind w:left="720"/>
+      </w:pPr>
+      <w:r>
+        <w:rPr>
+          <w:lang w:val="sw_KE" w:bidi="sw_KE"/>
+        </w:rPr>
+      </w:r>
+      <w:r>
+        <w:rPr>
+          <w:b/>
+          <w:lang w:val="sw_KE" w:bidi="sw_KE"/>
+        </w:rPr>
+        <w:t>45:1</w:t>
+      </w:r>
+      <w:r>
+        <w:rPr>
+          <w:lang w:val="sw_KE" w:bidi="sw_KE"/>
+        </w:rPr>
+        <w:t xml:space="preserve"> Yeye (Stefano) alikuwa na sifa nzuri na alikuwa amejaa </w:t>
+      </w:r>
+      <w:r>
+        <w:rPr>
+          <w:b/>
+          <w:lang w:val="sw_KE" w:bidi="sw_KE"/>
+        </w:rPr>
+        <w:t>Roho Mtakatifu</w:t>
+      </w:r>
+      <w:r>
+        <w:rPr>
+          <w:lang w:val="sw_KE" w:bidi="sw_KE"/>
+        </w:rPr>
+        <w:t xml:space="preserve"> na hekima.</w:t>
       </w:r>
     </w:p>
     <w:p>
@@ -5904,7 +6760,7 @@
         <w:rPr>
           <w:lang w:val="sw_KE" w:bidi="sw_KE"/>
         </w:rPr>
-        <w:t>Strong’s: H0178, H1172, H5397, H7307, H7308, G41510, G41520, G41530, G53260, G54270</w:t>
+        <w:t>Strong's: H3068, H6944, H7307, G00400, G41510</w:t>
       </w:r>
       <w:r>
         <w:rPr>
@@ -5933,7 +6789,7 @@
         <w:rPr>
           <w:lang w:val="sw_KE" w:bidi="sw_KE"/>
         </w:rPr>
-        <w:t>Roho Mtakatifu</w:t>
+        <w:t>Rumi</w:t>
       </w:r>
       <w:r>
         <w:rPr>
@@ -5949,7 +6805,7 @@
         <w:rPr>
           <w:lang w:val="sw_KE" w:bidi="sw_KE"/>
         </w:rPr>
-        <w:t>Mambo:</w:t>
+        <w:t>Uhalisia:</w:t>
       </w:r>
     </w:p>
     <w:p>
@@ -5963,144 +6819,79 @@
         <w:rPr>
           <w:lang w:val="sw_KE" w:bidi="sw_KE"/>
         </w:rPr>
-        <w:t>Maneno haya yote yanahusu Roho Mtakatifu, ambaye ni Mungu. Mungu wa kweli mmoja yupo milele kama Baba, Mwana, na Roho Mtakatifu.</w:t>
-      </w:r>
-    </w:p>
-    <w:p>
-      <w:pPr>
-        <w:pStyle w:val="ListBullet"/>
-        <w:spacing w:line="240" w:lineRule="auto"/>
-        <w:ind w:left="720"/>
-      </w:pPr>
-      <w:r>
-        <w:rPr>
-          <w:lang w:val="sw_KE" w:bidi="sw_KE"/>
-        </w:rPr>
-      </w:r>
-      <w:r>
-        <w:rPr>
-          <w:lang w:val="sw_KE" w:bidi="sw_KE"/>
-        </w:rPr>
-        <w:t>Roho Mtakatifu pia hujulikana kama "Roho" na "Roho wa Bwana" na "Roho wa ukweli."</w:t>
-      </w:r>
-    </w:p>
-    <w:p>
-      <w:pPr>
-        <w:pStyle w:val="ListBullet"/>
-        <w:spacing w:line="240" w:lineRule="auto"/>
-        <w:ind w:left="720"/>
-      </w:pPr>
-      <w:r>
-        <w:rPr>
-          <w:lang w:val="sw_KE" w:bidi="sw_KE"/>
-        </w:rPr>
-      </w:r>
-      <w:r>
-        <w:rPr>
-          <w:lang w:val="sw_KE" w:bidi="sw_KE"/>
-        </w:rPr>
-        <w:t>Kwa sababu Roho Mtakatifu ni Mungu, yeye ni mtakatifu kabisa, safi kabisa, na mkamilifu kimaadili katika asili yake yote na katika kila kitu anachofanya.</w:t>
-      </w:r>
-    </w:p>
-    <w:p>
-      <w:pPr>
-        <w:pStyle w:val="ListBullet"/>
-        <w:spacing w:line="240" w:lineRule="auto"/>
-        <w:ind w:left="720"/>
-      </w:pPr>
-      <w:r>
-        <w:rPr>
-          <w:lang w:val="sw_KE" w:bidi="sw_KE"/>
-        </w:rPr>
-      </w:r>
-      <w:r>
-        <w:rPr>
-          <w:lang w:val="sw_KE" w:bidi="sw_KE"/>
-        </w:rPr>
-        <w:t>Pamoja na Baba na Mwana, Roho Mtakatifu alikuwa akifanya kazi katika kuumba dunia.</w:t>
-      </w:r>
-    </w:p>
-    <w:p>
-      <w:pPr>
-        <w:pStyle w:val="ListBullet"/>
-        <w:spacing w:line="240" w:lineRule="auto"/>
-        <w:ind w:left="720"/>
-      </w:pPr>
-      <w:r>
-        <w:rPr>
-          <w:lang w:val="sw_KE" w:bidi="sw_KE"/>
-        </w:rPr>
-      </w:r>
-      <w:r>
-        <w:rPr>
-          <w:lang w:val="sw_KE" w:bidi="sw_KE"/>
-        </w:rPr>
-        <w:t>Wakati Mwana wa Mungu, Yesu, alirudi mbinguni, Mungu alimtuma Roho Mtakatifu kwa watu wake kuwaongoza, kuwafundisha, kuwafariji, na kuwawezesha kufanya mapenzi ya Mungu.</w:t>
-      </w:r>
-    </w:p>
-    <w:p>
-      <w:pPr>
-        <w:pStyle w:val="ListBullet"/>
-        <w:spacing w:line="240" w:lineRule="auto"/>
-        <w:ind w:left="720"/>
-      </w:pPr>
-      <w:r>
-        <w:rPr>
-          <w:lang w:val="sw_KE" w:bidi="sw_KE"/>
-        </w:rPr>
-      </w:r>
-      <w:r>
-        <w:rPr>
-          <w:lang w:val="sw_KE" w:bidi="sw_KE"/>
-        </w:rPr>
-        <w:t>Roho Mtakatifu alimwongoza Yesu na anawaongoza wale wanaomwamini Yesu.</w:t>
-      </w:r>
-    </w:p>
-    <w:p>
-      <w:pPr>
-        <w:pStyle w:val="Heading3"/>
-      </w:pPr>
-      <w:r>
-        <w:rPr>
-          <w:lang w:val="sw_KE" w:bidi="sw_KE"/>
-        </w:rPr>
-        <w:t>Mapendekezo ya Tafsiri:</w:t>
-      </w:r>
-    </w:p>
-    <w:p>
-      <w:pPr>
-        <w:pStyle w:val="ListBullet"/>
-        <w:spacing w:line="240" w:lineRule="auto"/>
-        <w:ind w:left="720"/>
-      </w:pPr>
-      <w:r>
-        <w:rPr>
-          <w:lang w:val="sw_KE" w:bidi="sw_KE"/>
-        </w:rPr>
-      </w:r>
-      <w:r>
-        <w:rPr>
-          <w:lang w:val="sw_KE" w:bidi="sw_KE"/>
-        </w:rPr>
-        <w:t>Neno hili linaweza kutafsiriwa kwa urahisi kwa maneno yanayotumika kutafsiri "takatifu" na "roho."</w:t>
-      </w:r>
-    </w:p>
-    <w:p>
-      <w:pPr>
-        <w:pStyle w:val="ListBullet"/>
-        <w:spacing w:line="240" w:lineRule="auto"/>
-        <w:ind w:left="720"/>
-      </w:pPr>
-      <w:r>
-        <w:rPr>
-          <w:lang w:val="sw_KE" w:bidi="sw_KE"/>
-        </w:rPr>
-      </w:r>
-      <w:r>
-        <w:rPr>
-          <w:lang w:val="sw_KE" w:bidi="sw_KE"/>
-        </w:rPr>
-        <w:t>Njia za kutafsiri neno hili zinaweza pia kujumuisha "Roho Safi" au "Roho ambaye ni Mtakatifu" au "Mungu Roho."</w:t>
+        <w:t>Katika nyakati za Agano Jipya, mji wa Rumi ulikuwa kitovu cha Dola la Kirumi. Sasa ni mji mkuu wa nchi ya kisasa ya Italia.</w:t>
+      </w:r>
+    </w:p>
+    <w:p>
+      <w:pPr>
+        <w:pStyle w:val="ListBullet"/>
+        <w:spacing w:line="240" w:lineRule="auto"/>
+        <w:ind w:left="720"/>
+      </w:pPr>
+      <w:r>
+        <w:rPr>
+          <w:lang w:val="sw_KE" w:bidi="sw_KE"/>
+        </w:rPr>
+      </w:r>
+      <w:r>
+        <w:rPr>
+          <w:lang w:val="sw_KE" w:bidi="sw_KE"/>
+        </w:rPr>
+        <w:t>Dola la Kirumi lilitawala maeneo yote yanayozunguka Bahari ya Mediterania, ikiwa ni pamoja na Israeli.</w:t>
+      </w:r>
+    </w:p>
+    <w:p>
+      <w:pPr>
+        <w:pStyle w:val="ListBullet"/>
+        <w:spacing w:line="240" w:lineRule="auto"/>
+        <w:ind w:left="720"/>
+      </w:pPr>
+      <w:r>
+        <w:rPr>
+          <w:lang w:val="sw_KE" w:bidi="sw_KE"/>
+        </w:rPr>
+      </w:r>
+      <w:r>
+        <w:rPr>
+          <w:lang w:val="sw_KE" w:bidi="sw_KE"/>
+        </w:rPr>
+        <w:t>Neno "Warumi" lilirejelea chochote kinachohusiana na maeneo yaliyodhibitiwa na serikali ya Kirumi, ikiwemo raia na maafisa wa Kirumi.</w:t>
+      </w:r>
+    </w:p>
+    <w:p>
+      <w:pPr>
+        <w:pStyle w:val="ListBullet"/>
+        <w:spacing w:line="240" w:lineRule="auto"/>
+        <w:ind w:left="720"/>
+      </w:pPr>
+      <w:r>
+        <w:rPr>
+          <w:lang w:val="sw_KE" w:bidi="sw_KE"/>
+        </w:rPr>
+      </w:r>
+      <w:r>
+        <w:rPr>
+          <w:lang w:val="sw_KE" w:bidi="sw_KE"/>
+        </w:rPr>
+        <w:t>Mtume Paulo alipelekwa katika mji wa Rumi akiwa mfungwa kwa sababu alihubiri Habari Njema kuhusu Yesu.</w:t>
+      </w:r>
+    </w:p>
+    <w:p>
+      <w:pPr>
+        <w:pStyle w:val="ListBullet"/>
+        <w:spacing w:line="240" w:lineRule="auto"/>
+        <w:ind w:left="720"/>
+      </w:pPr>
+      <w:r>
+        <w:rPr>
+          <w:lang w:val="sw_KE" w:bidi="sw_KE"/>
+        </w:rPr>
+      </w:r>
+      <w:r>
+        <w:rPr>
+          <w:lang w:val="sw_KE" w:bidi="sw_KE"/>
+        </w:rPr>
+        <w:t>Kitabu cha Agano Jipya kinachoitwa "Warumi" ni barua ambayo Paulo aliwaandikia Wakristo waliokuwa Roma.</w:t>
       </w:r>
     </w:p>
     <w:p>
@@ -6120,840 +6911,13 @@
         <w:rPr>
           <w:lang w:val="sw_KE" w:bidi="sw_KE"/>
         </w:rPr>
-        <w:t>takatifu</w:t>
-      </w:r>
-      <w:r>
-        <w:rPr>
-          <w:lang w:val="sw_KE" w:bidi="sw_KE"/>
-        </w:rPr>
-        <w:t xml:space="preserve">, </w:t>
-      </w:r>
-      <w:r>
-        <w:rPr>
-          <w:lang w:val="sw_KE" w:bidi="sw_KE"/>
-        </w:rPr>
-        <w:t>roho</w:t>
-      </w:r>
-      <w:r>
-        <w:rPr>
-          <w:lang w:val="sw_KE" w:bidi="sw_KE"/>
-        </w:rPr>
-        <w:t xml:space="preserve">, </w:t>
-      </w:r>
-      <w:r>
-        <w:rPr>
-          <w:lang w:val="sw_KE" w:bidi="sw_KE"/>
-        </w:rPr>
-        <w:t>Mungu</w:t>
-      </w:r>
-      <w:r>
-        <w:rPr>
-          <w:lang w:val="sw_KE" w:bidi="sw_KE"/>
-        </w:rPr>
-        <w:t xml:space="preserve">, </w:t>
-      </w:r>
-      <w:r>
-        <w:rPr>
-          <w:lang w:val="sw_KE" w:bidi="sw_KE"/>
-        </w:rPr>
-        <w:t>Bwana</w:t>
-      </w:r>
-      <w:r>
-        <w:rPr>
-          <w:lang w:val="sw_KE" w:bidi="sw_KE"/>
-        </w:rPr>
-        <w:t xml:space="preserve">, </w:t>
-      </w:r>
-      <w:r>
-        <w:rPr>
-          <w:lang w:val="sw_KE" w:bidi="sw_KE"/>
-        </w:rPr>
-        <w:t>Mungu Baba</w:t>
-      </w:r>
-      <w:r>
-        <w:rPr>
-          <w:lang w:val="sw_KE" w:bidi="sw_KE"/>
-        </w:rPr>
-        <w:t xml:space="preserve">, </w:t>
-      </w:r>
-      <w:r>
-        <w:rPr>
-          <w:lang w:val="sw_KE" w:bidi="sw_KE"/>
-        </w:rPr>
-        <w:t>Mwana wa Mungu</w:t>
-      </w:r>
-      <w:r>
-        <w:rPr>
-          <w:lang w:val="sw_KE" w:bidi="sw_KE"/>
-        </w:rPr>
-        <w:t xml:space="preserve">, </w:t>
-      </w:r>
-      <w:r>
-        <w:rPr>
-          <w:lang w:val="sw_KE" w:bidi="sw_KE"/>
-        </w:rPr>
-        <w:t>zawadi</w:t>
-      </w:r>
-      <w:r>
-        <w:rPr>
-          <w:lang w:val="sw_KE" w:bidi="sw_KE"/>
-        </w:rPr>
-        <w:t>)</w:t>
-      </w:r>
-    </w:p>
-    <w:p>
-      <w:pPr>
-        <w:pStyle w:val="Heading3"/>
-      </w:pPr>
-      <w:r>
-        <w:rPr>
-          <w:lang w:val="sw_KE" w:bidi="sw_KE"/>
-        </w:rPr>
-        <w:t>Marejeleo ya Biblia:</w:t>
-      </w:r>
-    </w:p>
-    <w:p>
-      <w:pPr>
-        <w:pStyle w:val="ListBullet"/>
-        <w:spacing w:line="240" w:lineRule="auto"/>
-        <w:ind w:left="720"/>
-      </w:pPr>
-      <w:r>
-        <w:rPr>
-          <w:lang w:val="sw_KE" w:bidi="sw_KE"/>
-        </w:rPr>
-      </w:r>
-      <w:r>
-        <w:rPr>
-          <w:lang w:val="sw_KE" w:bidi="sw_KE"/>
-        </w:rPr>
-        <w:t>1 Samweli 10:10</w:t>
-      </w:r>
-    </w:p>
-    <w:p>
-      <w:pPr>
-        <w:pStyle w:val="ListBullet"/>
-        <w:spacing w:line="240" w:lineRule="auto"/>
-        <w:ind w:left="720"/>
-      </w:pPr>
-      <w:r>
-        <w:rPr>
-          <w:lang w:val="sw_KE" w:bidi="sw_KE"/>
-        </w:rPr>
-      </w:r>
-      <w:r>
-        <w:rPr>
-          <w:lang w:val="sw_KE" w:bidi="sw_KE"/>
-        </w:rPr>
-        <w:t>1 Wathesalonike 4:7–8</w:t>
-      </w:r>
-    </w:p>
-    <w:p>
-      <w:pPr>
-        <w:pStyle w:val="ListBullet"/>
-        <w:spacing w:line="240" w:lineRule="auto"/>
-        <w:ind w:left="720"/>
-      </w:pPr>
-      <w:r>
-        <w:rPr>
-          <w:lang w:val="sw_KE" w:bidi="sw_KE"/>
-        </w:rPr>
-      </w:r>
-      <w:r>
-        <w:rPr>
-          <w:lang w:val="sw_KE" w:bidi="sw_KE"/>
-        </w:rPr>
-        <w:t>Matendo 8:17</w:t>
-      </w:r>
-    </w:p>
-    <w:p>
-      <w:pPr>
-        <w:pStyle w:val="ListBullet"/>
-        <w:spacing w:line="240" w:lineRule="auto"/>
-        <w:ind w:left="720"/>
-      </w:pPr>
-      <w:r>
-        <w:rPr>
-          <w:lang w:val="sw_KE" w:bidi="sw_KE"/>
-        </w:rPr>
-      </w:r>
-      <w:r>
-        <w:rPr>
-          <w:lang w:val="sw_KE" w:bidi="sw_KE"/>
-        </w:rPr>
-        <w:t>Wagalatia 5:25</w:t>
-      </w:r>
-    </w:p>
-    <w:p>
-      <w:pPr>
-        <w:pStyle w:val="ListBullet"/>
-        <w:spacing w:line="240" w:lineRule="auto"/>
-        <w:ind w:left="720"/>
-      </w:pPr>
-      <w:r>
-        <w:rPr>
-          <w:lang w:val="sw_KE" w:bidi="sw_KE"/>
-        </w:rPr>
-      </w:r>
-      <w:r>
-        <w:rPr>
-          <w:lang w:val="sw_KE" w:bidi="sw_KE"/>
-        </w:rPr>
-        <w:t>Mwanzo 1:1–2</w:t>
-      </w:r>
-    </w:p>
-    <w:p>
-      <w:pPr>
-        <w:pStyle w:val="ListBullet"/>
-        <w:spacing w:line="240" w:lineRule="auto"/>
-        <w:ind w:left="720"/>
-      </w:pPr>
-      <w:r>
-        <w:rPr>
-          <w:lang w:val="sw_KE" w:bidi="sw_KE"/>
-        </w:rPr>
-      </w:r>
-      <w:r>
-        <w:rPr>
-          <w:lang w:val="sw_KE" w:bidi="sw_KE"/>
-        </w:rPr>
-        <w:t>Isaya 63:10</w:t>
-      </w:r>
-    </w:p>
-    <w:p>
-      <w:pPr>
-        <w:pStyle w:val="ListBullet"/>
-        <w:spacing w:line="240" w:lineRule="auto"/>
-        <w:ind w:left="720"/>
-      </w:pPr>
-      <w:r>
-        <w:rPr>
-          <w:lang w:val="sw_KE" w:bidi="sw_KE"/>
-        </w:rPr>
-      </w:r>
-      <w:r>
-        <w:rPr>
-          <w:lang w:val="sw_KE" w:bidi="sw_KE"/>
-        </w:rPr>
-        <w:t>Ayubu 33:4</w:t>
-      </w:r>
-    </w:p>
-    <w:p>
-      <w:pPr>
-        <w:pStyle w:val="ListBullet"/>
-        <w:spacing w:line="240" w:lineRule="auto"/>
-        <w:ind w:left="720"/>
-      </w:pPr>
-      <w:r>
-        <w:rPr>
-          <w:lang w:val="sw_KE" w:bidi="sw_KE"/>
-        </w:rPr>
-      </w:r>
-      <w:r>
-        <w:rPr>
-          <w:lang w:val="sw_KE" w:bidi="sw_KE"/>
-        </w:rPr>
-        <w:t>Mathayo 12:31</w:t>
-      </w:r>
-    </w:p>
-    <w:p>
-      <w:pPr>
-        <w:pStyle w:val="ListBullet"/>
-        <w:spacing w:line="240" w:lineRule="auto"/>
-        <w:ind w:left="720"/>
-      </w:pPr>
-      <w:r>
-        <w:rPr>
-          <w:lang w:val="sw_KE" w:bidi="sw_KE"/>
-        </w:rPr>
-      </w:r>
-      <w:r>
-        <w:rPr>
-          <w:lang w:val="sw_KE" w:bidi="sw_KE"/>
-        </w:rPr>
-        <w:t>Mathayo 28:18–19</w:t>
-      </w:r>
-    </w:p>
-    <w:p>
-      <w:pPr>
-        <w:pStyle w:val="ListBullet"/>
-        <w:spacing w:line="240" w:lineRule="auto"/>
-        <w:ind w:left="720"/>
-      </w:pPr>
-      <w:r>
-        <w:rPr>
-          <w:lang w:val="sw_KE" w:bidi="sw_KE"/>
-        </w:rPr>
-      </w:r>
-      <w:r>
-        <w:rPr>
-          <w:lang w:val="sw_KE" w:bidi="sw_KE"/>
-        </w:rPr>
-        <w:t>Zaburi 51:10–11</w:t>
-      </w:r>
-    </w:p>
-    <w:p>
-      <w:pPr>
-        <w:pStyle w:val="Heading3"/>
-      </w:pPr>
-      <w:r>
-        <w:rPr>
-          <w:lang w:val="sw_KE" w:bidi="sw_KE"/>
-        </w:rPr>
-        <w:t>Mifano kutoka kwa hadithi za Biblia:</w:t>
-      </w:r>
-    </w:p>
-    <w:p>
-      <w:pPr>
-        <w:pStyle w:val="ListBullet"/>
-        <w:spacing w:line="240" w:lineRule="auto"/>
-        <w:ind w:left="720"/>
-      </w:pPr>
-      <w:r>
-        <w:rPr>
-          <w:lang w:val="sw_KE" w:bidi="sw_KE"/>
-        </w:rPr>
-      </w:r>
-      <w:r>
-        <w:rPr>
-          <w:b/>
-          <w:lang w:val="sw_KE" w:bidi="sw_KE"/>
-        </w:rPr>
-        <w:t>1:1</w:t>
-      </w:r>
-      <w:r>
-        <w:rPr>
-          <w:lang w:val="sw_KE" w:bidi="sw_KE"/>
-        </w:rPr>
-        <w:t xml:space="preserve"> Lakini </w:t>
-      </w:r>
-      <w:r>
-        <w:rPr>
-          <w:b/>
-          <w:lang w:val="sw_KE" w:bidi="sw_KE"/>
-        </w:rPr>
-        <w:t>Roho wa Mungu</w:t>
-      </w:r>
-      <w:r>
-        <w:rPr>
-          <w:lang w:val="sw_KE" w:bidi="sw_KE"/>
-        </w:rPr>
-        <w:t xml:space="preserve"> alikuwa pale juu ya maji.</w:t>
-      </w:r>
-    </w:p>
-    <w:p>
-      <w:pPr>
-        <w:pStyle w:val="ListBullet"/>
-        <w:spacing w:line="240" w:lineRule="auto"/>
-        <w:ind w:left="720"/>
-      </w:pPr>
-      <w:r>
-        <w:rPr>
-          <w:lang w:val="sw_KE" w:bidi="sw_KE"/>
-        </w:rPr>
-      </w:r>
-      <w:r>
-        <w:rPr>
-          <w:b/>
-          <w:lang w:val="sw_KE" w:bidi="sw_KE"/>
-        </w:rPr>
-        <w:t>24:8</w:t>
-      </w:r>
-      <w:r>
-        <w:rPr>
-          <w:lang w:val="sw_KE" w:bidi="sw_KE"/>
-        </w:rPr>
-        <w:t xml:space="preserve"> Yesu alipotoka kwenye maji baada ya kubatizwa, </w:t>
-      </w:r>
-      <w:r>
-        <w:rPr>
-          <w:b/>
-          <w:lang w:val="sw_KE" w:bidi="sw_KE"/>
-        </w:rPr>
-        <w:t>Roho wa Mungu</w:t>
-      </w:r>
-      <w:r>
-        <w:rPr>
-          <w:lang w:val="sw_KE" w:bidi="sw_KE"/>
-        </w:rPr>
-        <w:t xml:space="preserve"> alionekana katika umbo la hua na kushuka na kukaa juu yake.</w:t>
-      </w:r>
-    </w:p>
-    <w:p>
-      <w:pPr>
-        <w:pStyle w:val="ListBullet"/>
-        <w:spacing w:line="240" w:lineRule="auto"/>
-        <w:ind w:left="720"/>
-      </w:pPr>
-      <w:r>
-        <w:rPr>
-          <w:lang w:val="sw_KE" w:bidi="sw_KE"/>
-        </w:rPr>
-      </w:r>
-      <w:r>
-        <w:rPr>
-          <w:b/>
-          <w:lang w:val="sw_KE" w:bidi="sw_KE"/>
-        </w:rPr>
-        <w:t>26:1</w:t>
-      </w:r>
-      <w:r>
-        <w:rPr>
-          <w:lang w:val="sw_KE" w:bidi="sw_KE"/>
-        </w:rPr>
-        <w:t xml:space="preserve"> Baada ya kushinda majaribu ya Shetani, Yesu alirudi kwa nguvu za </w:t>
-      </w:r>
-      <w:r>
-        <w:rPr>
-          <w:b/>
-          <w:lang w:val="sw_KE" w:bidi="sw_KE"/>
-        </w:rPr>
-        <w:t>Roho Mtakatifu</w:t>
-      </w:r>
-      <w:r>
-        <w:rPr>
-          <w:lang w:val="sw_KE" w:bidi="sw_KE"/>
-        </w:rPr>
-        <w:t xml:space="preserve"> katika eneo la Galilaya ambako aliishi.</w:t>
-      </w:r>
-    </w:p>
-    <w:p>
-      <w:pPr>
-        <w:pStyle w:val="ListBullet"/>
-        <w:spacing w:line="240" w:lineRule="auto"/>
-        <w:ind w:left="720"/>
-      </w:pPr>
-      <w:r>
-        <w:rPr>
-          <w:lang w:val="sw_KE" w:bidi="sw_KE"/>
-        </w:rPr>
-      </w:r>
-      <w:r>
-        <w:rPr>
-          <w:b/>
-          <w:lang w:val="sw_KE" w:bidi="sw_KE"/>
-        </w:rPr>
-        <w:t>26:3</w:t>
-      </w:r>
-      <w:r>
-        <w:rPr>
-          <w:lang w:val="sw_KE" w:bidi="sw_KE"/>
-        </w:rPr>
-        <w:t xml:space="preserve"> Yesu alisoma, “Mungu amenipa </w:t>
-      </w:r>
-      <w:r>
-        <w:rPr>
-          <w:b/>
-          <w:lang w:val="sw_KE" w:bidi="sw_KE"/>
-        </w:rPr>
-        <w:t>Roho wake</w:t>
-      </w:r>
-      <w:r>
-        <w:rPr>
-          <w:lang w:val="sw_KE" w:bidi="sw_KE"/>
-        </w:rPr>
-        <w:t xml:space="preserve"> ili niweze kutangaza Habari Njema kwa maskini, uhuru kwa wafungwa, kurejesha kuona kwa vipofu, na kuwaachilia walioonewa.”</w:t>
-      </w:r>
-    </w:p>
-    <w:p>
-      <w:pPr>
-        <w:pStyle w:val="ListBullet"/>
-        <w:spacing w:line="240" w:lineRule="auto"/>
-        <w:ind w:left="720"/>
-      </w:pPr>
-      <w:r>
-        <w:rPr>
-          <w:lang w:val="sw_KE" w:bidi="sw_KE"/>
-        </w:rPr>
-      </w:r>
-      <w:r>
-        <w:rPr>
-          <w:b/>
-          <w:lang w:val="sw_KE" w:bidi="sw_KE"/>
-        </w:rPr>
-        <w:t>42:10</w:t>
-      </w:r>
-      <w:r>
-        <w:rPr>
-          <w:lang w:val="sw_KE" w:bidi="sw_KE"/>
-        </w:rPr>
-        <w:t xml:space="preserve"> “Kwa hiyo nendeni, mkawafanye wanafunzi wa makabila yote kwa kuwabatiza kwa jina la Baba, Mwana, na </w:t>
-      </w:r>
-      <w:r>
-        <w:rPr>
-          <w:b/>
-          <w:lang w:val="sw_KE" w:bidi="sw_KE"/>
-        </w:rPr>
-        <w:t>Roho Mtakatifu</w:t>
-      </w:r>
-      <w:r>
-        <w:rPr>
-          <w:lang w:val="sw_KE" w:bidi="sw_KE"/>
-        </w:rPr>
-        <w:t xml:space="preserve"> na kwa kuwafundisha kuyashika yote niliyowaamuru.”</w:t>
-      </w:r>
-    </w:p>
-    <w:p>
-      <w:pPr>
-        <w:pStyle w:val="ListBullet"/>
-        <w:spacing w:line="240" w:lineRule="auto"/>
-        <w:ind w:left="720"/>
-      </w:pPr>
-      <w:r>
-        <w:rPr>
-          <w:lang w:val="sw_KE" w:bidi="sw_KE"/>
-        </w:rPr>
-      </w:r>
-      <w:r>
-        <w:rPr>
-          <w:b/>
-          <w:lang w:val="sw_KE" w:bidi="sw_KE"/>
-        </w:rPr>
-        <w:t>43:3</w:t>
-      </w:r>
-      <w:r>
-        <w:rPr>
-          <w:lang w:val="sw_KE" w:bidi="sw_KE"/>
-        </w:rPr>
-        <w:t xml:space="preserve"> Wote walijazwa na </w:t>
-      </w:r>
-      <w:r>
-        <w:rPr>
-          <w:b/>
-          <w:lang w:val="sw_KE" w:bidi="sw_KE"/>
-        </w:rPr>
-        <w:t>Roho Mtakatifu</w:t>
-      </w:r>
-      <w:r>
-        <w:rPr>
-          <w:lang w:val="sw_KE" w:bidi="sw_KE"/>
-        </w:rPr>
-        <w:t xml:space="preserve"> na wakaanza kuzungumza kwa lugha nyingine.</w:t>
-      </w:r>
-    </w:p>
-    <w:p>
-      <w:pPr>
-        <w:pStyle w:val="ListBullet"/>
-        <w:spacing w:line="240" w:lineRule="auto"/>
-        <w:ind w:left="720"/>
-      </w:pPr>
-      <w:r>
-        <w:rPr>
-          <w:lang w:val="sw_KE" w:bidi="sw_KE"/>
-        </w:rPr>
-      </w:r>
-      <w:r>
-        <w:rPr>
-          <w:b/>
-          <w:lang w:val="sw_KE" w:bidi="sw_KE"/>
-        </w:rPr>
-        <w:t>43:8</w:t>
-      </w:r>
-      <w:r>
-        <w:rPr>
-          <w:lang w:val="sw_KE" w:bidi="sw_KE"/>
-        </w:rPr>
-        <w:t xml:space="preserve"> “Na Yesu ametuma </w:t>
-      </w:r>
-      <w:r>
-        <w:rPr>
-          <w:b/>
-          <w:lang w:val="sw_KE" w:bidi="sw_KE"/>
-        </w:rPr>
-        <w:t>Roho Mtakatifu</w:t>
-      </w:r>
-      <w:r>
-        <w:rPr>
-          <w:lang w:val="sw_KE" w:bidi="sw_KE"/>
-        </w:rPr>
-        <w:t xml:space="preserve"> kama alivyoahidi angefanya. </w:t>
-      </w:r>
-      <w:r>
-        <w:rPr>
-          <w:b/>
-          <w:lang w:val="sw_KE" w:bidi="sw_KE"/>
-        </w:rPr>
-        <w:t>Roho Mtakatifu</w:t>
-      </w:r>
-      <w:r>
-        <w:rPr>
-          <w:lang w:val="sw_KE" w:bidi="sw_KE"/>
-        </w:rPr>
-        <w:t xml:space="preserve"> anasababisha mambo ambayo sasa mnayaona na kuyasikia.”</w:t>
-      </w:r>
-    </w:p>
-    <w:p>
-      <w:pPr>
-        <w:pStyle w:val="ListBullet"/>
-        <w:spacing w:line="240" w:lineRule="auto"/>
-        <w:ind w:left="720"/>
-      </w:pPr>
-      <w:r>
-        <w:rPr>
-          <w:lang w:val="sw_KE" w:bidi="sw_KE"/>
-        </w:rPr>
-      </w:r>
-      <w:r>
-        <w:rPr>
-          <w:b/>
-          <w:lang w:val="sw_KE" w:bidi="sw_KE"/>
-        </w:rPr>
-        <w:t>43:11</w:t>
-      </w:r>
-      <w:r>
-        <w:rPr>
-          <w:lang w:val="sw_KE" w:bidi="sw_KE"/>
-        </w:rPr>
-        <w:t xml:space="preserve"> Petro akawajibu, “Kila mmoja wenu anapaswa kutubu na kubatizwa kwa jina la Yesu Kristo ili Mungu asamehe dhambi zenu. Kisha pia atawapa zawadi ya </w:t>
-      </w:r>
-      <w:r>
-        <w:rPr>
-          <w:b/>
-          <w:lang w:val="sw_KE" w:bidi="sw_KE"/>
-        </w:rPr>
-        <w:t>Roho Mtakatifu</w:t>
-      </w:r>
-      <w:r>
-        <w:rPr>
-          <w:lang w:val="sw_KE" w:bidi="sw_KE"/>
-        </w:rPr>
-        <w:t>.”</w:t>
-      </w:r>
-    </w:p>
-    <w:p>
-      <w:pPr>
-        <w:pStyle w:val="ListBullet"/>
-        <w:spacing w:line="240" w:lineRule="auto"/>
-        <w:ind w:left="720"/>
-      </w:pPr>
-      <w:r>
-        <w:rPr>
-          <w:lang w:val="sw_KE" w:bidi="sw_KE"/>
-        </w:rPr>
-      </w:r>
-      <w:r>
-        <w:rPr>
-          <w:b/>
-          <w:lang w:val="sw_KE" w:bidi="sw_KE"/>
-        </w:rPr>
-        <w:t>45:1</w:t>
-      </w:r>
-      <w:r>
-        <w:rPr>
-          <w:lang w:val="sw_KE" w:bidi="sw_KE"/>
-        </w:rPr>
-        <w:t xml:space="preserve"> Yeye (Stefano) alikuwa na sifa nzuri na alikuwa amejaa </w:t>
-      </w:r>
-      <w:r>
-        <w:rPr>
-          <w:b/>
-          <w:lang w:val="sw_KE" w:bidi="sw_KE"/>
-        </w:rPr>
-        <w:t>Roho Mtakatifu</w:t>
-      </w:r>
-      <w:r>
-        <w:rPr>
-          <w:lang w:val="sw_KE" w:bidi="sw_KE"/>
-        </w:rPr>
-        <w:t xml:space="preserve"> na hekima.</w:t>
-      </w:r>
-    </w:p>
-    <w:p>
-      <w:pPr>
-        <w:pStyle w:val="Heading3"/>
-      </w:pPr>
-      <w:r>
-        <w:rPr>
-          <w:lang w:val="sw_KE" w:bidi="sw_KE"/>
-        </w:rPr>
-        <w:t>Data ya Neno:</w:t>
-      </w:r>
-    </w:p>
-    <w:p>
-      <w:pPr>
-        <w:pStyle w:val="ListBullet"/>
-        <w:spacing w:line="240" w:lineRule="auto"/>
-        <w:ind w:left="720"/>
-      </w:pPr>
-      <w:r>
-        <w:rPr>
-          <w:lang w:val="sw_KE" w:bidi="sw_KE"/>
-        </w:rPr>
-      </w:r>
-      <w:r>
-        <w:rPr>
-          <w:lang w:val="sw_KE" w:bidi="sw_KE"/>
-        </w:rPr>
-        <w:t>Strong's: H3068, H6944, H7307, G00400, G41510</w:t>
-      </w:r>
-      <w:r>
-        <w:rPr>
-          <w:lang w:val="sw_KE" w:bidi="sw_KE"/>
-        </w:rPr>
-      </w:r>
-      <w:r>
-        <w:rPr>
-          <w:lang w:val="sw_KE" w:bidi="sw_KE"/>
-        </w:rPr>
-      </w:r>
-    </w:p>
-    <w:p>
-      <w:pPr/>
-      <w:r>
-        <w:rPr>
-          <w:lang w:val="sw_KE" w:bidi="sw_KE"/>
-        </w:rPr>
-      </w:r>
-    </w:p>
-    <w:p>
-      <w:pPr>
-        <w:pStyle w:val="Heading2"/>
-      </w:pPr>
-      <w:r>
-        <w:rPr>
-          <w:lang w:val="sw_KE" w:bidi="sw_KE"/>
-        </w:rPr>
-        <w:t>Rumi</w:t>
-      </w:r>
-      <w:r>
-        <w:rPr>
-          <w:lang w:val="sw_KE" w:bidi="sw_KE"/>
-        </w:rPr>
-      </w:r>
-    </w:p>
-    <w:p>
-      <w:pPr>
-        <w:pStyle w:val="Heading3"/>
-      </w:pPr>
-      <w:r>
-        <w:rPr>
-          <w:lang w:val="sw_KE" w:bidi="sw_KE"/>
-        </w:rPr>
-        <w:t>Uhalisia:</w:t>
-      </w:r>
-    </w:p>
-    <w:p>
-      <w:pPr/>
-      <w:r>
-        <w:rPr>
-          <w:lang w:val="sw_KE" w:bidi="sw_KE"/>
-        </w:rPr>
-      </w:r>
-      <w:r>
-        <w:rPr>
-          <w:lang w:val="sw_KE" w:bidi="sw_KE"/>
-        </w:rPr>
-        <w:t>Katika nyakati za Agano Jipya, mji wa Rumi ulikuwa kitovu cha Dola la Kirumi. Sasa ni mji mkuu wa nchi ya kisasa ya Italia.</w:t>
-      </w:r>
-    </w:p>
-    <w:p>
-      <w:pPr>
-        <w:pStyle w:val="ListBullet"/>
-        <w:spacing w:line="240" w:lineRule="auto"/>
-        <w:ind w:left="720"/>
-      </w:pPr>
-      <w:r>
-        <w:rPr>
-          <w:lang w:val="sw_KE" w:bidi="sw_KE"/>
-        </w:rPr>
-      </w:r>
-      <w:r>
-        <w:rPr>
-          <w:lang w:val="sw_KE" w:bidi="sw_KE"/>
-        </w:rPr>
-        <w:t>Dola la Kirumi lilitawala maeneo yote yanayozunguka Bahari ya Mediterania, ikiwa ni pamoja na Israeli.</w:t>
-      </w:r>
-    </w:p>
-    <w:p>
-      <w:pPr>
-        <w:pStyle w:val="ListBullet"/>
-        <w:spacing w:line="240" w:lineRule="auto"/>
-        <w:ind w:left="720"/>
-      </w:pPr>
-      <w:r>
-        <w:rPr>
-          <w:lang w:val="sw_KE" w:bidi="sw_KE"/>
-        </w:rPr>
-      </w:r>
-      <w:r>
-        <w:rPr>
-          <w:lang w:val="sw_KE" w:bidi="sw_KE"/>
-        </w:rPr>
-        <w:t>Neno "Warumi" lilirejelea chochote kinachohusiana na maeneo yaliyodhibitiwa na serikali ya Kirumi, ikiwemo raia na maafisa wa Kirumi.</w:t>
-      </w:r>
-    </w:p>
-    <w:p>
-      <w:pPr>
-        <w:pStyle w:val="ListBullet"/>
-        <w:spacing w:line="240" w:lineRule="auto"/>
-        <w:ind w:left="720"/>
-      </w:pPr>
-      <w:r>
-        <w:rPr>
-          <w:lang w:val="sw_KE" w:bidi="sw_KE"/>
-        </w:rPr>
-      </w:r>
-      <w:r>
-        <w:rPr>
-          <w:lang w:val="sw_KE" w:bidi="sw_KE"/>
-        </w:rPr>
-        <w:t>Mtume Paulo alipelekwa katika mji wa Rumi akiwa mfungwa kwa sababu alihubiri Habari Njema kuhusu Yesu.</w:t>
-      </w:r>
-    </w:p>
-    <w:p>
-      <w:pPr>
-        <w:pStyle w:val="ListBullet"/>
-        <w:spacing w:line="240" w:lineRule="auto"/>
-        <w:ind w:left="720"/>
-      </w:pPr>
-      <w:r>
-        <w:rPr>
-          <w:lang w:val="sw_KE" w:bidi="sw_KE"/>
-        </w:rPr>
-      </w:r>
-      <w:r>
-        <w:rPr>
-          <w:lang w:val="sw_KE" w:bidi="sw_KE"/>
-        </w:rPr>
-        <w:t>Kitabu cha Agano Jipya kinachoitwa "Warumi" ni barua ambayo Paulo aliwaandikia Wakristo waliokuwa Roma.</w:t>
-      </w:r>
-    </w:p>
-    <w:p>
-      <w:pPr/>
-      <w:r>
-        <w:rPr>
-          <w:lang w:val="sw_KE" w:bidi="sw_KE"/>
-        </w:rPr>
-      </w:r>
-      <w:r>
-        <w:rPr>
-          <w:lang w:val="sw_KE" w:bidi="sw_KE"/>
-        </w:rPr>
-        <w:t xml:space="preserve">(Tazama pia: </w:t>
-      </w:r>
-      <w:r>
-        <w:rPr>
-          <w:lang w:val="sw_KE" w:bidi="sw_KE"/>
-        </w:rPr>
         <w:t>Habari Njema</w:t>
       </w:r>
       <w:r>
         <w:rPr>
           <w:lang w:val="sw_KE" w:bidi="sw_KE"/>
         </w:rPr>
-        <w:t xml:space="preserve">, </w:t>
-      </w:r>
-      <w:r>
-        <w:rPr>
-          <w:lang w:val="sw_KE" w:bidi="sw_KE"/>
-        </w:rPr>
-        <w:t>Bahari</w:t>
-      </w:r>
-      <w:r>
-        <w:rPr>
-          <w:lang w:val="sw_KE" w:bidi="sw_KE"/>
-        </w:rPr>
-        <w:t xml:space="preserve">, </w:t>
+        <w:t xml:space="preserve">, Bahari, </w:t>
       </w:r>
       <w:r>
         <w:rPr>
